--- a/docs/cerinte/Formulare_Cerinte_Nerea.docx
+++ b/docs/cerinte/Formulare_Cerinte_Nerea.docx
@@ -2,2132 +2,6 @@
 <file path=word/document.xml><?xml version="1.0" encoding="utf-8"?>
 <w:document xmlns:wpc="http://schemas.microsoft.com/office/word/2010/wordprocessingCanvas" xmlns:mc="http://schemas.openxmlformats.org/markup-compatibility/2006" xmlns:o="urn:schemas-microsoft-com:office:office" xmlns:r="http://schemas.openxmlformats.org/officeDocument/2006/relationships" xmlns:m="http://schemas.openxmlformats.org/officeDocument/2006/math" xmlns:v="urn:schemas-microsoft-com:vml" xmlns:wp14="http://schemas.microsoft.com/office/word/2010/wordprocessingDrawing" xmlns:wp="http://schemas.openxmlformats.org/drawingml/2006/wordprocessingDrawing" xmlns:w10="urn:schemas-microsoft-com:office:word" xmlns:w="http://schemas.openxmlformats.org/wordprocessingml/2006/main" xmlns:w14="http://schemas.microsoft.com/office/word/2010/wordml" xmlns:w15="http://schemas.microsoft.com/office/word/2012/wordml" xmlns:wpg="http://schemas.microsoft.com/office/word/2010/wordprocessingGroup" xmlns:wpi="http://schemas.microsoft.com/office/word/2010/wordprocessingInk" xmlns:wne="http://schemas.microsoft.com/office/word/2006/wordml" xmlns:wps="http://schemas.microsoft.com/office/word/2010/wordprocessingShape" mc:Ignorable="w14 w15 wp14">
   <w:body>
-    <w:p>
-      <w:pPr>
-        <w:rPr>
-          <w:sz w:val="24"/>
-          <w:szCs w:val="24"/>
-        </w:rPr>
-      </w:pPr>
-    </w:p>
-    <w:p>
-      <w:pPr>
-        <w:rPr>
-          <w:sz w:val="24"/>
-          <w:szCs w:val="24"/>
-        </w:rPr>
-      </w:pPr>
-    </w:p>
-    <w:tbl>
-      <w:tblPr>
-        <w:tblW w:w="5000" w:type="pct"/>
-        <w:tblCellMar>
-          <w:top w:w="15" w:type="dxa"/>
-          <w:left w:w="15" w:type="dxa"/>
-          <w:bottom w:w="15" w:type="dxa"/>
-          <w:right w:w="15" w:type="dxa"/>
-        </w:tblCellMar>
-        <w:tblLook w:val="04A0" w:firstRow="1" w:lastRow="0" w:firstColumn="1" w:lastColumn="0" w:noHBand="0" w:noVBand="1"/>
-      </w:tblPr>
-      <w:tblGrid>
-        <w:gridCol w:w="843"/>
-        <w:gridCol w:w="8167"/>
-      </w:tblGrid>
-      <w:tr>
-        <w:trPr>
-          <w:tblHeader/>
-        </w:trPr>
-        <w:tc>
-          <w:tcPr>
-            <w:tcW w:w="468" w:type="pct"/>
-            <w:tcBorders>
-              <w:top w:val="single" w:sz="6" w:space="0" w:color="DDDDDD"/>
-              <w:left w:val="single" w:sz="6" w:space="0" w:color="DDDDDD"/>
-              <w:bottom w:val="single" w:sz="6" w:space="0" w:color="DDDDDD"/>
-              <w:right w:val="single" w:sz="6" w:space="0" w:color="DDDDDD"/>
-            </w:tcBorders>
-            <w:shd w:val="clear" w:color="auto" w:fill="F2F2F2"/>
-            <w:tcMar>
-              <w:top w:w="120" w:type="dxa"/>
-              <w:left w:w="120" w:type="dxa"/>
-              <w:bottom w:w="120" w:type="dxa"/>
-              <w:right w:w="120" w:type="dxa"/>
-            </w:tcMar>
-            <w:vAlign w:val="center"/>
-            <w:hideMark/>
-          </w:tcPr>
-          <w:p>
-            <w:pPr>
-              <w:spacing w:after="0" w:line="240" w:lineRule="auto"/>
-              <w:rPr>
-                <w:rFonts w:eastAsia="Times New Roman"/>
-                <w:b/>
-                <w:bCs/>
-                <w:sz w:val="24"/>
-                <w:szCs w:val="24"/>
-                <w:lang w:eastAsia="ro-RO"/>
-              </w:rPr>
-            </w:pPr>
-            <w:r>
-              <w:rPr>
-                <w:rFonts w:eastAsia="Times New Roman"/>
-                <w:b/>
-                <w:bCs/>
-                <w:sz w:val="24"/>
-                <w:szCs w:val="24"/>
-                <w:lang w:eastAsia="ro-RO"/>
-              </w:rPr>
-              <w:t>ID</w:t>
-            </w:r>
-          </w:p>
-        </w:tc>
-        <w:tc>
-          <w:tcPr>
-            <w:tcW w:w="4532" w:type="pct"/>
-            <w:tcBorders>
-              <w:top w:val="single" w:sz="6" w:space="0" w:color="DDDDDD"/>
-              <w:left w:val="single" w:sz="6" w:space="0" w:color="DDDDDD"/>
-              <w:bottom w:val="single" w:sz="6" w:space="0" w:color="DDDDDD"/>
-              <w:right w:val="single" w:sz="6" w:space="0" w:color="DDDDDD"/>
-            </w:tcBorders>
-            <w:shd w:val="clear" w:color="auto" w:fill="F2F2F2"/>
-            <w:tcMar>
-              <w:top w:w="120" w:type="dxa"/>
-              <w:left w:w="120" w:type="dxa"/>
-              <w:bottom w:w="120" w:type="dxa"/>
-              <w:right w:w="120" w:type="dxa"/>
-            </w:tcMar>
-            <w:vAlign w:val="center"/>
-            <w:hideMark/>
-          </w:tcPr>
-          <w:p>
-            <w:pPr>
-              <w:spacing w:after="0" w:line="240" w:lineRule="auto"/>
-              <w:rPr>
-                <w:rFonts w:eastAsia="Times New Roman"/>
-                <w:b/>
-                <w:bCs/>
-                <w:sz w:val="24"/>
-                <w:szCs w:val="24"/>
-                <w:lang w:eastAsia="ro-RO"/>
-              </w:rPr>
-            </w:pPr>
-            <w:r>
-              <w:rPr>
-                <w:rFonts w:eastAsia="Times New Roman"/>
-                <w:b/>
-                <w:bCs/>
-                <w:sz w:val="24"/>
-                <w:szCs w:val="24"/>
-                <w:lang w:eastAsia="ro-RO"/>
-              </w:rPr>
-              <w:t>Cerință</w:t>
-            </w:r>
-          </w:p>
-        </w:tc>
-      </w:tr>
-      <w:tr>
-        <w:tc>
-          <w:tcPr>
-            <w:tcW w:w="468" w:type="pct"/>
-            <w:tcBorders>
-              <w:top w:val="single" w:sz="6" w:space="0" w:color="DDDDDD"/>
-              <w:left w:val="single" w:sz="6" w:space="0" w:color="DDDDDD"/>
-              <w:bottom w:val="single" w:sz="6" w:space="0" w:color="DDDDDD"/>
-              <w:right w:val="single" w:sz="6" w:space="0" w:color="DDDDDD"/>
-            </w:tcBorders>
-            <w:tcMar>
-              <w:top w:w="120" w:type="dxa"/>
-              <w:left w:w="120" w:type="dxa"/>
-              <w:bottom w:w="120" w:type="dxa"/>
-              <w:right w:w="120" w:type="dxa"/>
-            </w:tcMar>
-            <w:vAlign w:val="center"/>
-            <w:hideMark/>
-          </w:tcPr>
-          <w:p>
-            <w:pPr>
-              <w:spacing w:after="0" w:line="240" w:lineRule="auto"/>
-              <w:rPr>
-                <w:rFonts w:eastAsia="Times New Roman"/>
-                <w:sz w:val="24"/>
-                <w:szCs w:val="24"/>
-                <w:lang w:eastAsia="ro-RO"/>
-              </w:rPr>
-            </w:pPr>
-            <w:r>
-              <w:rPr>
-                <w:rFonts w:eastAsia="Times New Roman"/>
-                <w:sz w:val="24"/>
-                <w:szCs w:val="24"/>
-                <w:lang w:eastAsia="ro-RO"/>
-              </w:rPr>
-              <w:t>C-01</w:t>
-            </w:r>
-          </w:p>
-        </w:tc>
-        <w:tc>
-          <w:tcPr>
-            <w:tcW w:w="4532" w:type="pct"/>
-            <w:tcBorders>
-              <w:top w:val="single" w:sz="6" w:space="0" w:color="DDDDDD"/>
-              <w:left w:val="single" w:sz="6" w:space="0" w:color="DDDDDD"/>
-              <w:bottom w:val="single" w:sz="6" w:space="0" w:color="DDDDDD"/>
-              <w:right w:val="single" w:sz="6" w:space="0" w:color="DDDDDD"/>
-            </w:tcBorders>
-            <w:tcMar>
-              <w:top w:w="120" w:type="dxa"/>
-              <w:left w:w="120" w:type="dxa"/>
-              <w:bottom w:w="120" w:type="dxa"/>
-              <w:right w:w="120" w:type="dxa"/>
-            </w:tcMar>
-            <w:vAlign w:val="center"/>
-            <w:hideMark/>
-          </w:tcPr>
-          <w:p>
-            <w:pPr>
-              <w:spacing w:after="0" w:line="240" w:lineRule="auto"/>
-              <w:rPr>
-                <w:rFonts w:eastAsia="Times New Roman"/>
-                <w:sz w:val="24"/>
-                <w:szCs w:val="24"/>
-                <w:lang w:eastAsia="ro-RO"/>
-              </w:rPr>
-            </w:pPr>
-            <w:r>
-              <w:rPr>
-                <w:rFonts w:eastAsia="Times New Roman"/>
-                <w:sz w:val="24"/>
-                <w:szCs w:val="24"/>
-                <w:lang w:eastAsia="ro-RO"/>
-              </w:rPr>
-              <w:t>Aplicația trebuie să fie accesibilă printr-un browser web și să ofere o interfață simplă pentru operatori, personalul de mentenanță și personalul de logistică.</w:t>
-            </w:r>
-          </w:p>
-        </w:tc>
-      </w:tr>
-      <w:tr>
-        <w:tc>
-          <w:tcPr>
-            <w:tcW w:w="468" w:type="pct"/>
-            <w:tcBorders>
-              <w:top w:val="single" w:sz="6" w:space="0" w:color="DDDDDD"/>
-              <w:left w:val="single" w:sz="6" w:space="0" w:color="DDDDDD"/>
-              <w:bottom w:val="single" w:sz="6" w:space="0" w:color="DDDDDD"/>
-              <w:right w:val="single" w:sz="6" w:space="0" w:color="DDDDDD"/>
-            </w:tcBorders>
-            <w:tcMar>
-              <w:top w:w="120" w:type="dxa"/>
-              <w:left w:w="120" w:type="dxa"/>
-              <w:bottom w:w="120" w:type="dxa"/>
-              <w:right w:w="120" w:type="dxa"/>
-            </w:tcMar>
-            <w:vAlign w:val="center"/>
-            <w:hideMark/>
-          </w:tcPr>
-          <w:p>
-            <w:pPr>
-              <w:spacing w:after="0" w:line="240" w:lineRule="auto"/>
-              <w:rPr>
-                <w:rFonts w:eastAsia="Times New Roman"/>
-                <w:sz w:val="24"/>
-                <w:szCs w:val="24"/>
-                <w:lang w:eastAsia="ro-RO"/>
-              </w:rPr>
-            </w:pPr>
-            <w:r>
-              <w:rPr>
-                <w:rFonts w:eastAsia="Times New Roman"/>
-                <w:sz w:val="24"/>
-                <w:szCs w:val="24"/>
-                <w:lang w:eastAsia="ro-RO"/>
-              </w:rPr>
-              <w:t>C-02</w:t>
-            </w:r>
-          </w:p>
-        </w:tc>
-        <w:tc>
-          <w:tcPr>
-            <w:tcW w:w="4532" w:type="pct"/>
-            <w:tcBorders>
-              <w:top w:val="single" w:sz="6" w:space="0" w:color="DDDDDD"/>
-              <w:left w:val="single" w:sz="6" w:space="0" w:color="DDDDDD"/>
-              <w:bottom w:val="single" w:sz="6" w:space="0" w:color="DDDDDD"/>
-              <w:right w:val="single" w:sz="6" w:space="0" w:color="DDDDDD"/>
-            </w:tcBorders>
-            <w:tcMar>
-              <w:top w:w="120" w:type="dxa"/>
-              <w:left w:w="120" w:type="dxa"/>
-              <w:bottom w:w="120" w:type="dxa"/>
-              <w:right w:w="120" w:type="dxa"/>
-            </w:tcMar>
-            <w:vAlign w:val="center"/>
-            <w:hideMark/>
-          </w:tcPr>
-          <w:p>
-            <w:pPr>
-              <w:spacing w:after="0" w:line="240" w:lineRule="auto"/>
-              <w:rPr>
-                <w:rFonts w:eastAsia="Times New Roman"/>
-                <w:sz w:val="24"/>
-                <w:szCs w:val="24"/>
-                <w:lang w:eastAsia="ro-RO"/>
-              </w:rPr>
-            </w:pPr>
-            <w:r>
-              <w:rPr>
-                <w:rFonts w:eastAsia="Times New Roman"/>
-                <w:sz w:val="24"/>
-                <w:szCs w:val="24"/>
-                <w:lang w:eastAsia="ro-RO"/>
-              </w:rPr>
-              <w:t>Accesul la aplicație trebuie realizat prin autentificare, cu drepturi de consultare și modificare acordate în funcție de rolul utilizatorului.</w:t>
-            </w:r>
-          </w:p>
-        </w:tc>
-      </w:tr>
-      <w:tr>
-        <w:tc>
-          <w:tcPr>
-            <w:tcW w:w="468" w:type="pct"/>
-            <w:tcBorders>
-              <w:top w:val="single" w:sz="6" w:space="0" w:color="DDDDDD"/>
-              <w:left w:val="single" w:sz="6" w:space="0" w:color="DDDDDD"/>
-              <w:bottom w:val="single" w:sz="6" w:space="0" w:color="DDDDDD"/>
-              <w:right w:val="single" w:sz="6" w:space="0" w:color="DDDDDD"/>
-            </w:tcBorders>
-            <w:tcMar>
-              <w:top w:w="120" w:type="dxa"/>
-              <w:left w:w="120" w:type="dxa"/>
-              <w:bottom w:w="120" w:type="dxa"/>
-              <w:right w:w="120" w:type="dxa"/>
-            </w:tcMar>
-            <w:vAlign w:val="center"/>
-            <w:hideMark/>
-          </w:tcPr>
-          <w:p>
-            <w:pPr>
-              <w:spacing w:after="0" w:line="240" w:lineRule="auto"/>
-              <w:rPr>
-                <w:rFonts w:eastAsia="Times New Roman"/>
-                <w:sz w:val="24"/>
-                <w:szCs w:val="24"/>
-                <w:lang w:eastAsia="ro-RO"/>
-              </w:rPr>
-            </w:pPr>
-            <w:r>
-              <w:rPr>
-                <w:rFonts w:eastAsia="Times New Roman"/>
-                <w:sz w:val="24"/>
-                <w:szCs w:val="24"/>
-                <w:lang w:eastAsia="ro-RO"/>
-              </w:rPr>
-              <w:t>C-03</w:t>
-            </w:r>
-          </w:p>
-        </w:tc>
-        <w:tc>
-          <w:tcPr>
-            <w:tcW w:w="4532" w:type="pct"/>
-            <w:tcBorders>
-              <w:top w:val="single" w:sz="6" w:space="0" w:color="DDDDDD"/>
-              <w:left w:val="single" w:sz="6" w:space="0" w:color="DDDDDD"/>
-              <w:bottom w:val="single" w:sz="6" w:space="0" w:color="DDDDDD"/>
-              <w:right w:val="single" w:sz="6" w:space="0" w:color="DDDDDD"/>
-            </w:tcBorders>
-            <w:tcMar>
-              <w:top w:w="120" w:type="dxa"/>
-              <w:left w:w="120" w:type="dxa"/>
-              <w:bottom w:w="120" w:type="dxa"/>
-              <w:right w:w="120" w:type="dxa"/>
-            </w:tcMar>
-            <w:vAlign w:val="center"/>
-            <w:hideMark/>
-          </w:tcPr>
-          <w:p>
-            <w:pPr>
-              <w:spacing w:after="0" w:line="240" w:lineRule="auto"/>
-              <w:rPr>
-                <w:rFonts w:eastAsia="Times New Roman"/>
-                <w:sz w:val="24"/>
-                <w:szCs w:val="24"/>
-                <w:lang w:eastAsia="ro-RO"/>
-              </w:rPr>
-            </w:pPr>
-            <w:r>
-              <w:rPr>
-                <w:rFonts w:eastAsia="Times New Roman"/>
-                <w:sz w:val="24"/>
-                <w:szCs w:val="24"/>
-                <w:lang w:eastAsia="ro-RO"/>
-              </w:rPr>
-              <w:t>Aplicația trebuie să permită administrarea catalogului de piese de schimb prin adăugarea, modificarea, arhivarea și consultarea articolelor, cu cod unic, denumire, categorie, unitate de măsură și descriere opțională.</w:t>
-            </w:r>
-          </w:p>
-        </w:tc>
-      </w:tr>
-      <w:tr>
-        <w:tc>
-          <w:tcPr>
-            <w:tcW w:w="468" w:type="pct"/>
-            <w:tcBorders>
-              <w:top w:val="single" w:sz="6" w:space="0" w:color="DDDDDD"/>
-              <w:left w:val="single" w:sz="6" w:space="0" w:color="DDDDDD"/>
-              <w:bottom w:val="single" w:sz="6" w:space="0" w:color="DDDDDD"/>
-              <w:right w:val="single" w:sz="6" w:space="0" w:color="DDDDDD"/>
-            </w:tcBorders>
-            <w:tcMar>
-              <w:top w:w="120" w:type="dxa"/>
-              <w:left w:w="120" w:type="dxa"/>
-              <w:bottom w:w="120" w:type="dxa"/>
-              <w:right w:w="120" w:type="dxa"/>
-            </w:tcMar>
-            <w:vAlign w:val="center"/>
-            <w:hideMark/>
-          </w:tcPr>
-          <w:p>
-            <w:pPr>
-              <w:spacing w:after="0" w:line="240" w:lineRule="auto"/>
-              <w:rPr>
-                <w:rFonts w:eastAsia="Times New Roman"/>
-                <w:sz w:val="24"/>
-                <w:szCs w:val="24"/>
-                <w:lang w:eastAsia="ro-RO"/>
-              </w:rPr>
-            </w:pPr>
-            <w:r>
-              <w:rPr>
-                <w:rFonts w:eastAsia="Times New Roman"/>
-                <w:sz w:val="24"/>
-                <w:szCs w:val="24"/>
-                <w:lang w:eastAsia="ro-RO"/>
-              </w:rPr>
-              <w:t>C-04</w:t>
-            </w:r>
-          </w:p>
-        </w:tc>
-        <w:tc>
-          <w:tcPr>
-            <w:tcW w:w="4532" w:type="pct"/>
-            <w:tcBorders>
-              <w:top w:val="single" w:sz="6" w:space="0" w:color="DDDDDD"/>
-              <w:left w:val="single" w:sz="6" w:space="0" w:color="DDDDDD"/>
-              <w:bottom w:val="single" w:sz="6" w:space="0" w:color="DDDDDD"/>
-              <w:right w:val="single" w:sz="6" w:space="0" w:color="DDDDDD"/>
-            </w:tcBorders>
-            <w:tcMar>
-              <w:top w:w="120" w:type="dxa"/>
-              <w:left w:w="120" w:type="dxa"/>
-              <w:bottom w:w="120" w:type="dxa"/>
-              <w:right w:w="120" w:type="dxa"/>
-            </w:tcMar>
-            <w:vAlign w:val="center"/>
-            <w:hideMark/>
-          </w:tcPr>
-          <w:p>
-            <w:pPr>
-              <w:spacing w:after="0" w:line="240" w:lineRule="auto"/>
-              <w:rPr>
-                <w:rFonts w:eastAsia="Times New Roman"/>
-                <w:sz w:val="24"/>
-                <w:szCs w:val="24"/>
-                <w:lang w:eastAsia="ro-RO"/>
-              </w:rPr>
-            </w:pPr>
-            <w:r>
-              <w:rPr>
-                <w:rFonts w:eastAsia="Times New Roman"/>
-                <w:sz w:val="24"/>
-                <w:szCs w:val="24"/>
-                <w:lang w:eastAsia="ro-RO"/>
-              </w:rPr>
-              <w:t>Pentru fiecare articol, aplicația trebuie să evidențieze cantitățile existente și amplasarea acestora în depozit, inclusiv rotomatul și poziția de depozitare.</w:t>
-            </w:r>
-          </w:p>
-        </w:tc>
-      </w:tr>
-      <w:tr>
-        <w:tc>
-          <w:tcPr>
-            <w:tcW w:w="468" w:type="pct"/>
-            <w:tcBorders>
-              <w:top w:val="single" w:sz="6" w:space="0" w:color="DDDDDD"/>
-              <w:left w:val="single" w:sz="6" w:space="0" w:color="DDDDDD"/>
-              <w:bottom w:val="single" w:sz="6" w:space="0" w:color="DDDDDD"/>
-              <w:right w:val="single" w:sz="6" w:space="0" w:color="DDDDDD"/>
-            </w:tcBorders>
-            <w:tcMar>
-              <w:top w:w="120" w:type="dxa"/>
-              <w:left w:w="120" w:type="dxa"/>
-              <w:bottom w:w="120" w:type="dxa"/>
-              <w:right w:w="120" w:type="dxa"/>
-            </w:tcMar>
-            <w:vAlign w:val="center"/>
-            <w:hideMark/>
-          </w:tcPr>
-          <w:p>
-            <w:pPr>
-              <w:spacing w:after="0" w:line="240" w:lineRule="auto"/>
-              <w:rPr>
-                <w:rFonts w:eastAsia="Times New Roman"/>
-                <w:sz w:val="24"/>
-                <w:szCs w:val="24"/>
-                <w:lang w:eastAsia="ro-RO"/>
-              </w:rPr>
-            </w:pPr>
-            <w:r>
-              <w:rPr>
-                <w:rFonts w:eastAsia="Times New Roman"/>
-                <w:sz w:val="24"/>
-                <w:szCs w:val="24"/>
-                <w:lang w:eastAsia="ro-RO"/>
-              </w:rPr>
-              <w:t>C-05</w:t>
-            </w:r>
-          </w:p>
-        </w:tc>
-        <w:tc>
-          <w:tcPr>
-            <w:tcW w:w="4532" w:type="pct"/>
-            <w:tcBorders>
-              <w:top w:val="single" w:sz="6" w:space="0" w:color="DDDDDD"/>
-              <w:left w:val="single" w:sz="6" w:space="0" w:color="DDDDDD"/>
-              <w:bottom w:val="single" w:sz="6" w:space="0" w:color="DDDDDD"/>
-              <w:right w:val="single" w:sz="6" w:space="0" w:color="DDDDDD"/>
-            </w:tcBorders>
-            <w:tcMar>
-              <w:top w:w="120" w:type="dxa"/>
-              <w:left w:w="120" w:type="dxa"/>
-              <w:bottom w:w="120" w:type="dxa"/>
-              <w:right w:w="120" w:type="dxa"/>
-            </w:tcMar>
-            <w:vAlign w:val="center"/>
-            <w:hideMark/>
-          </w:tcPr>
-          <w:p>
-            <w:pPr>
-              <w:spacing w:after="0" w:line="240" w:lineRule="auto"/>
-              <w:rPr>
-                <w:rFonts w:eastAsia="Times New Roman"/>
-                <w:sz w:val="24"/>
-                <w:szCs w:val="24"/>
-                <w:lang w:eastAsia="ro-RO"/>
-              </w:rPr>
-            </w:pPr>
-            <w:r>
-              <w:rPr>
-                <w:rFonts w:eastAsia="Times New Roman"/>
-                <w:sz w:val="24"/>
-                <w:szCs w:val="24"/>
-                <w:lang w:eastAsia="ro-RO"/>
-              </w:rPr>
-              <w:t>Inventarul trebuie să diferențieze piesele utilizabile, defecte și de verificat și să afișeze separat cantitatea totală și cantitatea disponibilă pentru intervenții. Numai piesele utilizabile trebuie considerate disponibile.</w:t>
-            </w:r>
-          </w:p>
-        </w:tc>
-      </w:tr>
-      <w:tr>
-        <w:tc>
-          <w:tcPr>
-            <w:tcW w:w="468" w:type="pct"/>
-            <w:tcBorders>
-              <w:top w:val="single" w:sz="6" w:space="0" w:color="DDDDDD"/>
-              <w:left w:val="single" w:sz="6" w:space="0" w:color="DDDDDD"/>
-              <w:bottom w:val="single" w:sz="6" w:space="0" w:color="DDDDDD"/>
-              <w:right w:val="single" w:sz="6" w:space="0" w:color="DDDDDD"/>
-            </w:tcBorders>
-            <w:tcMar>
-              <w:top w:w="120" w:type="dxa"/>
-              <w:left w:w="120" w:type="dxa"/>
-              <w:bottom w:w="120" w:type="dxa"/>
-              <w:right w:w="120" w:type="dxa"/>
-            </w:tcMar>
-            <w:vAlign w:val="center"/>
-            <w:hideMark/>
-          </w:tcPr>
-          <w:p>
-            <w:pPr>
-              <w:spacing w:after="0" w:line="240" w:lineRule="auto"/>
-              <w:rPr>
-                <w:rFonts w:eastAsia="Times New Roman"/>
-                <w:sz w:val="24"/>
-                <w:szCs w:val="24"/>
-                <w:lang w:eastAsia="ro-RO"/>
-              </w:rPr>
-            </w:pPr>
-            <w:r>
-              <w:rPr>
-                <w:rFonts w:eastAsia="Times New Roman"/>
-                <w:sz w:val="24"/>
-                <w:szCs w:val="24"/>
-                <w:lang w:eastAsia="ro-RO"/>
-              </w:rPr>
-              <w:t>C-06</w:t>
-            </w:r>
-          </w:p>
-        </w:tc>
-        <w:tc>
-          <w:tcPr>
-            <w:tcW w:w="4532" w:type="pct"/>
-            <w:tcBorders>
-              <w:top w:val="single" w:sz="6" w:space="0" w:color="DDDDDD"/>
-              <w:left w:val="single" w:sz="6" w:space="0" w:color="DDDDDD"/>
-              <w:bottom w:val="single" w:sz="6" w:space="0" w:color="DDDDDD"/>
-              <w:right w:val="single" w:sz="6" w:space="0" w:color="DDDDDD"/>
-            </w:tcBorders>
-            <w:tcMar>
-              <w:top w:w="120" w:type="dxa"/>
-              <w:left w:w="120" w:type="dxa"/>
-              <w:bottom w:w="120" w:type="dxa"/>
-              <w:right w:w="120" w:type="dxa"/>
-            </w:tcMar>
-            <w:vAlign w:val="center"/>
-            <w:hideMark/>
-          </w:tcPr>
-          <w:p>
-            <w:pPr>
-              <w:spacing w:after="0" w:line="240" w:lineRule="auto"/>
-              <w:rPr>
-                <w:rFonts w:eastAsia="Times New Roman"/>
-                <w:sz w:val="24"/>
-                <w:szCs w:val="24"/>
-                <w:lang w:eastAsia="ro-RO"/>
-              </w:rPr>
-            </w:pPr>
-            <w:r>
-              <w:rPr>
-                <w:rFonts w:eastAsia="Times New Roman"/>
-                <w:sz w:val="24"/>
-                <w:szCs w:val="24"/>
-                <w:lang w:eastAsia="ro-RO"/>
-              </w:rPr>
-              <w:t>Personalul de mentenanță trebuie să poată căuta piesele după cod sau denumire și să consulte starea, cantitatea și amplasarea acestora.</w:t>
-            </w:r>
-          </w:p>
-        </w:tc>
-      </w:tr>
-      <w:tr>
-        <w:tc>
-          <w:tcPr>
-            <w:tcW w:w="468" w:type="pct"/>
-            <w:tcBorders>
-              <w:top w:val="single" w:sz="6" w:space="0" w:color="DDDDDD"/>
-              <w:left w:val="single" w:sz="6" w:space="0" w:color="DDDDDD"/>
-              <w:bottom w:val="single" w:sz="6" w:space="0" w:color="DDDDDD"/>
-              <w:right w:val="single" w:sz="6" w:space="0" w:color="DDDDDD"/>
-            </w:tcBorders>
-            <w:tcMar>
-              <w:top w:w="120" w:type="dxa"/>
-              <w:left w:w="120" w:type="dxa"/>
-              <w:bottom w:w="120" w:type="dxa"/>
-              <w:right w:w="120" w:type="dxa"/>
-            </w:tcMar>
-            <w:vAlign w:val="center"/>
-            <w:hideMark/>
-          </w:tcPr>
-          <w:p>
-            <w:pPr>
-              <w:spacing w:after="0" w:line="240" w:lineRule="auto"/>
-              <w:rPr>
-                <w:rFonts w:eastAsia="Times New Roman"/>
-                <w:sz w:val="24"/>
-                <w:szCs w:val="24"/>
-                <w:lang w:eastAsia="ro-RO"/>
-              </w:rPr>
-            </w:pPr>
-            <w:r>
-              <w:rPr>
-                <w:rFonts w:eastAsia="Times New Roman"/>
-                <w:sz w:val="24"/>
-                <w:szCs w:val="24"/>
-                <w:lang w:eastAsia="ro-RO"/>
-              </w:rPr>
-              <w:t>C-07</w:t>
-            </w:r>
-          </w:p>
-        </w:tc>
-        <w:tc>
-          <w:tcPr>
-            <w:tcW w:w="4532" w:type="pct"/>
-            <w:tcBorders>
-              <w:top w:val="single" w:sz="6" w:space="0" w:color="DDDDDD"/>
-              <w:left w:val="single" w:sz="6" w:space="0" w:color="DDDDDD"/>
-              <w:bottom w:val="single" w:sz="6" w:space="0" w:color="DDDDDD"/>
-              <w:right w:val="single" w:sz="6" w:space="0" w:color="DDDDDD"/>
-            </w:tcBorders>
-            <w:tcMar>
-              <w:top w:w="120" w:type="dxa"/>
-              <w:left w:w="120" w:type="dxa"/>
-              <w:bottom w:w="120" w:type="dxa"/>
-              <w:right w:w="120" w:type="dxa"/>
-            </w:tcMar>
-            <w:vAlign w:val="center"/>
-            <w:hideMark/>
-          </w:tcPr>
-          <w:p>
-            <w:pPr>
-              <w:spacing w:after="0" w:line="240" w:lineRule="auto"/>
-              <w:rPr>
-                <w:rFonts w:eastAsia="Times New Roman"/>
-                <w:sz w:val="24"/>
-                <w:szCs w:val="24"/>
-                <w:lang w:eastAsia="ro-RO"/>
-              </w:rPr>
-            </w:pPr>
-            <w:r>
-              <w:rPr>
-                <w:rFonts w:eastAsia="Times New Roman"/>
-                <w:sz w:val="24"/>
-                <w:szCs w:val="24"/>
-                <w:lang w:eastAsia="ro-RO"/>
-              </w:rPr>
-              <w:t>Aplicația trebuie să permită înregistrarea recepțiilor, eliberărilor și corecțiilor de stoc, cu identificarea piesei, cantității, datei, motivului și utilizatorului. La recepție trebuie să poată fi menționate furnizorul și documentul aferent.</w:t>
-            </w:r>
-          </w:p>
-        </w:tc>
-      </w:tr>
-      <w:tr>
-        <w:tc>
-          <w:tcPr>
-            <w:tcW w:w="468" w:type="pct"/>
-            <w:tcBorders>
-              <w:top w:val="single" w:sz="6" w:space="0" w:color="DDDDDD"/>
-              <w:left w:val="single" w:sz="6" w:space="0" w:color="DDDDDD"/>
-              <w:bottom w:val="single" w:sz="6" w:space="0" w:color="DDDDDD"/>
-              <w:right w:val="single" w:sz="6" w:space="0" w:color="DDDDDD"/>
-            </w:tcBorders>
-            <w:tcMar>
-              <w:top w:w="120" w:type="dxa"/>
-              <w:left w:w="120" w:type="dxa"/>
-              <w:bottom w:w="120" w:type="dxa"/>
-              <w:right w:w="120" w:type="dxa"/>
-            </w:tcMar>
-            <w:vAlign w:val="center"/>
-            <w:hideMark/>
-          </w:tcPr>
-          <w:p>
-            <w:pPr>
-              <w:spacing w:after="0" w:line="240" w:lineRule="auto"/>
-              <w:rPr>
-                <w:rFonts w:eastAsia="Times New Roman"/>
-                <w:sz w:val="24"/>
-                <w:szCs w:val="24"/>
-                <w:lang w:eastAsia="ro-RO"/>
-              </w:rPr>
-            </w:pPr>
-            <w:r>
-              <w:rPr>
-                <w:rFonts w:eastAsia="Times New Roman"/>
-                <w:sz w:val="24"/>
-                <w:szCs w:val="24"/>
-                <w:lang w:eastAsia="ro-RO"/>
-              </w:rPr>
-              <w:t>C-08</w:t>
-            </w:r>
-          </w:p>
-        </w:tc>
-        <w:tc>
-          <w:tcPr>
-            <w:tcW w:w="4532" w:type="pct"/>
-            <w:tcBorders>
-              <w:top w:val="single" w:sz="6" w:space="0" w:color="DDDDDD"/>
-              <w:left w:val="single" w:sz="6" w:space="0" w:color="DDDDDD"/>
-              <w:bottom w:val="single" w:sz="6" w:space="0" w:color="DDDDDD"/>
-              <w:right w:val="single" w:sz="6" w:space="0" w:color="DDDDDD"/>
-            </w:tcBorders>
-            <w:tcMar>
-              <w:top w:w="120" w:type="dxa"/>
-              <w:left w:w="120" w:type="dxa"/>
-              <w:bottom w:w="120" w:type="dxa"/>
-              <w:right w:w="120" w:type="dxa"/>
-            </w:tcMar>
-            <w:vAlign w:val="center"/>
-            <w:hideMark/>
-          </w:tcPr>
-          <w:p>
-            <w:pPr>
-              <w:spacing w:after="0" w:line="240" w:lineRule="auto"/>
-              <w:rPr>
-                <w:rFonts w:eastAsia="Times New Roman"/>
-                <w:sz w:val="24"/>
-                <w:szCs w:val="24"/>
-                <w:lang w:eastAsia="ro-RO"/>
-              </w:rPr>
-            </w:pPr>
-            <w:r>
-              <w:rPr>
-                <w:rFonts w:eastAsia="Times New Roman"/>
-                <w:sz w:val="24"/>
-                <w:szCs w:val="24"/>
-                <w:lang w:eastAsia="ro-RO"/>
-              </w:rPr>
-              <w:t>Stocul trebuie actualizat automat după fiecare mișcare, iar eliberarea unei cantități mai mari decât cea utilizabilă disponibilă trebuie blocată.</w:t>
-            </w:r>
-          </w:p>
-        </w:tc>
-      </w:tr>
-      <w:tr>
-        <w:tc>
-          <w:tcPr>
-            <w:tcW w:w="468" w:type="pct"/>
-            <w:tcBorders>
-              <w:top w:val="single" w:sz="6" w:space="0" w:color="DDDDDD"/>
-              <w:left w:val="single" w:sz="6" w:space="0" w:color="DDDDDD"/>
-              <w:bottom w:val="single" w:sz="6" w:space="0" w:color="DDDDDD"/>
-              <w:right w:val="single" w:sz="6" w:space="0" w:color="DDDDDD"/>
-            </w:tcBorders>
-            <w:tcMar>
-              <w:top w:w="120" w:type="dxa"/>
-              <w:left w:w="120" w:type="dxa"/>
-              <w:bottom w:w="120" w:type="dxa"/>
-              <w:right w:w="120" w:type="dxa"/>
-            </w:tcMar>
-            <w:vAlign w:val="center"/>
-            <w:hideMark/>
-          </w:tcPr>
-          <w:p>
-            <w:pPr>
-              <w:spacing w:after="0" w:line="240" w:lineRule="auto"/>
-              <w:rPr>
-                <w:rFonts w:eastAsia="Times New Roman"/>
-                <w:sz w:val="24"/>
-                <w:szCs w:val="24"/>
-                <w:lang w:eastAsia="ro-RO"/>
-              </w:rPr>
-            </w:pPr>
-            <w:r>
-              <w:rPr>
-                <w:rFonts w:eastAsia="Times New Roman"/>
-                <w:sz w:val="24"/>
-                <w:szCs w:val="24"/>
-                <w:lang w:eastAsia="ro-RO"/>
-              </w:rPr>
-              <w:t>C-09</w:t>
-            </w:r>
-          </w:p>
-        </w:tc>
-        <w:tc>
-          <w:tcPr>
-            <w:tcW w:w="4532" w:type="pct"/>
-            <w:tcBorders>
-              <w:top w:val="single" w:sz="6" w:space="0" w:color="DDDDDD"/>
-              <w:left w:val="single" w:sz="6" w:space="0" w:color="DDDDDD"/>
-              <w:bottom w:val="single" w:sz="6" w:space="0" w:color="DDDDDD"/>
-              <w:right w:val="single" w:sz="6" w:space="0" w:color="DDDDDD"/>
-            </w:tcBorders>
-            <w:tcMar>
-              <w:top w:w="120" w:type="dxa"/>
-              <w:left w:w="120" w:type="dxa"/>
-              <w:bottom w:w="120" w:type="dxa"/>
-              <w:right w:w="120" w:type="dxa"/>
-            </w:tcMar>
-            <w:vAlign w:val="center"/>
-            <w:hideMark/>
-          </w:tcPr>
-          <w:p>
-            <w:pPr>
-              <w:spacing w:after="0" w:line="240" w:lineRule="auto"/>
-              <w:rPr>
-                <w:rFonts w:eastAsia="Times New Roman"/>
-                <w:sz w:val="24"/>
-                <w:szCs w:val="24"/>
-                <w:lang w:eastAsia="ro-RO"/>
-              </w:rPr>
-            </w:pPr>
-            <w:r>
-              <w:rPr>
-                <w:rFonts w:eastAsia="Times New Roman"/>
-                <w:sz w:val="24"/>
-                <w:szCs w:val="24"/>
-                <w:lang w:eastAsia="ro-RO"/>
-              </w:rPr>
-              <w:t>Piesele folosite pentru reparații trebuie asociate intervenției și echipamentului pentru care au fost eliberate.</w:t>
-            </w:r>
-          </w:p>
-        </w:tc>
-      </w:tr>
-      <w:tr>
-        <w:tc>
-          <w:tcPr>
-            <w:tcW w:w="468" w:type="pct"/>
-            <w:tcBorders>
-              <w:top w:val="single" w:sz="6" w:space="0" w:color="DDDDDD"/>
-              <w:left w:val="single" w:sz="6" w:space="0" w:color="DDDDDD"/>
-              <w:bottom w:val="single" w:sz="6" w:space="0" w:color="DDDDDD"/>
-              <w:right w:val="single" w:sz="6" w:space="0" w:color="DDDDDD"/>
-            </w:tcBorders>
-            <w:tcMar>
-              <w:top w:w="120" w:type="dxa"/>
-              <w:left w:w="120" w:type="dxa"/>
-              <w:bottom w:w="120" w:type="dxa"/>
-              <w:right w:w="120" w:type="dxa"/>
-            </w:tcMar>
-            <w:vAlign w:val="center"/>
-            <w:hideMark/>
-          </w:tcPr>
-          <w:p>
-            <w:pPr>
-              <w:spacing w:after="0" w:line="240" w:lineRule="auto"/>
-              <w:rPr>
-                <w:rFonts w:eastAsia="Times New Roman"/>
-                <w:sz w:val="24"/>
-                <w:szCs w:val="24"/>
-                <w:lang w:eastAsia="ro-RO"/>
-              </w:rPr>
-            </w:pPr>
-            <w:r>
-              <w:rPr>
-                <w:rFonts w:eastAsia="Times New Roman"/>
-                <w:sz w:val="24"/>
-                <w:szCs w:val="24"/>
-                <w:lang w:eastAsia="ro-RO"/>
-              </w:rPr>
-              <w:t>C-10</w:t>
-            </w:r>
-          </w:p>
-        </w:tc>
-        <w:tc>
-          <w:tcPr>
-            <w:tcW w:w="4532" w:type="pct"/>
-            <w:tcBorders>
-              <w:top w:val="single" w:sz="6" w:space="0" w:color="DDDDDD"/>
-              <w:left w:val="single" w:sz="6" w:space="0" w:color="DDDDDD"/>
-              <w:bottom w:val="single" w:sz="6" w:space="0" w:color="DDDDDD"/>
-              <w:right w:val="single" w:sz="6" w:space="0" w:color="DDDDDD"/>
-            </w:tcBorders>
-            <w:tcMar>
-              <w:top w:w="120" w:type="dxa"/>
-              <w:left w:w="120" w:type="dxa"/>
-              <w:bottom w:w="120" w:type="dxa"/>
-              <w:right w:w="120" w:type="dxa"/>
-            </w:tcMar>
-            <w:vAlign w:val="center"/>
-            <w:hideMark/>
-          </w:tcPr>
-          <w:p>
-            <w:pPr>
-              <w:spacing w:after="0" w:line="240" w:lineRule="auto"/>
-              <w:rPr>
-                <w:rFonts w:eastAsia="Times New Roman"/>
-                <w:sz w:val="24"/>
-                <w:szCs w:val="24"/>
-                <w:lang w:eastAsia="ro-RO"/>
-              </w:rPr>
-            </w:pPr>
-            <w:r>
-              <w:rPr>
-                <w:rFonts w:eastAsia="Times New Roman"/>
-                <w:sz w:val="24"/>
-                <w:szCs w:val="24"/>
-                <w:lang w:eastAsia="ro-RO"/>
-              </w:rPr>
-              <w:t>Șeful mentenanței, cu rol de administrator, trebuie să poată actualiza starea pieselor și să înregistreze eliminarea celor defecte sau incomplete. Până la eliminare, acestea trebuie să rămână în evidență, fără a fi disponibile pentru intervenții.</w:t>
-            </w:r>
-          </w:p>
-        </w:tc>
-      </w:tr>
-      <w:tr>
-        <w:tc>
-          <w:tcPr>
-            <w:tcW w:w="468" w:type="pct"/>
-            <w:tcBorders>
-              <w:top w:val="single" w:sz="6" w:space="0" w:color="DDDDDD"/>
-              <w:left w:val="single" w:sz="6" w:space="0" w:color="DDDDDD"/>
-              <w:bottom w:val="single" w:sz="6" w:space="0" w:color="DDDDDD"/>
-              <w:right w:val="single" w:sz="6" w:space="0" w:color="DDDDDD"/>
-            </w:tcBorders>
-            <w:tcMar>
-              <w:top w:w="120" w:type="dxa"/>
-              <w:left w:w="120" w:type="dxa"/>
-              <w:bottom w:w="120" w:type="dxa"/>
-              <w:right w:w="120" w:type="dxa"/>
-            </w:tcMar>
-            <w:vAlign w:val="center"/>
-            <w:hideMark/>
-          </w:tcPr>
-          <w:p>
-            <w:pPr>
-              <w:spacing w:after="0" w:line="240" w:lineRule="auto"/>
-              <w:rPr>
-                <w:rFonts w:eastAsia="Times New Roman"/>
-                <w:sz w:val="24"/>
-                <w:szCs w:val="24"/>
-                <w:lang w:eastAsia="ro-RO"/>
-              </w:rPr>
-            </w:pPr>
-            <w:r>
-              <w:rPr>
-                <w:rFonts w:eastAsia="Times New Roman"/>
-                <w:sz w:val="24"/>
-                <w:szCs w:val="24"/>
-                <w:lang w:eastAsia="ro-RO"/>
-              </w:rPr>
-              <w:t>C-11</w:t>
-            </w:r>
-          </w:p>
-        </w:tc>
-        <w:tc>
-          <w:tcPr>
-            <w:tcW w:w="4532" w:type="pct"/>
-            <w:tcBorders>
-              <w:top w:val="single" w:sz="6" w:space="0" w:color="DDDDDD"/>
-              <w:left w:val="single" w:sz="6" w:space="0" w:color="DDDDDD"/>
-              <w:bottom w:val="single" w:sz="6" w:space="0" w:color="DDDDDD"/>
-              <w:right w:val="single" w:sz="6" w:space="0" w:color="DDDDDD"/>
-            </w:tcBorders>
-            <w:tcMar>
-              <w:top w:w="120" w:type="dxa"/>
-              <w:left w:w="120" w:type="dxa"/>
-              <w:bottom w:w="120" w:type="dxa"/>
-              <w:right w:w="120" w:type="dxa"/>
-            </w:tcMar>
-            <w:vAlign w:val="center"/>
-            <w:hideMark/>
-          </w:tcPr>
-          <w:p>
-            <w:pPr>
-              <w:spacing w:after="0" w:line="240" w:lineRule="auto"/>
-              <w:rPr>
-                <w:rFonts w:eastAsia="Times New Roman"/>
-                <w:sz w:val="24"/>
-                <w:szCs w:val="24"/>
-                <w:lang w:eastAsia="ro-RO"/>
-              </w:rPr>
-            </w:pPr>
-            <w:r>
-              <w:rPr>
-                <w:rFonts w:eastAsia="Times New Roman"/>
-                <w:sz w:val="24"/>
-                <w:szCs w:val="24"/>
-                <w:lang w:eastAsia="ro-RO"/>
-              </w:rPr>
-              <w:t>Piesele demontate din utilaje și constatate defecte nu trebuie reintroduse în inventar. Piesele care pot fi reutilizate trebuie să poată fi reintroduse manual numai de administrator, ca utilizabile sau de verificat.</w:t>
-            </w:r>
-          </w:p>
-        </w:tc>
-      </w:tr>
-      <w:tr>
-        <w:tc>
-          <w:tcPr>
-            <w:tcW w:w="468" w:type="pct"/>
-            <w:tcBorders>
-              <w:top w:val="single" w:sz="6" w:space="0" w:color="DDDDDD"/>
-              <w:left w:val="single" w:sz="6" w:space="0" w:color="DDDDDD"/>
-              <w:bottom w:val="single" w:sz="6" w:space="0" w:color="DDDDDD"/>
-              <w:right w:val="single" w:sz="6" w:space="0" w:color="DDDDDD"/>
-            </w:tcBorders>
-            <w:tcMar>
-              <w:top w:w="120" w:type="dxa"/>
-              <w:left w:w="120" w:type="dxa"/>
-              <w:bottom w:w="120" w:type="dxa"/>
-              <w:right w:w="120" w:type="dxa"/>
-            </w:tcMar>
-            <w:vAlign w:val="center"/>
-            <w:hideMark/>
-          </w:tcPr>
-          <w:p>
-            <w:pPr>
-              <w:spacing w:after="0" w:line="240" w:lineRule="auto"/>
-              <w:rPr>
-                <w:rFonts w:eastAsia="Times New Roman"/>
-                <w:sz w:val="24"/>
-                <w:szCs w:val="24"/>
-                <w:lang w:eastAsia="ro-RO"/>
-              </w:rPr>
-            </w:pPr>
-            <w:r>
-              <w:rPr>
-                <w:rFonts w:eastAsia="Times New Roman"/>
-                <w:sz w:val="24"/>
-                <w:szCs w:val="24"/>
-                <w:lang w:eastAsia="ro-RO"/>
-              </w:rPr>
-              <w:t>C-12</w:t>
-            </w:r>
-          </w:p>
-        </w:tc>
-        <w:tc>
-          <w:tcPr>
-            <w:tcW w:w="4532" w:type="pct"/>
-            <w:tcBorders>
-              <w:top w:val="single" w:sz="6" w:space="0" w:color="DDDDDD"/>
-              <w:left w:val="single" w:sz="6" w:space="0" w:color="DDDDDD"/>
-              <w:bottom w:val="single" w:sz="6" w:space="0" w:color="DDDDDD"/>
-              <w:right w:val="single" w:sz="6" w:space="0" w:color="DDDDDD"/>
-            </w:tcBorders>
-            <w:tcMar>
-              <w:top w:w="120" w:type="dxa"/>
-              <w:left w:w="120" w:type="dxa"/>
-              <w:bottom w:w="120" w:type="dxa"/>
-              <w:right w:w="120" w:type="dxa"/>
-            </w:tcMar>
-            <w:vAlign w:val="center"/>
-            <w:hideMark/>
-          </w:tcPr>
-          <w:p>
-            <w:pPr>
-              <w:spacing w:after="0" w:line="240" w:lineRule="auto"/>
-              <w:rPr>
-                <w:rFonts w:eastAsia="Times New Roman"/>
-                <w:sz w:val="24"/>
-                <w:szCs w:val="24"/>
-                <w:lang w:eastAsia="ro-RO"/>
-              </w:rPr>
-            </w:pPr>
-            <w:r>
-              <w:rPr>
-                <w:rFonts w:eastAsia="Times New Roman"/>
-                <w:sz w:val="24"/>
-                <w:szCs w:val="24"/>
-                <w:lang w:eastAsia="ro-RO"/>
-              </w:rPr>
-              <w:t>Aplicația trebuie să permită stabilirea unor praguri minime de stoc și semnalarea articolelor ajunse la prag sau sub acesta.</w:t>
-            </w:r>
-          </w:p>
-        </w:tc>
-      </w:tr>
-      <w:tr>
-        <w:tc>
-          <w:tcPr>
-            <w:tcW w:w="468" w:type="pct"/>
-            <w:tcBorders>
-              <w:top w:val="single" w:sz="6" w:space="0" w:color="DDDDDD"/>
-              <w:left w:val="single" w:sz="6" w:space="0" w:color="DDDDDD"/>
-              <w:bottom w:val="single" w:sz="6" w:space="0" w:color="DDDDDD"/>
-              <w:right w:val="single" w:sz="6" w:space="0" w:color="DDDDDD"/>
-            </w:tcBorders>
-            <w:tcMar>
-              <w:top w:w="120" w:type="dxa"/>
-              <w:left w:w="120" w:type="dxa"/>
-              <w:bottom w:w="120" w:type="dxa"/>
-              <w:right w:w="120" w:type="dxa"/>
-            </w:tcMar>
-            <w:vAlign w:val="center"/>
-            <w:hideMark/>
-          </w:tcPr>
-          <w:p>
-            <w:pPr>
-              <w:spacing w:after="0" w:line="240" w:lineRule="auto"/>
-              <w:rPr>
-                <w:rFonts w:eastAsia="Times New Roman"/>
-                <w:sz w:val="24"/>
-                <w:szCs w:val="24"/>
-                <w:lang w:eastAsia="ro-RO"/>
-              </w:rPr>
-            </w:pPr>
-            <w:r>
-              <w:rPr>
-                <w:rFonts w:eastAsia="Times New Roman"/>
-                <w:sz w:val="24"/>
-                <w:szCs w:val="24"/>
-                <w:lang w:eastAsia="ro-RO"/>
-              </w:rPr>
-              <w:t>C-13</w:t>
-            </w:r>
-          </w:p>
-        </w:tc>
-        <w:tc>
-          <w:tcPr>
-            <w:tcW w:w="4532" w:type="pct"/>
-            <w:tcBorders>
-              <w:top w:val="single" w:sz="6" w:space="0" w:color="DDDDDD"/>
-              <w:left w:val="single" w:sz="6" w:space="0" w:color="DDDDDD"/>
-              <w:bottom w:val="single" w:sz="6" w:space="0" w:color="DDDDDD"/>
-              <w:right w:val="single" w:sz="6" w:space="0" w:color="DDDDDD"/>
-            </w:tcBorders>
-            <w:tcMar>
-              <w:top w:w="120" w:type="dxa"/>
-              <w:left w:w="120" w:type="dxa"/>
-              <w:bottom w:w="120" w:type="dxa"/>
-              <w:right w:w="120" w:type="dxa"/>
-            </w:tcMar>
-            <w:vAlign w:val="center"/>
-            <w:hideMark/>
-          </w:tcPr>
-          <w:p>
-            <w:pPr>
-              <w:spacing w:after="0" w:line="240" w:lineRule="auto"/>
-              <w:rPr>
-                <w:rFonts w:eastAsia="Times New Roman"/>
-                <w:sz w:val="24"/>
-                <w:szCs w:val="24"/>
-                <w:lang w:eastAsia="ro-RO"/>
-              </w:rPr>
-            </w:pPr>
-            <w:r>
-              <w:rPr>
-                <w:rFonts w:eastAsia="Times New Roman"/>
-                <w:sz w:val="24"/>
-                <w:szCs w:val="24"/>
-                <w:lang w:eastAsia="ro-RO"/>
-              </w:rPr>
-              <w:t>Aplicația trebuie să permită consultarea istoricului pieselor și a rapoartelor privind stocul curent și mișcările de stoc, după perioadă, categorie sau amplasare.</w:t>
-            </w:r>
-          </w:p>
-        </w:tc>
-      </w:tr>
-      <w:tr>
-        <w:tc>
-          <w:tcPr>
-            <w:tcW w:w="468" w:type="pct"/>
-            <w:tcBorders>
-              <w:top w:val="single" w:sz="6" w:space="0" w:color="DDDDDD"/>
-              <w:left w:val="single" w:sz="6" w:space="0" w:color="DDDDDD"/>
-              <w:bottom w:val="single" w:sz="6" w:space="0" w:color="DDDDDD"/>
-              <w:right w:val="single" w:sz="6" w:space="0" w:color="DDDDDD"/>
-            </w:tcBorders>
-            <w:tcMar>
-              <w:top w:w="120" w:type="dxa"/>
-              <w:left w:w="120" w:type="dxa"/>
-              <w:bottom w:w="120" w:type="dxa"/>
-              <w:right w:w="120" w:type="dxa"/>
-            </w:tcMar>
-            <w:vAlign w:val="center"/>
-            <w:hideMark/>
-          </w:tcPr>
-          <w:p>
-            <w:pPr>
-              <w:spacing w:after="0" w:line="240" w:lineRule="auto"/>
-              <w:rPr>
-                <w:rFonts w:eastAsia="Times New Roman"/>
-                <w:sz w:val="24"/>
-                <w:szCs w:val="24"/>
-                <w:lang w:eastAsia="ro-RO"/>
-              </w:rPr>
-            </w:pPr>
-            <w:r>
-              <w:rPr>
-                <w:rFonts w:eastAsia="Times New Roman"/>
-                <w:sz w:val="24"/>
-                <w:szCs w:val="24"/>
-                <w:lang w:eastAsia="ro-RO"/>
-              </w:rPr>
-              <w:lastRenderedPageBreak/>
-              <w:t>C-14</w:t>
-            </w:r>
-          </w:p>
-        </w:tc>
-        <w:tc>
-          <w:tcPr>
-            <w:tcW w:w="4532" w:type="pct"/>
-            <w:tcBorders>
-              <w:top w:val="single" w:sz="6" w:space="0" w:color="DDDDDD"/>
-              <w:left w:val="single" w:sz="6" w:space="0" w:color="DDDDDD"/>
-              <w:bottom w:val="single" w:sz="6" w:space="0" w:color="DDDDDD"/>
-              <w:right w:val="single" w:sz="6" w:space="0" w:color="DDDDDD"/>
-            </w:tcBorders>
-            <w:tcMar>
-              <w:top w:w="120" w:type="dxa"/>
-              <w:left w:w="120" w:type="dxa"/>
-              <w:bottom w:w="120" w:type="dxa"/>
-              <w:right w:w="120" w:type="dxa"/>
-            </w:tcMar>
-            <w:vAlign w:val="center"/>
-            <w:hideMark/>
-          </w:tcPr>
-          <w:p>
-            <w:pPr>
-              <w:spacing w:after="0" w:line="240" w:lineRule="auto"/>
-              <w:rPr>
-                <w:rFonts w:eastAsia="Times New Roman"/>
-                <w:sz w:val="24"/>
-                <w:szCs w:val="24"/>
-                <w:lang w:eastAsia="ro-RO"/>
-              </w:rPr>
-            </w:pPr>
-            <w:r>
-              <w:rPr>
-                <w:rFonts w:eastAsia="Times New Roman"/>
-                <w:sz w:val="24"/>
-                <w:szCs w:val="24"/>
-                <w:lang w:eastAsia="ro-RO"/>
-              </w:rPr>
-              <w:t>Echipamentele trebuie să fie identificabile în aplicație și reprezentate pe o hartă digitală conform poziției lor în hală. Harta trebuie să poată fi afișată pe un monitor dedicat.</w:t>
-            </w:r>
-          </w:p>
-        </w:tc>
-      </w:tr>
-      <w:tr>
-        <w:tc>
-          <w:tcPr>
-            <w:tcW w:w="468" w:type="pct"/>
-            <w:tcBorders>
-              <w:top w:val="single" w:sz="6" w:space="0" w:color="DDDDDD"/>
-              <w:left w:val="single" w:sz="6" w:space="0" w:color="DDDDDD"/>
-              <w:bottom w:val="single" w:sz="6" w:space="0" w:color="DDDDDD"/>
-              <w:right w:val="single" w:sz="6" w:space="0" w:color="DDDDDD"/>
-            </w:tcBorders>
-            <w:tcMar>
-              <w:top w:w="120" w:type="dxa"/>
-              <w:left w:w="120" w:type="dxa"/>
-              <w:bottom w:w="120" w:type="dxa"/>
-              <w:right w:w="120" w:type="dxa"/>
-            </w:tcMar>
-            <w:vAlign w:val="center"/>
-            <w:hideMark/>
-          </w:tcPr>
-          <w:p>
-            <w:pPr>
-              <w:spacing w:after="0" w:line="240" w:lineRule="auto"/>
-              <w:rPr>
-                <w:rFonts w:eastAsia="Times New Roman"/>
-                <w:sz w:val="24"/>
-                <w:szCs w:val="24"/>
-                <w:lang w:eastAsia="ro-RO"/>
-              </w:rPr>
-            </w:pPr>
-            <w:r>
-              <w:rPr>
-                <w:rFonts w:eastAsia="Times New Roman"/>
-                <w:sz w:val="24"/>
-                <w:szCs w:val="24"/>
-                <w:lang w:eastAsia="ro-RO"/>
-              </w:rPr>
-              <w:t>C-15</w:t>
-            </w:r>
-          </w:p>
-        </w:tc>
-        <w:tc>
-          <w:tcPr>
-            <w:tcW w:w="4532" w:type="pct"/>
-            <w:tcBorders>
-              <w:top w:val="single" w:sz="6" w:space="0" w:color="DDDDDD"/>
-              <w:left w:val="single" w:sz="6" w:space="0" w:color="DDDDDD"/>
-              <w:bottom w:val="single" w:sz="6" w:space="0" w:color="DDDDDD"/>
-              <w:right w:val="single" w:sz="6" w:space="0" w:color="DDDDDD"/>
-            </w:tcBorders>
-            <w:tcMar>
-              <w:top w:w="120" w:type="dxa"/>
-              <w:left w:w="120" w:type="dxa"/>
-              <w:bottom w:w="120" w:type="dxa"/>
-              <w:right w:w="120" w:type="dxa"/>
-            </w:tcMar>
-            <w:vAlign w:val="center"/>
-            <w:hideMark/>
-          </w:tcPr>
-          <w:p>
-            <w:pPr>
-              <w:spacing w:after="0" w:line="240" w:lineRule="auto"/>
-              <w:rPr>
-                <w:rFonts w:eastAsia="Times New Roman"/>
-                <w:sz w:val="24"/>
-                <w:szCs w:val="24"/>
-                <w:lang w:eastAsia="ro-RO"/>
-              </w:rPr>
-            </w:pPr>
-            <w:r>
-              <w:rPr>
-                <w:rFonts w:eastAsia="Times New Roman"/>
-                <w:sz w:val="24"/>
-                <w:szCs w:val="24"/>
-                <w:lang w:eastAsia="ro-RO"/>
-              </w:rPr>
-              <w:t>Operatorii trebuie să poată raporta problemele echipamentelor prin selectarea utilajului și descrierea problemei. Sesizările trebuie să fie vizibile personalului de mentenanță într-o listă și pe hartă.</w:t>
-            </w:r>
-          </w:p>
-        </w:tc>
-      </w:tr>
-      <w:tr>
-        <w:tc>
-          <w:tcPr>
-            <w:tcW w:w="468" w:type="pct"/>
-            <w:tcBorders>
-              <w:top w:val="single" w:sz="6" w:space="0" w:color="DDDDDD"/>
-              <w:left w:val="single" w:sz="6" w:space="0" w:color="DDDDDD"/>
-              <w:bottom w:val="single" w:sz="6" w:space="0" w:color="DDDDDD"/>
-              <w:right w:val="single" w:sz="6" w:space="0" w:color="DDDDDD"/>
-            </w:tcBorders>
-            <w:tcMar>
-              <w:top w:w="120" w:type="dxa"/>
-              <w:left w:w="120" w:type="dxa"/>
-              <w:bottom w:w="120" w:type="dxa"/>
-              <w:right w:w="120" w:type="dxa"/>
-            </w:tcMar>
-            <w:vAlign w:val="center"/>
-            <w:hideMark/>
-          </w:tcPr>
-          <w:p>
-            <w:pPr>
-              <w:spacing w:after="0" w:line="240" w:lineRule="auto"/>
-              <w:rPr>
-                <w:rFonts w:eastAsia="Times New Roman"/>
-                <w:sz w:val="24"/>
-                <w:szCs w:val="24"/>
-                <w:lang w:eastAsia="ro-RO"/>
-              </w:rPr>
-            </w:pPr>
-            <w:r>
-              <w:rPr>
-                <w:rFonts w:eastAsia="Times New Roman"/>
-                <w:sz w:val="24"/>
-                <w:szCs w:val="24"/>
-                <w:lang w:eastAsia="ro-RO"/>
-              </w:rPr>
-              <w:t>C-16</w:t>
-            </w:r>
-          </w:p>
-        </w:tc>
-        <w:tc>
-          <w:tcPr>
-            <w:tcW w:w="4532" w:type="pct"/>
-            <w:tcBorders>
-              <w:top w:val="single" w:sz="6" w:space="0" w:color="DDDDDD"/>
-              <w:left w:val="single" w:sz="6" w:space="0" w:color="DDDDDD"/>
-              <w:bottom w:val="single" w:sz="6" w:space="0" w:color="DDDDDD"/>
-              <w:right w:val="single" w:sz="6" w:space="0" w:color="DDDDDD"/>
-            </w:tcBorders>
-            <w:tcMar>
-              <w:top w:w="120" w:type="dxa"/>
-              <w:left w:w="120" w:type="dxa"/>
-              <w:bottom w:w="120" w:type="dxa"/>
-              <w:right w:w="120" w:type="dxa"/>
-            </w:tcMar>
-            <w:vAlign w:val="center"/>
-            <w:hideMark/>
-          </w:tcPr>
-          <w:p>
-            <w:pPr>
-              <w:spacing w:after="0" w:line="240" w:lineRule="auto"/>
-              <w:rPr>
-                <w:rFonts w:eastAsia="Times New Roman"/>
-                <w:sz w:val="24"/>
-                <w:szCs w:val="24"/>
-                <w:lang w:eastAsia="ro-RO"/>
-              </w:rPr>
-            </w:pPr>
-            <w:r>
-              <w:rPr>
-                <w:rFonts w:eastAsia="Times New Roman"/>
-                <w:sz w:val="24"/>
-                <w:szCs w:val="24"/>
-                <w:lang w:eastAsia="ro-RO"/>
-              </w:rPr>
-              <w:t>Șeful mentenanței trebuie să poată configura prioritatea fiecărui echipament de la 1 la 3, unde 1 este prioritatea cea mai ridicată. Sesizările trebuie să preia automat prioritatea echipamentului.</w:t>
-            </w:r>
-          </w:p>
-        </w:tc>
-      </w:tr>
-      <w:tr>
-        <w:tc>
-          <w:tcPr>
-            <w:tcW w:w="468" w:type="pct"/>
-            <w:tcBorders>
-              <w:top w:val="single" w:sz="6" w:space="0" w:color="DDDDDD"/>
-              <w:left w:val="single" w:sz="6" w:space="0" w:color="DDDDDD"/>
-              <w:bottom w:val="single" w:sz="6" w:space="0" w:color="DDDDDD"/>
-              <w:right w:val="single" w:sz="6" w:space="0" w:color="DDDDDD"/>
-            </w:tcBorders>
-            <w:tcMar>
-              <w:top w:w="120" w:type="dxa"/>
-              <w:left w:w="120" w:type="dxa"/>
-              <w:bottom w:w="120" w:type="dxa"/>
-              <w:right w:w="120" w:type="dxa"/>
-            </w:tcMar>
-            <w:vAlign w:val="center"/>
-            <w:hideMark/>
-          </w:tcPr>
-          <w:p>
-            <w:pPr>
-              <w:spacing w:after="0" w:line="240" w:lineRule="auto"/>
-              <w:rPr>
-                <w:rFonts w:eastAsia="Times New Roman"/>
-                <w:sz w:val="24"/>
-                <w:szCs w:val="24"/>
-                <w:lang w:eastAsia="ro-RO"/>
-              </w:rPr>
-            </w:pPr>
-            <w:r>
-              <w:rPr>
-                <w:rFonts w:eastAsia="Times New Roman"/>
-                <w:sz w:val="24"/>
-                <w:szCs w:val="24"/>
-                <w:lang w:eastAsia="ro-RO"/>
-              </w:rPr>
-              <w:t>C-17</w:t>
-            </w:r>
-          </w:p>
-        </w:tc>
-        <w:tc>
-          <w:tcPr>
-            <w:tcW w:w="4532" w:type="pct"/>
-            <w:tcBorders>
-              <w:top w:val="single" w:sz="6" w:space="0" w:color="DDDDDD"/>
-              <w:left w:val="single" w:sz="6" w:space="0" w:color="DDDDDD"/>
-              <w:bottom w:val="single" w:sz="6" w:space="0" w:color="DDDDDD"/>
-              <w:right w:val="single" w:sz="6" w:space="0" w:color="DDDDDD"/>
-            </w:tcBorders>
-            <w:tcMar>
-              <w:top w:w="120" w:type="dxa"/>
-              <w:left w:w="120" w:type="dxa"/>
-              <w:bottom w:w="120" w:type="dxa"/>
-              <w:right w:w="120" w:type="dxa"/>
-            </w:tcMar>
-            <w:vAlign w:val="center"/>
-            <w:hideMark/>
-          </w:tcPr>
-          <w:p>
-            <w:pPr>
-              <w:spacing w:after="0" w:line="240" w:lineRule="auto"/>
-              <w:rPr>
-                <w:rFonts w:eastAsia="Times New Roman"/>
-                <w:sz w:val="24"/>
-                <w:szCs w:val="24"/>
-                <w:lang w:eastAsia="ro-RO"/>
-              </w:rPr>
-            </w:pPr>
-            <w:r>
-              <w:rPr>
-                <w:rFonts w:eastAsia="Times New Roman"/>
-                <w:sz w:val="24"/>
-                <w:szCs w:val="24"/>
-                <w:lang w:eastAsia="ro-RO"/>
-              </w:rPr>
-              <w:t>Membrii echipei de mentenanță trebuie să poată prelua voluntar sesizările, fără repartizare obligatorie de către un superior. Aplicația trebuie să afișeze responsabilul și momentul preluării.</w:t>
-            </w:r>
-          </w:p>
-        </w:tc>
-      </w:tr>
-      <w:tr>
-        <w:tc>
-          <w:tcPr>
-            <w:tcW w:w="468" w:type="pct"/>
-            <w:tcBorders>
-              <w:top w:val="single" w:sz="6" w:space="0" w:color="DDDDDD"/>
-              <w:left w:val="single" w:sz="6" w:space="0" w:color="DDDDDD"/>
-              <w:bottom w:val="single" w:sz="6" w:space="0" w:color="DDDDDD"/>
-              <w:right w:val="single" w:sz="6" w:space="0" w:color="DDDDDD"/>
-            </w:tcBorders>
-            <w:tcMar>
-              <w:top w:w="120" w:type="dxa"/>
-              <w:left w:w="120" w:type="dxa"/>
-              <w:bottom w:w="120" w:type="dxa"/>
-              <w:right w:w="120" w:type="dxa"/>
-            </w:tcMar>
-            <w:vAlign w:val="center"/>
-            <w:hideMark/>
-          </w:tcPr>
-          <w:p>
-            <w:pPr>
-              <w:spacing w:after="0" w:line="240" w:lineRule="auto"/>
-              <w:rPr>
-                <w:rFonts w:eastAsia="Times New Roman"/>
-                <w:sz w:val="24"/>
-                <w:szCs w:val="24"/>
-                <w:lang w:eastAsia="ro-RO"/>
-              </w:rPr>
-            </w:pPr>
-            <w:r>
-              <w:rPr>
-                <w:rFonts w:eastAsia="Times New Roman"/>
-                <w:sz w:val="24"/>
-                <w:szCs w:val="24"/>
-                <w:lang w:eastAsia="ro-RO"/>
-              </w:rPr>
-              <w:t>C-18</w:t>
-            </w:r>
-          </w:p>
-        </w:tc>
-        <w:tc>
-          <w:tcPr>
-            <w:tcW w:w="4532" w:type="pct"/>
-            <w:tcBorders>
-              <w:top w:val="single" w:sz="6" w:space="0" w:color="DDDDDD"/>
-              <w:left w:val="single" w:sz="6" w:space="0" w:color="DDDDDD"/>
-              <w:bottom w:val="single" w:sz="6" w:space="0" w:color="DDDDDD"/>
-              <w:right w:val="single" w:sz="6" w:space="0" w:color="DDDDDD"/>
-            </w:tcBorders>
-            <w:tcMar>
-              <w:top w:w="120" w:type="dxa"/>
-              <w:left w:w="120" w:type="dxa"/>
-              <w:bottom w:w="120" w:type="dxa"/>
-              <w:right w:w="120" w:type="dxa"/>
-            </w:tcMar>
-            <w:vAlign w:val="center"/>
-            <w:hideMark/>
-          </w:tcPr>
-          <w:p>
-            <w:pPr>
-              <w:spacing w:after="0" w:line="240" w:lineRule="auto"/>
-              <w:rPr>
-                <w:rFonts w:eastAsia="Times New Roman"/>
-                <w:sz w:val="24"/>
-                <w:szCs w:val="24"/>
-                <w:lang w:eastAsia="ro-RO"/>
-              </w:rPr>
-            </w:pPr>
-            <w:r>
-              <w:rPr>
-                <w:rFonts w:eastAsia="Times New Roman"/>
-                <w:sz w:val="24"/>
-                <w:szCs w:val="24"/>
-                <w:lang w:eastAsia="ro-RO"/>
-              </w:rPr>
-              <w:t>O intervenție preluată trebuie să rămână vizibilă întregii echipe. Mai mulți mecanici trebuie să poată colabora la aceeași intervenție și să poată preda responsabilitatea unui coleg, fără restricții în aplicație bazate pe grupul de mentenanță.</w:t>
-            </w:r>
-          </w:p>
-        </w:tc>
-      </w:tr>
-      <w:tr>
-        <w:tc>
-          <w:tcPr>
-            <w:tcW w:w="468" w:type="pct"/>
-            <w:tcBorders>
-              <w:top w:val="single" w:sz="6" w:space="0" w:color="DDDDDD"/>
-              <w:left w:val="single" w:sz="6" w:space="0" w:color="DDDDDD"/>
-              <w:bottom w:val="single" w:sz="6" w:space="0" w:color="DDDDDD"/>
-              <w:right w:val="single" w:sz="6" w:space="0" w:color="DDDDDD"/>
-            </w:tcBorders>
-            <w:tcMar>
-              <w:top w:w="120" w:type="dxa"/>
-              <w:left w:w="120" w:type="dxa"/>
-              <w:bottom w:w="120" w:type="dxa"/>
-              <w:right w:w="120" w:type="dxa"/>
-            </w:tcMar>
-            <w:vAlign w:val="center"/>
-            <w:hideMark/>
-          </w:tcPr>
-          <w:p>
-            <w:pPr>
-              <w:spacing w:after="0" w:line="240" w:lineRule="auto"/>
-              <w:rPr>
-                <w:rFonts w:eastAsia="Times New Roman"/>
-                <w:sz w:val="24"/>
-                <w:szCs w:val="24"/>
-                <w:lang w:eastAsia="ro-RO"/>
-              </w:rPr>
-            </w:pPr>
-            <w:r>
-              <w:rPr>
-                <w:rFonts w:eastAsia="Times New Roman"/>
-                <w:sz w:val="24"/>
-                <w:szCs w:val="24"/>
-                <w:lang w:eastAsia="ro-RO"/>
-              </w:rPr>
-              <w:t>C-19</w:t>
-            </w:r>
-          </w:p>
-        </w:tc>
-        <w:tc>
-          <w:tcPr>
-            <w:tcW w:w="4532" w:type="pct"/>
-            <w:tcBorders>
-              <w:top w:val="single" w:sz="6" w:space="0" w:color="DDDDDD"/>
-              <w:left w:val="single" w:sz="6" w:space="0" w:color="DDDDDD"/>
-              <w:bottom w:val="single" w:sz="6" w:space="0" w:color="DDDDDD"/>
-              <w:right w:val="single" w:sz="6" w:space="0" w:color="DDDDDD"/>
-            </w:tcBorders>
-            <w:tcMar>
-              <w:top w:w="120" w:type="dxa"/>
-              <w:left w:w="120" w:type="dxa"/>
-              <w:bottom w:w="120" w:type="dxa"/>
-              <w:right w:w="120" w:type="dxa"/>
-            </w:tcMar>
-            <w:vAlign w:val="center"/>
-            <w:hideMark/>
-          </w:tcPr>
-          <w:p>
-            <w:pPr>
-              <w:spacing w:after="0" w:line="240" w:lineRule="auto"/>
-              <w:rPr>
-                <w:rFonts w:eastAsia="Times New Roman"/>
-                <w:sz w:val="24"/>
-                <w:szCs w:val="24"/>
-                <w:lang w:eastAsia="ro-RO"/>
-              </w:rPr>
-            </w:pPr>
-            <w:r>
-              <w:rPr>
-                <w:rFonts w:eastAsia="Times New Roman"/>
-                <w:sz w:val="24"/>
-                <w:szCs w:val="24"/>
-                <w:lang w:eastAsia="ro-RO"/>
-              </w:rPr>
-              <w:t>Harta trebuie să diferențieze vizual sesizările nepreluate prin roșu, intervențiile în lucru prin galben și echipamentele confirmate ca funcționale prin verde.</w:t>
-            </w:r>
-          </w:p>
-        </w:tc>
-      </w:tr>
-      <w:tr>
-        <w:tc>
-          <w:tcPr>
-            <w:tcW w:w="468" w:type="pct"/>
-            <w:tcBorders>
-              <w:top w:val="single" w:sz="6" w:space="0" w:color="DDDDDD"/>
-              <w:left w:val="single" w:sz="6" w:space="0" w:color="DDDDDD"/>
-              <w:bottom w:val="single" w:sz="6" w:space="0" w:color="DDDDDD"/>
-              <w:right w:val="single" w:sz="6" w:space="0" w:color="DDDDDD"/>
-            </w:tcBorders>
-            <w:tcMar>
-              <w:top w:w="120" w:type="dxa"/>
-              <w:left w:w="120" w:type="dxa"/>
-              <w:bottom w:w="120" w:type="dxa"/>
-              <w:right w:w="120" w:type="dxa"/>
-            </w:tcMar>
-            <w:vAlign w:val="center"/>
-            <w:hideMark/>
-          </w:tcPr>
-          <w:p>
-            <w:pPr>
-              <w:spacing w:after="0" w:line="240" w:lineRule="auto"/>
-              <w:rPr>
-                <w:rFonts w:eastAsia="Times New Roman"/>
-                <w:sz w:val="24"/>
-                <w:szCs w:val="24"/>
-                <w:lang w:eastAsia="ro-RO"/>
-              </w:rPr>
-            </w:pPr>
-            <w:r>
-              <w:rPr>
-                <w:rFonts w:eastAsia="Times New Roman"/>
-                <w:sz w:val="24"/>
-                <w:szCs w:val="24"/>
-                <w:lang w:eastAsia="ro-RO"/>
-              </w:rPr>
-              <w:t>C-20</w:t>
-            </w:r>
-          </w:p>
-        </w:tc>
-        <w:tc>
-          <w:tcPr>
-            <w:tcW w:w="4532" w:type="pct"/>
-            <w:tcBorders>
-              <w:top w:val="single" w:sz="6" w:space="0" w:color="DDDDDD"/>
-              <w:left w:val="single" w:sz="6" w:space="0" w:color="DDDDDD"/>
-              <w:bottom w:val="single" w:sz="6" w:space="0" w:color="DDDDDD"/>
-              <w:right w:val="single" w:sz="6" w:space="0" w:color="DDDDDD"/>
-            </w:tcBorders>
-            <w:tcMar>
-              <w:top w:w="120" w:type="dxa"/>
-              <w:left w:w="120" w:type="dxa"/>
-              <w:bottom w:w="120" w:type="dxa"/>
-              <w:right w:w="120" w:type="dxa"/>
-            </w:tcMar>
-            <w:vAlign w:val="center"/>
-            <w:hideMark/>
-          </w:tcPr>
-          <w:p>
-            <w:pPr>
-              <w:spacing w:after="0" w:line="240" w:lineRule="auto"/>
-              <w:rPr>
-                <w:rFonts w:eastAsia="Times New Roman"/>
-                <w:sz w:val="24"/>
-                <w:szCs w:val="24"/>
-                <w:lang w:eastAsia="ro-RO"/>
-              </w:rPr>
-            </w:pPr>
-            <w:r>
-              <w:rPr>
-                <w:rFonts w:eastAsia="Times New Roman"/>
-                <w:sz w:val="24"/>
-                <w:szCs w:val="24"/>
-                <w:lang w:eastAsia="ro-RO"/>
-              </w:rPr>
-              <w:t>Personalul de mentenanță trebuie să poată consemna constatările, lucrările efectuate, piesele înlocuite sau utilizate și rezultatul intervenției. Istoricul trebuie să poată fi consultat pentru fiecare echipament.</w:t>
-            </w:r>
-          </w:p>
-        </w:tc>
-      </w:tr>
-      <w:tr>
-        <w:tc>
-          <w:tcPr>
-            <w:tcW w:w="468" w:type="pct"/>
-            <w:tcBorders>
-              <w:top w:val="single" w:sz="6" w:space="0" w:color="DDDDDD"/>
-              <w:left w:val="single" w:sz="6" w:space="0" w:color="DDDDDD"/>
-              <w:bottom w:val="single" w:sz="6" w:space="0" w:color="DDDDDD"/>
-              <w:right w:val="single" w:sz="6" w:space="0" w:color="DDDDDD"/>
-            </w:tcBorders>
-            <w:tcMar>
-              <w:top w:w="120" w:type="dxa"/>
-              <w:left w:w="120" w:type="dxa"/>
-              <w:bottom w:w="120" w:type="dxa"/>
-              <w:right w:w="120" w:type="dxa"/>
-            </w:tcMar>
-            <w:vAlign w:val="center"/>
-            <w:hideMark/>
-          </w:tcPr>
-          <w:p>
-            <w:pPr>
-              <w:spacing w:after="0" w:line="240" w:lineRule="auto"/>
-              <w:rPr>
-                <w:rFonts w:eastAsia="Times New Roman"/>
-                <w:sz w:val="24"/>
-                <w:szCs w:val="24"/>
-                <w:lang w:eastAsia="ro-RO"/>
-              </w:rPr>
-            </w:pPr>
-            <w:r>
-              <w:rPr>
-                <w:rFonts w:eastAsia="Times New Roman"/>
-                <w:sz w:val="24"/>
-                <w:szCs w:val="24"/>
-                <w:lang w:eastAsia="ro-RO"/>
-              </w:rPr>
-              <w:t>C-21</w:t>
-            </w:r>
-          </w:p>
-        </w:tc>
-        <w:tc>
-          <w:tcPr>
-            <w:tcW w:w="4532" w:type="pct"/>
-            <w:tcBorders>
-              <w:top w:val="single" w:sz="6" w:space="0" w:color="DDDDDD"/>
-              <w:left w:val="single" w:sz="6" w:space="0" w:color="DDDDDD"/>
-              <w:bottom w:val="single" w:sz="6" w:space="0" w:color="DDDDDD"/>
-              <w:right w:val="single" w:sz="6" w:space="0" w:color="DDDDDD"/>
-            </w:tcBorders>
-            <w:tcMar>
-              <w:top w:w="120" w:type="dxa"/>
-              <w:left w:w="120" w:type="dxa"/>
-              <w:bottom w:w="120" w:type="dxa"/>
-              <w:right w:w="120" w:type="dxa"/>
-            </w:tcMar>
-            <w:vAlign w:val="center"/>
-            <w:hideMark/>
-          </w:tcPr>
-          <w:p>
-            <w:pPr>
-              <w:spacing w:after="0" w:line="240" w:lineRule="auto"/>
-              <w:rPr>
-                <w:rFonts w:eastAsia="Times New Roman"/>
-                <w:sz w:val="24"/>
-                <w:szCs w:val="24"/>
-                <w:lang w:eastAsia="ro-RO"/>
-              </w:rPr>
-            </w:pPr>
-            <w:r>
-              <w:rPr>
-                <w:rFonts w:eastAsia="Times New Roman"/>
-                <w:sz w:val="24"/>
-                <w:szCs w:val="24"/>
-                <w:lang w:eastAsia="ro-RO"/>
-              </w:rPr>
-              <w:t>Operatorii trebuie să poată înregistra data și ora efectivă a opririi utilajului și a reluării producției, cu precizie până la secundă. Aplicația trebuie să calculeze durata de nefuncționare pe baza acestor momente, distinct de momentul raportării sau al preluării sesizării.</w:t>
-            </w:r>
-          </w:p>
-        </w:tc>
-      </w:tr>
-      <w:tr>
-        <w:tc>
-          <w:tcPr>
-            <w:tcW w:w="468" w:type="pct"/>
-            <w:tcBorders>
-              <w:top w:val="single" w:sz="6" w:space="0" w:color="DDDDDD"/>
-              <w:left w:val="single" w:sz="6" w:space="0" w:color="DDDDDD"/>
-              <w:bottom w:val="single" w:sz="6" w:space="0" w:color="DDDDDD"/>
-              <w:right w:val="single" w:sz="6" w:space="0" w:color="DDDDDD"/>
-            </w:tcBorders>
-            <w:tcMar>
-              <w:top w:w="120" w:type="dxa"/>
-              <w:left w:w="120" w:type="dxa"/>
-              <w:bottom w:w="120" w:type="dxa"/>
-              <w:right w:w="120" w:type="dxa"/>
-            </w:tcMar>
-            <w:vAlign w:val="center"/>
-            <w:hideMark/>
-          </w:tcPr>
-          <w:p>
-            <w:pPr>
-              <w:spacing w:after="0" w:line="240" w:lineRule="auto"/>
-              <w:rPr>
-                <w:rFonts w:eastAsia="Times New Roman"/>
-                <w:sz w:val="24"/>
-                <w:szCs w:val="24"/>
-                <w:lang w:eastAsia="ro-RO"/>
-              </w:rPr>
-            </w:pPr>
-            <w:r>
-              <w:rPr>
-                <w:rFonts w:eastAsia="Times New Roman"/>
-                <w:sz w:val="24"/>
-                <w:szCs w:val="24"/>
-                <w:lang w:eastAsia="ro-RO"/>
-              </w:rPr>
-              <w:t>C-22</w:t>
-            </w:r>
-          </w:p>
-        </w:tc>
-        <w:tc>
-          <w:tcPr>
-            <w:tcW w:w="4532" w:type="pct"/>
-            <w:tcBorders>
-              <w:top w:val="single" w:sz="6" w:space="0" w:color="DDDDDD"/>
-              <w:left w:val="single" w:sz="6" w:space="0" w:color="DDDDDD"/>
-              <w:bottom w:val="single" w:sz="6" w:space="0" w:color="DDDDDD"/>
-              <w:right w:val="single" w:sz="6" w:space="0" w:color="DDDDDD"/>
-            </w:tcBorders>
-            <w:tcMar>
-              <w:top w:w="120" w:type="dxa"/>
-              <w:left w:w="120" w:type="dxa"/>
-              <w:bottom w:w="120" w:type="dxa"/>
-              <w:right w:w="120" w:type="dxa"/>
-            </w:tcMar>
-            <w:vAlign w:val="center"/>
-            <w:hideMark/>
-          </w:tcPr>
-          <w:p>
-            <w:pPr>
-              <w:spacing w:after="0" w:line="240" w:lineRule="auto"/>
-              <w:rPr>
-                <w:rFonts w:eastAsia="Times New Roman"/>
-                <w:sz w:val="24"/>
-                <w:szCs w:val="24"/>
-                <w:lang w:eastAsia="ro-RO"/>
-              </w:rPr>
-            </w:pPr>
-            <w:r>
-              <w:rPr>
-                <w:rFonts w:eastAsia="Times New Roman"/>
-                <w:sz w:val="24"/>
-                <w:szCs w:val="24"/>
-                <w:lang w:eastAsia="ro-RO"/>
-              </w:rPr>
-              <w:t>Personalul de logistică trebuie să poată înregistra și actualiza comenzile de producție și să le asocieze echipamentelor sau stațiilor de lucru.</w:t>
-            </w:r>
-          </w:p>
-        </w:tc>
-      </w:tr>
-      <w:tr>
-        <w:tc>
-          <w:tcPr>
-            <w:tcW w:w="468" w:type="pct"/>
-            <w:tcBorders>
-              <w:top w:val="single" w:sz="6" w:space="0" w:color="DDDDDD"/>
-              <w:left w:val="single" w:sz="6" w:space="0" w:color="DDDDDD"/>
-              <w:bottom w:val="single" w:sz="6" w:space="0" w:color="DDDDDD"/>
-              <w:right w:val="single" w:sz="6" w:space="0" w:color="DDDDDD"/>
-            </w:tcBorders>
-            <w:tcMar>
-              <w:top w:w="120" w:type="dxa"/>
-              <w:left w:w="120" w:type="dxa"/>
-              <w:bottom w:w="120" w:type="dxa"/>
-              <w:right w:w="120" w:type="dxa"/>
-            </w:tcMar>
-            <w:vAlign w:val="center"/>
-            <w:hideMark/>
-          </w:tcPr>
-          <w:p>
-            <w:pPr>
-              <w:spacing w:after="0" w:line="240" w:lineRule="auto"/>
-              <w:rPr>
-                <w:rFonts w:eastAsia="Times New Roman"/>
-                <w:sz w:val="24"/>
-                <w:szCs w:val="24"/>
-                <w:lang w:eastAsia="ro-RO"/>
-              </w:rPr>
-            </w:pPr>
-            <w:r>
-              <w:rPr>
-                <w:rFonts w:eastAsia="Times New Roman"/>
-                <w:sz w:val="24"/>
-                <w:szCs w:val="24"/>
-                <w:lang w:eastAsia="ro-RO"/>
-              </w:rPr>
-              <w:t>C-23</w:t>
-            </w:r>
-          </w:p>
-        </w:tc>
-        <w:tc>
-          <w:tcPr>
-            <w:tcW w:w="4532" w:type="pct"/>
-            <w:tcBorders>
-              <w:top w:val="single" w:sz="6" w:space="0" w:color="DDDDDD"/>
-              <w:left w:val="single" w:sz="6" w:space="0" w:color="DDDDDD"/>
-              <w:bottom w:val="single" w:sz="6" w:space="0" w:color="DDDDDD"/>
-              <w:right w:val="single" w:sz="6" w:space="0" w:color="DDDDDD"/>
-            </w:tcBorders>
-            <w:tcMar>
-              <w:top w:w="120" w:type="dxa"/>
-              <w:left w:w="120" w:type="dxa"/>
-              <w:bottom w:w="120" w:type="dxa"/>
-              <w:right w:w="120" w:type="dxa"/>
-            </w:tcMar>
-            <w:vAlign w:val="center"/>
-            <w:hideMark/>
-          </w:tcPr>
-          <w:p>
-            <w:pPr>
-              <w:spacing w:after="0" w:line="240" w:lineRule="auto"/>
-              <w:rPr>
-                <w:rFonts w:eastAsia="Times New Roman"/>
-                <w:sz w:val="24"/>
-                <w:szCs w:val="24"/>
-                <w:lang w:eastAsia="ro-RO"/>
-              </w:rPr>
-            </w:pPr>
-            <w:r>
-              <w:rPr>
-                <w:rFonts w:eastAsia="Times New Roman"/>
-                <w:sz w:val="24"/>
-                <w:szCs w:val="24"/>
-                <w:lang w:eastAsia="ro-RO"/>
-              </w:rPr>
-              <w:t>Operatorii trebuie să poată consulta comanda activă a echipamentului și informațiile necesare executării acesteia, inclusiv numărul comenzii, produsul, cantitatea planificată, materialul și culoarea.</w:t>
-            </w:r>
-          </w:p>
-        </w:tc>
-      </w:tr>
-      <w:tr>
-        <w:tc>
-          <w:tcPr>
-            <w:tcW w:w="468" w:type="pct"/>
-            <w:tcBorders>
-              <w:top w:val="single" w:sz="6" w:space="0" w:color="DDDDDD"/>
-              <w:left w:val="single" w:sz="6" w:space="0" w:color="DDDDDD"/>
-              <w:bottom w:val="single" w:sz="6" w:space="0" w:color="DDDDDD"/>
-              <w:right w:val="single" w:sz="6" w:space="0" w:color="DDDDDD"/>
-            </w:tcBorders>
-            <w:tcMar>
-              <w:top w:w="120" w:type="dxa"/>
-              <w:left w:w="120" w:type="dxa"/>
-              <w:bottom w:w="120" w:type="dxa"/>
-              <w:right w:w="120" w:type="dxa"/>
-            </w:tcMar>
-            <w:vAlign w:val="center"/>
-            <w:hideMark/>
-          </w:tcPr>
-          <w:p>
-            <w:pPr>
-              <w:spacing w:after="0" w:line="240" w:lineRule="auto"/>
-              <w:rPr>
-                <w:rFonts w:eastAsia="Times New Roman"/>
-                <w:sz w:val="24"/>
-                <w:szCs w:val="24"/>
-                <w:lang w:eastAsia="ro-RO"/>
-              </w:rPr>
-            </w:pPr>
-            <w:r>
-              <w:rPr>
-                <w:rFonts w:eastAsia="Times New Roman"/>
-                <w:sz w:val="24"/>
-                <w:szCs w:val="24"/>
-                <w:lang w:eastAsia="ro-RO"/>
-              </w:rPr>
-              <w:t>C-24</w:t>
-            </w:r>
-          </w:p>
-        </w:tc>
-        <w:tc>
-          <w:tcPr>
-            <w:tcW w:w="4532" w:type="pct"/>
-            <w:tcBorders>
-              <w:top w:val="single" w:sz="6" w:space="0" w:color="DDDDDD"/>
-              <w:left w:val="single" w:sz="6" w:space="0" w:color="DDDDDD"/>
-              <w:bottom w:val="single" w:sz="6" w:space="0" w:color="DDDDDD"/>
-              <w:right w:val="single" w:sz="6" w:space="0" w:color="DDDDDD"/>
-            </w:tcBorders>
-            <w:tcMar>
-              <w:top w:w="120" w:type="dxa"/>
-              <w:left w:w="120" w:type="dxa"/>
-              <w:bottom w:w="120" w:type="dxa"/>
-              <w:right w:w="120" w:type="dxa"/>
-            </w:tcMar>
-            <w:vAlign w:val="center"/>
-            <w:hideMark/>
-          </w:tcPr>
-          <w:p>
-            <w:pPr>
-              <w:spacing w:after="0" w:line="240" w:lineRule="auto"/>
-              <w:rPr>
-                <w:rFonts w:eastAsia="Times New Roman"/>
-                <w:sz w:val="24"/>
-                <w:szCs w:val="24"/>
-                <w:lang w:eastAsia="ro-RO"/>
-              </w:rPr>
-            </w:pPr>
-            <w:r>
-              <w:rPr>
-                <w:rFonts w:eastAsia="Times New Roman"/>
-                <w:sz w:val="24"/>
-                <w:szCs w:val="24"/>
-                <w:lang w:eastAsia="ro-RO"/>
-              </w:rPr>
-              <w:t>Operatorii trebuie să poată confirma efectuarea verificărilor de pregătire pentru producție. Aplicația trebuie să păstreze persoana, echipamentul, comanda și momentul confirmării. Lista exactă a verificărilor urmează să fie stabilită împreună cu echipa proiectului.</w:t>
-            </w:r>
-          </w:p>
-        </w:tc>
-      </w:tr>
-      <w:tr>
-        <w:tc>
-          <w:tcPr>
-            <w:tcW w:w="468" w:type="pct"/>
-            <w:tcBorders>
-              <w:top w:val="single" w:sz="6" w:space="0" w:color="DDDDDD"/>
-              <w:left w:val="single" w:sz="6" w:space="0" w:color="DDDDDD"/>
-              <w:bottom w:val="single" w:sz="6" w:space="0" w:color="DDDDDD"/>
-              <w:right w:val="single" w:sz="6" w:space="0" w:color="DDDDDD"/>
-            </w:tcBorders>
-            <w:tcMar>
-              <w:top w:w="120" w:type="dxa"/>
-              <w:left w:w="120" w:type="dxa"/>
-              <w:bottom w:w="120" w:type="dxa"/>
-              <w:right w:w="120" w:type="dxa"/>
-            </w:tcMar>
-            <w:vAlign w:val="center"/>
-            <w:hideMark/>
-          </w:tcPr>
-          <w:p>
-            <w:pPr>
-              <w:spacing w:after="0" w:line="240" w:lineRule="auto"/>
-              <w:rPr>
-                <w:rFonts w:eastAsia="Times New Roman"/>
-                <w:sz w:val="24"/>
-                <w:szCs w:val="24"/>
-                <w:lang w:eastAsia="ro-RO"/>
-              </w:rPr>
-            </w:pPr>
-            <w:r>
-              <w:rPr>
-                <w:rFonts w:eastAsia="Times New Roman"/>
-                <w:sz w:val="24"/>
-                <w:szCs w:val="24"/>
-                <w:lang w:eastAsia="ro-RO"/>
-              </w:rPr>
-              <w:t>C-25</w:t>
-            </w:r>
-          </w:p>
-        </w:tc>
-        <w:tc>
-          <w:tcPr>
-            <w:tcW w:w="4532" w:type="pct"/>
-            <w:tcBorders>
-              <w:top w:val="single" w:sz="6" w:space="0" w:color="DDDDDD"/>
-              <w:left w:val="single" w:sz="6" w:space="0" w:color="DDDDDD"/>
-              <w:bottom w:val="single" w:sz="6" w:space="0" w:color="DDDDDD"/>
-              <w:right w:val="single" w:sz="6" w:space="0" w:color="DDDDDD"/>
-            </w:tcBorders>
-            <w:tcMar>
-              <w:top w:w="120" w:type="dxa"/>
-              <w:left w:w="120" w:type="dxa"/>
-              <w:bottom w:w="120" w:type="dxa"/>
-              <w:right w:w="120" w:type="dxa"/>
-            </w:tcMar>
-            <w:vAlign w:val="center"/>
-            <w:hideMark/>
-          </w:tcPr>
-          <w:p>
-            <w:pPr>
-              <w:spacing w:after="0" w:line="240" w:lineRule="auto"/>
-              <w:rPr>
-                <w:rFonts w:eastAsia="Times New Roman"/>
-                <w:sz w:val="24"/>
-                <w:szCs w:val="24"/>
-                <w:lang w:eastAsia="ro-RO"/>
-              </w:rPr>
-            </w:pPr>
-            <w:r>
-              <w:rPr>
-                <w:rFonts w:eastAsia="Times New Roman"/>
-                <w:sz w:val="24"/>
-                <w:szCs w:val="24"/>
-                <w:lang w:eastAsia="ro-RO"/>
-              </w:rPr>
-              <w:t>Modificările de inventar, operațiile asupra intervențiilor și confirmările de producție trebuie să rămână identificabile în istoric, inclusiv după eliminarea unei piese din stoc.</w:t>
-            </w:r>
-          </w:p>
-        </w:tc>
-      </w:tr>
-    </w:tbl>
     <w:p>
       <w:pPr>
         <w:rPr>
@@ -2140,8 +14,14 @@
           <w:sz w:val="24"/>
           <w:szCs w:val="24"/>
         </w:rPr>
-        <w:lastRenderedPageBreak/>
-        <w:t xml:space="preserve">Cerinte functionale </w:t>
+        <w:t xml:space="preserve">Cerinte </w:t>
+      </w:r>
+      <w:r>
+        <w:rPr>
+          <w:sz w:val="24"/>
+          <w:szCs w:val="24"/>
+        </w:rPr>
+        <w:t>detaliate si reformulate</w:t>
       </w:r>
     </w:p>
     <w:p>
@@ -2154,7 +34,8 @@
     </w:p>
     <w:tbl>
       <w:tblPr>
-        <w:tblW w:w="5000" w:type="pct"/>
+        <w:tblW w:w="5428" w:type="pct"/>
+        <w:tblInd w:w="-292" w:type="dxa"/>
         <w:tblCellMar>
           <w:top w:w="15" w:type="dxa"/>
           <w:left w:w="15" w:type="dxa"/>
@@ -2164,9 +45,9 @@
         <w:tblLook w:val="04A0" w:firstRow="1" w:lastRow="0" w:firstColumn="1" w:lastColumn="0" w:noHBand="0" w:noVBand="1"/>
       </w:tblPr>
       <w:tblGrid>
-        <w:gridCol w:w="667"/>
-        <w:gridCol w:w="2032"/>
-        <w:gridCol w:w="6311"/>
+        <w:gridCol w:w="850"/>
+        <w:gridCol w:w="2031"/>
+        <w:gridCol w:w="6900"/>
       </w:tblGrid>
       <w:tr>
         <w:trPr>
@@ -2174,7 +55,7 @@
         </w:trPr>
         <w:tc>
           <w:tcPr>
-            <w:tcW w:w="0" w:type="auto"/>
+            <w:tcW w:w="435" w:type="pct"/>
             <w:tcBorders>
               <w:top w:val="single" w:sz="6" w:space="0" w:color="DDDDDD"/>
               <w:left w:val="single" w:sz="6" w:space="0" w:color="DDDDDD"/>
@@ -2218,7 +99,7 @@
         </w:tc>
         <w:tc>
           <w:tcPr>
-            <w:tcW w:w="0" w:type="auto"/>
+            <w:tcW w:w="1038" w:type="pct"/>
             <w:tcBorders>
               <w:top w:val="single" w:sz="6" w:space="0" w:color="DDDDDD"/>
               <w:left w:val="single" w:sz="6" w:space="0" w:color="DDDDDD"/>
@@ -2262,7 +143,7 @@
         </w:tc>
         <w:tc>
           <w:tcPr>
-            <w:tcW w:w="0" w:type="auto"/>
+            <w:tcW w:w="3527" w:type="pct"/>
             <w:tcBorders>
               <w:top w:val="single" w:sz="6" w:space="0" w:color="DDDDDD"/>
               <w:left w:val="single" w:sz="6" w:space="0" w:color="DDDDDD"/>
@@ -2308,46 +189,55 @@
       <w:tr>
         <w:tc>
           <w:tcPr>
-            <w:tcW w:w="0" w:type="auto"/>
-            <w:tcBorders>
-              <w:top w:val="single" w:sz="6" w:space="0" w:color="DDDDDD"/>
-              <w:left w:val="single" w:sz="6" w:space="0" w:color="DDDDDD"/>
-              <w:bottom w:val="single" w:sz="6" w:space="0" w:color="DDDDDD"/>
-              <w:right w:val="single" w:sz="6" w:space="0" w:color="DDDDDD"/>
-            </w:tcBorders>
-            <w:tcMar>
-              <w:top w:w="120" w:type="dxa"/>
-              <w:left w:w="120" w:type="dxa"/>
-              <w:bottom w:w="120" w:type="dxa"/>
-              <w:right w:w="120" w:type="dxa"/>
-            </w:tcMar>
-            <w:vAlign w:val="center"/>
-            <w:hideMark/>
-          </w:tcPr>
-          <w:p>
-            <w:pPr>
-              <w:spacing w:after="0" w:line="240" w:lineRule="auto"/>
-              <w:rPr>
-                <w:rFonts w:eastAsia="Times New Roman"/>
-                <w:sz w:val="24"/>
-                <w:szCs w:val="24"/>
-                <w:lang w:eastAsia="ro-RO"/>
-              </w:rPr>
-            </w:pPr>
-            <w:r>
-              <w:rPr>
-                <w:rFonts w:eastAsia="Times New Roman"/>
-                <w:sz w:val="24"/>
-                <w:szCs w:val="24"/>
-                <w:lang w:eastAsia="ro-RO"/>
-              </w:rPr>
-              <w:t>RF-01</w:t>
-            </w:r>
-          </w:p>
-        </w:tc>
-        <w:tc>
-          <w:tcPr>
-            <w:tcW w:w="0" w:type="auto"/>
+            <w:tcW w:w="435" w:type="pct"/>
+            <w:tcBorders>
+              <w:top w:val="single" w:sz="6" w:space="0" w:color="DDDDDD"/>
+              <w:left w:val="single" w:sz="6" w:space="0" w:color="DDDDDD"/>
+              <w:bottom w:val="single" w:sz="6" w:space="0" w:color="DDDDDD"/>
+              <w:right w:val="single" w:sz="6" w:space="0" w:color="DDDDDD"/>
+            </w:tcBorders>
+            <w:tcMar>
+              <w:top w:w="120" w:type="dxa"/>
+              <w:left w:w="120" w:type="dxa"/>
+              <w:bottom w:w="120" w:type="dxa"/>
+              <w:right w:w="120" w:type="dxa"/>
+            </w:tcMar>
+            <w:vAlign w:val="center"/>
+            <w:hideMark/>
+          </w:tcPr>
+          <w:p>
+            <w:pPr>
+              <w:spacing w:after="0" w:line="240" w:lineRule="auto"/>
+              <w:rPr>
+                <w:rFonts w:eastAsia="Times New Roman"/>
+                <w:sz w:val="24"/>
+                <w:szCs w:val="24"/>
+                <w:lang w:eastAsia="ro-RO"/>
+              </w:rPr>
+            </w:pPr>
+            <w:r>
+              <w:rPr>
+                <w:rFonts w:eastAsia="Times New Roman"/>
+                <w:sz w:val="24"/>
+                <w:szCs w:val="24"/>
+                <w:lang w:eastAsia="ro-RO"/>
+              </w:rPr>
+              <w:t>C</w:t>
+            </w:r>
+            <w:r>
+              <w:rPr>
+                <w:rFonts w:eastAsia="Times New Roman"/>
+                <w:sz w:val="24"/>
+                <w:szCs w:val="24"/>
+                <w:lang w:eastAsia="ro-RO"/>
+              </w:rPr>
+              <w:t>-01</w:t>
+            </w:r>
+          </w:p>
+        </w:tc>
+        <w:tc>
+          <w:tcPr>
+            <w:tcW w:w="1038" w:type="pct"/>
             <w:tcBorders>
               <w:top w:val="single" w:sz="6" w:space="0" w:color="DDDDDD"/>
               <w:left w:val="single" w:sz="6" w:space="0" w:color="DDDDDD"/>
@@ -2386,7 +276,7 @@
         </w:tc>
         <w:tc>
           <w:tcPr>
-            <w:tcW w:w="0" w:type="auto"/>
+            <w:tcW w:w="3527" w:type="pct"/>
             <w:tcBorders>
               <w:top w:val="single" w:sz="6" w:space="0" w:color="DDDDDD"/>
               <w:left w:val="single" w:sz="6" w:space="0" w:color="DDDDDD"/>
@@ -2427,46 +317,55 @@
       <w:tr>
         <w:tc>
           <w:tcPr>
-            <w:tcW w:w="0" w:type="auto"/>
-            <w:tcBorders>
-              <w:top w:val="single" w:sz="6" w:space="0" w:color="DDDDDD"/>
-              <w:left w:val="single" w:sz="6" w:space="0" w:color="DDDDDD"/>
-              <w:bottom w:val="single" w:sz="6" w:space="0" w:color="DDDDDD"/>
-              <w:right w:val="single" w:sz="6" w:space="0" w:color="DDDDDD"/>
-            </w:tcBorders>
-            <w:tcMar>
-              <w:top w:w="120" w:type="dxa"/>
-              <w:left w:w="120" w:type="dxa"/>
-              <w:bottom w:w="120" w:type="dxa"/>
-              <w:right w:w="120" w:type="dxa"/>
-            </w:tcMar>
-            <w:vAlign w:val="center"/>
-            <w:hideMark/>
-          </w:tcPr>
-          <w:p>
-            <w:pPr>
-              <w:spacing w:after="0" w:line="240" w:lineRule="auto"/>
-              <w:rPr>
-                <w:rFonts w:eastAsia="Times New Roman"/>
-                <w:sz w:val="24"/>
-                <w:szCs w:val="24"/>
-                <w:lang w:eastAsia="ro-RO"/>
-              </w:rPr>
-            </w:pPr>
-            <w:r>
-              <w:rPr>
-                <w:rFonts w:eastAsia="Times New Roman"/>
-                <w:sz w:val="24"/>
-                <w:szCs w:val="24"/>
-                <w:lang w:eastAsia="ro-RO"/>
-              </w:rPr>
-              <w:t>RF-02</w:t>
-            </w:r>
-          </w:p>
-        </w:tc>
-        <w:tc>
-          <w:tcPr>
-            <w:tcW w:w="0" w:type="auto"/>
+            <w:tcW w:w="435" w:type="pct"/>
+            <w:tcBorders>
+              <w:top w:val="single" w:sz="6" w:space="0" w:color="DDDDDD"/>
+              <w:left w:val="single" w:sz="6" w:space="0" w:color="DDDDDD"/>
+              <w:bottom w:val="single" w:sz="6" w:space="0" w:color="DDDDDD"/>
+              <w:right w:val="single" w:sz="6" w:space="0" w:color="DDDDDD"/>
+            </w:tcBorders>
+            <w:tcMar>
+              <w:top w:w="120" w:type="dxa"/>
+              <w:left w:w="120" w:type="dxa"/>
+              <w:bottom w:w="120" w:type="dxa"/>
+              <w:right w:w="120" w:type="dxa"/>
+            </w:tcMar>
+            <w:vAlign w:val="center"/>
+            <w:hideMark/>
+          </w:tcPr>
+          <w:p>
+            <w:pPr>
+              <w:spacing w:after="0" w:line="240" w:lineRule="auto"/>
+              <w:rPr>
+                <w:rFonts w:eastAsia="Times New Roman"/>
+                <w:sz w:val="24"/>
+                <w:szCs w:val="24"/>
+                <w:lang w:eastAsia="ro-RO"/>
+              </w:rPr>
+            </w:pPr>
+            <w:r>
+              <w:rPr>
+                <w:rFonts w:eastAsia="Times New Roman"/>
+                <w:sz w:val="24"/>
+                <w:szCs w:val="24"/>
+                <w:lang w:eastAsia="ro-RO"/>
+              </w:rPr>
+              <w:t>C</w:t>
+            </w:r>
+            <w:r>
+              <w:rPr>
+                <w:rFonts w:eastAsia="Times New Roman"/>
+                <w:sz w:val="24"/>
+                <w:szCs w:val="24"/>
+                <w:lang w:eastAsia="ro-RO"/>
+              </w:rPr>
+              <w:t>-02</w:t>
+            </w:r>
+          </w:p>
+        </w:tc>
+        <w:tc>
+          <w:tcPr>
+            <w:tcW w:w="1038" w:type="pct"/>
             <w:tcBorders>
               <w:top w:val="single" w:sz="6" w:space="0" w:color="DDDDDD"/>
               <w:left w:val="single" w:sz="6" w:space="0" w:color="DDDDDD"/>
@@ -2505,7 +404,7 @@
         </w:tc>
         <w:tc>
           <w:tcPr>
-            <w:tcW w:w="0" w:type="auto"/>
+            <w:tcW w:w="3527" w:type="pct"/>
             <w:tcBorders>
               <w:top w:val="single" w:sz="6" w:space="0" w:color="DDDDDD"/>
               <w:left w:val="single" w:sz="6" w:space="0" w:color="DDDDDD"/>
@@ -2546,46 +445,55 @@
       <w:tr>
         <w:tc>
           <w:tcPr>
-            <w:tcW w:w="0" w:type="auto"/>
-            <w:tcBorders>
-              <w:top w:val="single" w:sz="6" w:space="0" w:color="DDDDDD"/>
-              <w:left w:val="single" w:sz="6" w:space="0" w:color="DDDDDD"/>
-              <w:bottom w:val="single" w:sz="6" w:space="0" w:color="DDDDDD"/>
-              <w:right w:val="single" w:sz="6" w:space="0" w:color="DDDDDD"/>
-            </w:tcBorders>
-            <w:tcMar>
-              <w:top w:w="120" w:type="dxa"/>
-              <w:left w:w="120" w:type="dxa"/>
-              <w:bottom w:w="120" w:type="dxa"/>
-              <w:right w:w="120" w:type="dxa"/>
-            </w:tcMar>
-            <w:vAlign w:val="center"/>
-            <w:hideMark/>
-          </w:tcPr>
-          <w:p>
-            <w:pPr>
-              <w:spacing w:after="0" w:line="240" w:lineRule="auto"/>
-              <w:rPr>
-                <w:rFonts w:eastAsia="Times New Roman"/>
-                <w:sz w:val="24"/>
-                <w:szCs w:val="24"/>
-                <w:lang w:eastAsia="ro-RO"/>
-              </w:rPr>
-            </w:pPr>
-            <w:r>
-              <w:rPr>
-                <w:rFonts w:eastAsia="Times New Roman"/>
-                <w:sz w:val="24"/>
-                <w:szCs w:val="24"/>
-                <w:lang w:eastAsia="ro-RO"/>
-              </w:rPr>
-              <w:t>RF-03</w:t>
-            </w:r>
-          </w:p>
-        </w:tc>
-        <w:tc>
-          <w:tcPr>
-            <w:tcW w:w="0" w:type="auto"/>
+            <w:tcW w:w="435" w:type="pct"/>
+            <w:tcBorders>
+              <w:top w:val="single" w:sz="6" w:space="0" w:color="DDDDDD"/>
+              <w:left w:val="single" w:sz="6" w:space="0" w:color="DDDDDD"/>
+              <w:bottom w:val="single" w:sz="6" w:space="0" w:color="DDDDDD"/>
+              <w:right w:val="single" w:sz="6" w:space="0" w:color="DDDDDD"/>
+            </w:tcBorders>
+            <w:tcMar>
+              <w:top w:w="120" w:type="dxa"/>
+              <w:left w:w="120" w:type="dxa"/>
+              <w:bottom w:w="120" w:type="dxa"/>
+              <w:right w:w="120" w:type="dxa"/>
+            </w:tcMar>
+            <w:vAlign w:val="center"/>
+            <w:hideMark/>
+          </w:tcPr>
+          <w:p>
+            <w:pPr>
+              <w:spacing w:after="0" w:line="240" w:lineRule="auto"/>
+              <w:rPr>
+                <w:rFonts w:eastAsia="Times New Roman"/>
+                <w:sz w:val="24"/>
+                <w:szCs w:val="24"/>
+                <w:lang w:eastAsia="ro-RO"/>
+              </w:rPr>
+            </w:pPr>
+            <w:r>
+              <w:rPr>
+                <w:rFonts w:eastAsia="Times New Roman"/>
+                <w:sz w:val="24"/>
+                <w:szCs w:val="24"/>
+                <w:lang w:eastAsia="ro-RO"/>
+              </w:rPr>
+              <w:t>C</w:t>
+            </w:r>
+            <w:r>
+              <w:rPr>
+                <w:rFonts w:eastAsia="Times New Roman"/>
+                <w:sz w:val="24"/>
+                <w:szCs w:val="24"/>
+                <w:lang w:eastAsia="ro-RO"/>
+              </w:rPr>
+              <w:t>-03</w:t>
+            </w:r>
+          </w:p>
+        </w:tc>
+        <w:tc>
+          <w:tcPr>
+            <w:tcW w:w="1038" w:type="pct"/>
             <w:tcBorders>
               <w:top w:val="single" w:sz="6" w:space="0" w:color="DDDDDD"/>
               <w:left w:val="single" w:sz="6" w:space="0" w:color="DDDDDD"/>
@@ -2624,7 +532,7 @@
         </w:tc>
         <w:tc>
           <w:tcPr>
-            <w:tcW w:w="0" w:type="auto"/>
+            <w:tcW w:w="3527" w:type="pct"/>
             <w:tcBorders>
               <w:top w:val="single" w:sz="6" w:space="0" w:color="DDDDDD"/>
               <w:left w:val="single" w:sz="6" w:space="0" w:color="DDDDDD"/>
@@ -2665,46 +573,55 @@
       <w:tr>
         <w:tc>
           <w:tcPr>
-            <w:tcW w:w="0" w:type="auto"/>
-            <w:tcBorders>
-              <w:top w:val="single" w:sz="6" w:space="0" w:color="DDDDDD"/>
-              <w:left w:val="single" w:sz="6" w:space="0" w:color="DDDDDD"/>
-              <w:bottom w:val="single" w:sz="6" w:space="0" w:color="DDDDDD"/>
-              <w:right w:val="single" w:sz="6" w:space="0" w:color="DDDDDD"/>
-            </w:tcBorders>
-            <w:tcMar>
-              <w:top w:w="120" w:type="dxa"/>
-              <w:left w:w="120" w:type="dxa"/>
-              <w:bottom w:w="120" w:type="dxa"/>
-              <w:right w:w="120" w:type="dxa"/>
-            </w:tcMar>
-            <w:vAlign w:val="center"/>
-            <w:hideMark/>
-          </w:tcPr>
-          <w:p>
-            <w:pPr>
-              <w:spacing w:after="0" w:line="240" w:lineRule="auto"/>
-              <w:rPr>
-                <w:rFonts w:eastAsia="Times New Roman"/>
-                <w:sz w:val="24"/>
-                <w:szCs w:val="24"/>
-                <w:lang w:eastAsia="ro-RO"/>
-              </w:rPr>
-            </w:pPr>
-            <w:r>
-              <w:rPr>
-                <w:rFonts w:eastAsia="Times New Roman"/>
-                <w:sz w:val="24"/>
-                <w:szCs w:val="24"/>
-                <w:lang w:eastAsia="ro-RO"/>
-              </w:rPr>
-              <w:t>RF-04</w:t>
-            </w:r>
-          </w:p>
-        </w:tc>
-        <w:tc>
-          <w:tcPr>
-            <w:tcW w:w="0" w:type="auto"/>
+            <w:tcW w:w="435" w:type="pct"/>
+            <w:tcBorders>
+              <w:top w:val="single" w:sz="6" w:space="0" w:color="DDDDDD"/>
+              <w:left w:val="single" w:sz="6" w:space="0" w:color="DDDDDD"/>
+              <w:bottom w:val="single" w:sz="6" w:space="0" w:color="DDDDDD"/>
+              <w:right w:val="single" w:sz="6" w:space="0" w:color="DDDDDD"/>
+            </w:tcBorders>
+            <w:tcMar>
+              <w:top w:w="120" w:type="dxa"/>
+              <w:left w:w="120" w:type="dxa"/>
+              <w:bottom w:w="120" w:type="dxa"/>
+              <w:right w:w="120" w:type="dxa"/>
+            </w:tcMar>
+            <w:vAlign w:val="center"/>
+            <w:hideMark/>
+          </w:tcPr>
+          <w:p>
+            <w:pPr>
+              <w:spacing w:after="0" w:line="240" w:lineRule="auto"/>
+              <w:rPr>
+                <w:rFonts w:eastAsia="Times New Roman"/>
+                <w:sz w:val="24"/>
+                <w:szCs w:val="24"/>
+                <w:lang w:eastAsia="ro-RO"/>
+              </w:rPr>
+            </w:pPr>
+            <w:r>
+              <w:rPr>
+                <w:rFonts w:eastAsia="Times New Roman"/>
+                <w:sz w:val="24"/>
+                <w:szCs w:val="24"/>
+                <w:lang w:eastAsia="ro-RO"/>
+              </w:rPr>
+              <w:t>C</w:t>
+            </w:r>
+            <w:r>
+              <w:rPr>
+                <w:rFonts w:eastAsia="Times New Roman"/>
+                <w:sz w:val="24"/>
+                <w:szCs w:val="24"/>
+                <w:lang w:eastAsia="ro-RO"/>
+              </w:rPr>
+              <w:t>-04</w:t>
+            </w:r>
+          </w:p>
+        </w:tc>
+        <w:tc>
+          <w:tcPr>
+            <w:tcW w:w="1038" w:type="pct"/>
             <w:tcBorders>
               <w:top w:val="single" w:sz="6" w:space="0" w:color="DDDDDD"/>
               <w:left w:val="single" w:sz="6" w:space="0" w:color="DDDDDD"/>
@@ -2743,7 +660,7 @@
         </w:tc>
         <w:tc>
           <w:tcPr>
-            <w:tcW w:w="0" w:type="auto"/>
+            <w:tcW w:w="3527" w:type="pct"/>
             <w:tcBorders>
               <w:top w:val="single" w:sz="6" w:space="0" w:color="DDDDDD"/>
               <w:left w:val="single" w:sz="6" w:space="0" w:color="DDDDDD"/>
@@ -2784,46 +701,55 @@
       <w:tr>
         <w:tc>
           <w:tcPr>
-            <w:tcW w:w="0" w:type="auto"/>
-            <w:tcBorders>
-              <w:top w:val="single" w:sz="6" w:space="0" w:color="DDDDDD"/>
-              <w:left w:val="single" w:sz="6" w:space="0" w:color="DDDDDD"/>
-              <w:bottom w:val="single" w:sz="6" w:space="0" w:color="DDDDDD"/>
-              <w:right w:val="single" w:sz="6" w:space="0" w:color="DDDDDD"/>
-            </w:tcBorders>
-            <w:tcMar>
-              <w:top w:w="120" w:type="dxa"/>
-              <w:left w:w="120" w:type="dxa"/>
-              <w:bottom w:w="120" w:type="dxa"/>
-              <w:right w:w="120" w:type="dxa"/>
-            </w:tcMar>
-            <w:vAlign w:val="center"/>
-            <w:hideMark/>
-          </w:tcPr>
-          <w:p>
-            <w:pPr>
-              <w:spacing w:after="0" w:line="240" w:lineRule="auto"/>
-              <w:rPr>
-                <w:rFonts w:eastAsia="Times New Roman"/>
-                <w:sz w:val="24"/>
-                <w:szCs w:val="24"/>
-                <w:lang w:eastAsia="ro-RO"/>
-              </w:rPr>
-            </w:pPr>
-            <w:r>
-              <w:rPr>
-                <w:rFonts w:eastAsia="Times New Roman"/>
-                <w:sz w:val="24"/>
-                <w:szCs w:val="24"/>
-                <w:lang w:eastAsia="ro-RO"/>
-              </w:rPr>
-              <w:t>RF-05</w:t>
-            </w:r>
-          </w:p>
-        </w:tc>
-        <w:tc>
-          <w:tcPr>
-            <w:tcW w:w="0" w:type="auto"/>
+            <w:tcW w:w="435" w:type="pct"/>
+            <w:tcBorders>
+              <w:top w:val="single" w:sz="6" w:space="0" w:color="DDDDDD"/>
+              <w:left w:val="single" w:sz="6" w:space="0" w:color="DDDDDD"/>
+              <w:bottom w:val="single" w:sz="6" w:space="0" w:color="DDDDDD"/>
+              <w:right w:val="single" w:sz="6" w:space="0" w:color="DDDDDD"/>
+            </w:tcBorders>
+            <w:tcMar>
+              <w:top w:w="120" w:type="dxa"/>
+              <w:left w:w="120" w:type="dxa"/>
+              <w:bottom w:w="120" w:type="dxa"/>
+              <w:right w:w="120" w:type="dxa"/>
+            </w:tcMar>
+            <w:vAlign w:val="center"/>
+            <w:hideMark/>
+          </w:tcPr>
+          <w:p>
+            <w:pPr>
+              <w:spacing w:after="0" w:line="240" w:lineRule="auto"/>
+              <w:rPr>
+                <w:rFonts w:eastAsia="Times New Roman"/>
+                <w:sz w:val="24"/>
+                <w:szCs w:val="24"/>
+                <w:lang w:eastAsia="ro-RO"/>
+              </w:rPr>
+            </w:pPr>
+            <w:r>
+              <w:rPr>
+                <w:rFonts w:eastAsia="Times New Roman"/>
+                <w:sz w:val="24"/>
+                <w:szCs w:val="24"/>
+                <w:lang w:eastAsia="ro-RO"/>
+              </w:rPr>
+              <w:t>C</w:t>
+            </w:r>
+            <w:r>
+              <w:rPr>
+                <w:rFonts w:eastAsia="Times New Roman"/>
+                <w:sz w:val="24"/>
+                <w:szCs w:val="24"/>
+                <w:lang w:eastAsia="ro-RO"/>
+              </w:rPr>
+              <w:t>-05</w:t>
+            </w:r>
+          </w:p>
+        </w:tc>
+        <w:tc>
+          <w:tcPr>
+            <w:tcW w:w="1038" w:type="pct"/>
             <w:tcBorders>
               <w:top w:val="single" w:sz="6" w:space="0" w:color="DDDDDD"/>
               <w:left w:val="single" w:sz="6" w:space="0" w:color="DDDDDD"/>
@@ -2862,7 +788,7 @@
         </w:tc>
         <w:tc>
           <w:tcPr>
-            <w:tcW w:w="0" w:type="auto"/>
+            <w:tcW w:w="3527" w:type="pct"/>
             <w:tcBorders>
               <w:top w:val="single" w:sz="6" w:space="0" w:color="DDDDDD"/>
               <w:left w:val="single" w:sz="6" w:space="0" w:color="DDDDDD"/>
@@ -2903,46 +829,55 @@
       <w:tr>
         <w:tc>
           <w:tcPr>
-            <w:tcW w:w="0" w:type="auto"/>
-            <w:tcBorders>
-              <w:top w:val="single" w:sz="6" w:space="0" w:color="DDDDDD"/>
-              <w:left w:val="single" w:sz="6" w:space="0" w:color="DDDDDD"/>
-              <w:bottom w:val="single" w:sz="6" w:space="0" w:color="DDDDDD"/>
-              <w:right w:val="single" w:sz="6" w:space="0" w:color="DDDDDD"/>
-            </w:tcBorders>
-            <w:tcMar>
-              <w:top w:w="120" w:type="dxa"/>
-              <w:left w:w="120" w:type="dxa"/>
-              <w:bottom w:w="120" w:type="dxa"/>
-              <w:right w:w="120" w:type="dxa"/>
-            </w:tcMar>
-            <w:vAlign w:val="center"/>
-            <w:hideMark/>
-          </w:tcPr>
-          <w:p>
-            <w:pPr>
-              <w:spacing w:after="0" w:line="240" w:lineRule="auto"/>
-              <w:rPr>
-                <w:rFonts w:eastAsia="Times New Roman"/>
-                <w:sz w:val="24"/>
-                <w:szCs w:val="24"/>
-                <w:lang w:eastAsia="ro-RO"/>
-              </w:rPr>
-            </w:pPr>
-            <w:r>
-              <w:rPr>
-                <w:rFonts w:eastAsia="Times New Roman"/>
-                <w:sz w:val="24"/>
-                <w:szCs w:val="24"/>
-                <w:lang w:eastAsia="ro-RO"/>
-              </w:rPr>
-              <w:t>RF-06</w:t>
-            </w:r>
-          </w:p>
-        </w:tc>
-        <w:tc>
-          <w:tcPr>
-            <w:tcW w:w="0" w:type="auto"/>
+            <w:tcW w:w="435" w:type="pct"/>
+            <w:tcBorders>
+              <w:top w:val="single" w:sz="6" w:space="0" w:color="DDDDDD"/>
+              <w:left w:val="single" w:sz="6" w:space="0" w:color="DDDDDD"/>
+              <w:bottom w:val="single" w:sz="6" w:space="0" w:color="DDDDDD"/>
+              <w:right w:val="single" w:sz="6" w:space="0" w:color="DDDDDD"/>
+            </w:tcBorders>
+            <w:tcMar>
+              <w:top w:w="120" w:type="dxa"/>
+              <w:left w:w="120" w:type="dxa"/>
+              <w:bottom w:w="120" w:type="dxa"/>
+              <w:right w:w="120" w:type="dxa"/>
+            </w:tcMar>
+            <w:vAlign w:val="center"/>
+            <w:hideMark/>
+          </w:tcPr>
+          <w:p>
+            <w:pPr>
+              <w:spacing w:after="0" w:line="240" w:lineRule="auto"/>
+              <w:rPr>
+                <w:rFonts w:eastAsia="Times New Roman"/>
+                <w:sz w:val="24"/>
+                <w:szCs w:val="24"/>
+                <w:lang w:eastAsia="ro-RO"/>
+              </w:rPr>
+            </w:pPr>
+            <w:r>
+              <w:rPr>
+                <w:rFonts w:eastAsia="Times New Roman"/>
+                <w:sz w:val="24"/>
+                <w:szCs w:val="24"/>
+                <w:lang w:eastAsia="ro-RO"/>
+              </w:rPr>
+              <w:t>C</w:t>
+            </w:r>
+            <w:r>
+              <w:rPr>
+                <w:rFonts w:eastAsia="Times New Roman"/>
+                <w:sz w:val="24"/>
+                <w:szCs w:val="24"/>
+                <w:lang w:eastAsia="ro-RO"/>
+              </w:rPr>
+              <w:t>-06</w:t>
+            </w:r>
+          </w:p>
+        </w:tc>
+        <w:tc>
+          <w:tcPr>
+            <w:tcW w:w="1038" w:type="pct"/>
             <w:tcBorders>
               <w:top w:val="single" w:sz="6" w:space="0" w:color="DDDDDD"/>
               <w:left w:val="single" w:sz="6" w:space="0" w:color="DDDDDD"/>
@@ -2981,7 +916,7 @@
         </w:tc>
         <w:tc>
           <w:tcPr>
-            <w:tcW w:w="0" w:type="auto"/>
+            <w:tcW w:w="3527" w:type="pct"/>
             <w:tcBorders>
               <w:top w:val="single" w:sz="6" w:space="0" w:color="DDDDDD"/>
               <w:left w:val="single" w:sz="6" w:space="0" w:color="DDDDDD"/>
@@ -3022,46 +957,55 @@
       <w:tr>
         <w:tc>
           <w:tcPr>
-            <w:tcW w:w="0" w:type="auto"/>
-            <w:tcBorders>
-              <w:top w:val="single" w:sz="6" w:space="0" w:color="DDDDDD"/>
-              <w:left w:val="single" w:sz="6" w:space="0" w:color="DDDDDD"/>
-              <w:bottom w:val="single" w:sz="6" w:space="0" w:color="DDDDDD"/>
-              <w:right w:val="single" w:sz="6" w:space="0" w:color="DDDDDD"/>
-            </w:tcBorders>
-            <w:tcMar>
-              <w:top w:w="120" w:type="dxa"/>
-              <w:left w:w="120" w:type="dxa"/>
-              <w:bottom w:w="120" w:type="dxa"/>
-              <w:right w:w="120" w:type="dxa"/>
-            </w:tcMar>
-            <w:vAlign w:val="center"/>
-            <w:hideMark/>
-          </w:tcPr>
-          <w:p>
-            <w:pPr>
-              <w:spacing w:after="0" w:line="240" w:lineRule="auto"/>
-              <w:rPr>
-                <w:rFonts w:eastAsia="Times New Roman"/>
-                <w:sz w:val="24"/>
-                <w:szCs w:val="24"/>
-                <w:lang w:eastAsia="ro-RO"/>
-              </w:rPr>
-            </w:pPr>
-            <w:r>
-              <w:rPr>
-                <w:rFonts w:eastAsia="Times New Roman"/>
-                <w:sz w:val="24"/>
-                <w:szCs w:val="24"/>
-                <w:lang w:eastAsia="ro-RO"/>
-              </w:rPr>
-              <w:t>RF-07</w:t>
-            </w:r>
-          </w:p>
-        </w:tc>
-        <w:tc>
-          <w:tcPr>
-            <w:tcW w:w="0" w:type="auto"/>
+            <w:tcW w:w="435" w:type="pct"/>
+            <w:tcBorders>
+              <w:top w:val="single" w:sz="6" w:space="0" w:color="DDDDDD"/>
+              <w:left w:val="single" w:sz="6" w:space="0" w:color="DDDDDD"/>
+              <w:bottom w:val="single" w:sz="6" w:space="0" w:color="DDDDDD"/>
+              <w:right w:val="single" w:sz="6" w:space="0" w:color="DDDDDD"/>
+            </w:tcBorders>
+            <w:tcMar>
+              <w:top w:w="120" w:type="dxa"/>
+              <w:left w:w="120" w:type="dxa"/>
+              <w:bottom w:w="120" w:type="dxa"/>
+              <w:right w:w="120" w:type="dxa"/>
+            </w:tcMar>
+            <w:vAlign w:val="center"/>
+            <w:hideMark/>
+          </w:tcPr>
+          <w:p>
+            <w:pPr>
+              <w:spacing w:after="0" w:line="240" w:lineRule="auto"/>
+              <w:rPr>
+                <w:rFonts w:eastAsia="Times New Roman"/>
+                <w:sz w:val="24"/>
+                <w:szCs w:val="24"/>
+                <w:lang w:eastAsia="ro-RO"/>
+              </w:rPr>
+            </w:pPr>
+            <w:r>
+              <w:rPr>
+                <w:rFonts w:eastAsia="Times New Roman"/>
+                <w:sz w:val="24"/>
+                <w:szCs w:val="24"/>
+                <w:lang w:eastAsia="ro-RO"/>
+              </w:rPr>
+              <w:t>C</w:t>
+            </w:r>
+            <w:r>
+              <w:rPr>
+                <w:rFonts w:eastAsia="Times New Roman"/>
+                <w:sz w:val="24"/>
+                <w:szCs w:val="24"/>
+                <w:lang w:eastAsia="ro-RO"/>
+              </w:rPr>
+              <w:t>-07</w:t>
+            </w:r>
+          </w:p>
+        </w:tc>
+        <w:tc>
+          <w:tcPr>
+            <w:tcW w:w="1038" w:type="pct"/>
             <w:tcBorders>
               <w:top w:val="single" w:sz="6" w:space="0" w:color="DDDDDD"/>
               <w:left w:val="single" w:sz="6" w:space="0" w:color="DDDDDD"/>
@@ -3100,7 +1044,7 @@
         </w:tc>
         <w:tc>
           <w:tcPr>
-            <w:tcW w:w="0" w:type="auto"/>
+            <w:tcW w:w="3527" w:type="pct"/>
             <w:tcBorders>
               <w:top w:val="single" w:sz="6" w:space="0" w:color="DDDDDD"/>
               <w:left w:val="single" w:sz="6" w:space="0" w:color="DDDDDD"/>
@@ -3141,46 +1085,55 @@
       <w:tr>
         <w:tc>
           <w:tcPr>
-            <w:tcW w:w="0" w:type="auto"/>
-            <w:tcBorders>
-              <w:top w:val="single" w:sz="6" w:space="0" w:color="DDDDDD"/>
-              <w:left w:val="single" w:sz="6" w:space="0" w:color="DDDDDD"/>
-              <w:bottom w:val="single" w:sz="6" w:space="0" w:color="DDDDDD"/>
-              <w:right w:val="single" w:sz="6" w:space="0" w:color="DDDDDD"/>
-            </w:tcBorders>
-            <w:tcMar>
-              <w:top w:w="120" w:type="dxa"/>
-              <w:left w:w="120" w:type="dxa"/>
-              <w:bottom w:w="120" w:type="dxa"/>
-              <w:right w:w="120" w:type="dxa"/>
-            </w:tcMar>
-            <w:vAlign w:val="center"/>
-            <w:hideMark/>
-          </w:tcPr>
-          <w:p>
-            <w:pPr>
-              <w:spacing w:after="0" w:line="240" w:lineRule="auto"/>
-              <w:rPr>
-                <w:rFonts w:eastAsia="Times New Roman"/>
-                <w:sz w:val="24"/>
-                <w:szCs w:val="24"/>
-                <w:lang w:eastAsia="ro-RO"/>
-              </w:rPr>
-            </w:pPr>
-            <w:r>
-              <w:rPr>
-                <w:rFonts w:eastAsia="Times New Roman"/>
-                <w:sz w:val="24"/>
-                <w:szCs w:val="24"/>
-                <w:lang w:eastAsia="ro-RO"/>
-              </w:rPr>
-              <w:t>RF-08</w:t>
-            </w:r>
-          </w:p>
-        </w:tc>
-        <w:tc>
-          <w:tcPr>
-            <w:tcW w:w="0" w:type="auto"/>
+            <w:tcW w:w="435" w:type="pct"/>
+            <w:tcBorders>
+              <w:top w:val="single" w:sz="6" w:space="0" w:color="DDDDDD"/>
+              <w:left w:val="single" w:sz="6" w:space="0" w:color="DDDDDD"/>
+              <w:bottom w:val="single" w:sz="6" w:space="0" w:color="DDDDDD"/>
+              <w:right w:val="single" w:sz="6" w:space="0" w:color="DDDDDD"/>
+            </w:tcBorders>
+            <w:tcMar>
+              <w:top w:w="120" w:type="dxa"/>
+              <w:left w:w="120" w:type="dxa"/>
+              <w:bottom w:w="120" w:type="dxa"/>
+              <w:right w:w="120" w:type="dxa"/>
+            </w:tcMar>
+            <w:vAlign w:val="center"/>
+            <w:hideMark/>
+          </w:tcPr>
+          <w:p>
+            <w:pPr>
+              <w:spacing w:after="0" w:line="240" w:lineRule="auto"/>
+              <w:rPr>
+                <w:rFonts w:eastAsia="Times New Roman"/>
+                <w:sz w:val="24"/>
+                <w:szCs w:val="24"/>
+                <w:lang w:eastAsia="ro-RO"/>
+              </w:rPr>
+            </w:pPr>
+            <w:r>
+              <w:rPr>
+                <w:rFonts w:eastAsia="Times New Roman"/>
+                <w:sz w:val="24"/>
+                <w:szCs w:val="24"/>
+                <w:lang w:eastAsia="ro-RO"/>
+              </w:rPr>
+              <w:t>C</w:t>
+            </w:r>
+            <w:r>
+              <w:rPr>
+                <w:rFonts w:eastAsia="Times New Roman"/>
+                <w:sz w:val="24"/>
+                <w:szCs w:val="24"/>
+                <w:lang w:eastAsia="ro-RO"/>
+              </w:rPr>
+              <w:t>-08</w:t>
+            </w:r>
+          </w:p>
+        </w:tc>
+        <w:tc>
+          <w:tcPr>
+            <w:tcW w:w="1038" w:type="pct"/>
             <w:tcBorders>
               <w:top w:val="single" w:sz="6" w:space="0" w:color="DDDDDD"/>
               <w:left w:val="single" w:sz="6" w:space="0" w:color="DDDDDD"/>
@@ -3219,7 +1172,7 @@
         </w:tc>
         <w:tc>
           <w:tcPr>
-            <w:tcW w:w="0" w:type="auto"/>
+            <w:tcW w:w="3527" w:type="pct"/>
             <w:tcBorders>
               <w:top w:val="single" w:sz="6" w:space="0" w:color="DDDDDD"/>
               <w:left w:val="single" w:sz="6" w:space="0" w:color="DDDDDD"/>
@@ -3260,46 +1213,55 @@
       <w:tr>
         <w:tc>
           <w:tcPr>
-            <w:tcW w:w="0" w:type="auto"/>
-            <w:tcBorders>
-              <w:top w:val="single" w:sz="6" w:space="0" w:color="DDDDDD"/>
-              <w:left w:val="single" w:sz="6" w:space="0" w:color="DDDDDD"/>
-              <w:bottom w:val="single" w:sz="6" w:space="0" w:color="DDDDDD"/>
-              <w:right w:val="single" w:sz="6" w:space="0" w:color="DDDDDD"/>
-            </w:tcBorders>
-            <w:tcMar>
-              <w:top w:w="120" w:type="dxa"/>
-              <w:left w:w="120" w:type="dxa"/>
-              <w:bottom w:w="120" w:type="dxa"/>
-              <w:right w:w="120" w:type="dxa"/>
-            </w:tcMar>
-            <w:vAlign w:val="center"/>
-            <w:hideMark/>
-          </w:tcPr>
-          <w:p>
-            <w:pPr>
-              <w:spacing w:after="0" w:line="240" w:lineRule="auto"/>
-              <w:rPr>
-                <w:rFonts w:eastAsia="Times New Roman"/>
-                <w:sz w:val="24"/>
-                <w:szCs w:val="24"/>
-                <w:lang w:eastAsia="ro-RO"/>
-              </w:rPr>
-            </w:pPr>
-            <w:r>
-              <w:rPr>
-                <w:rFonts w:eastAsia="Times New Roman"/>
-                <w:sz w:val="24"/>
-                <w:szCs w:val="24"/>
-                <w:lang w:eastAsia="ro-RO"/>
-              </w:rPr>
-              <w:t>RF-09</w:t>
-            </w:r>
-          </w:p>
-        </w:tc>
-        <w:tc>
-          <w:tcPr>
-            <w:tcW w:w="0" w:type="auto"/>
+            <w:tcW w:w="435" w:type="pct"/>
+            <w:tcBorders>
+              <w:top w:val="single" w:sz="6" w:space="0" w:color="DDDDDD"/>
+              <w:left w:val="single" w:sz="6" w:space="0" w:color="DDDDDD"/>
+              <w:bottom w:val="single" w:sz="6" w:space="0" w:color="DDDDDD"/>
+              <w:right w:val="single" w:sz="6" w:space="0" w:color="DDDDDD"/>
+            </w:tcBorders>
+            <w:tcMar>
+              <w:top w:w="120" w:type="dxa"/>
+              <w:left w:w="120" w:type="dxa"/>
+              <w:bottom w:w="120" w:type="dxa"/>
+              <w:right w:w="120" w:type="dxa"/>
+            </w:tcMar>
+            <w:vAlign w:val="center"/>
+            <w:hideMark/>
+          </w:tcPr>
+          <w:p>
+            <w:pPr>
+              <w:spacing w:after="0" w:line="240" w:lineRule="auto"/>
+              <w:rPr>
+                <w:rFonts w:eastAsia="Times New Roman"/>
+                <w:sz w:val="24"/>
+                <w:szCs w:val="24"/>
+                <w:lang w:eastAsia="ro-RO"/>
+              </w:rPr>
+            </w:pPr>
+            <w:r>
+              <w:rPr>
+                <w:rFonts w:eastAsia="Times New Roman"/>
+                <w:sz w:val="24"/>
+                <w:szCs w:val="24"/>
+                <w:lang w:eastAsia="ro-RO"/>
+              </w:rPr>
+              <w:t>C</w:t>
+            </w:r>
+            <w:r>
+              <w:rPr>
+                <w:rFonts w:eastAsia="Times New Roman"/>
+                <w:sz w:val="24"/>
+                <w:szCs w:val="24"/>
+                <w:lang w:eastAsia="ro-RO"/>
+              </w:rPr>
+              <w:t>-09</w:t>
+            </w:r>
+          </w:p>
+        </w:tc>
+        <w:tc>
+          <w:tcPr>
+            <w:tcW w:w="1038" w:type="pct"/>
             <w:tcBorders>
               <w:top w:val="single" w:sz="6" w:space="0" w:color="DDDDDD"/>
               <w:left w:val="single" w:sz="6" w:space="0" w:color="DDDDDD"/>
@@ -3338,7 +1300,7 @@
         </w:tc>
         <w:tc>
           <w:tcPr>
-            <w:tcW w:w="0" w:type="auto"/>
+            <w:tcW w:w="3527" w:type="pct"/>
             <w:tcBorders>
               <w:top w:val="single" w:sz="6" w:space="0" w:color="DDDDDD"/>
               <w:left w:val="single" w:sz="6" w:space="0" w:color="DDDDDD"/>
@@ -3379,46 +1341,55 @@
       <w:tr>
         <w:tc>
           <w:tcPr>
-            <w:tcW w:w="0" w:type="auto"/>
-            <w:tcBorders>
-              <w:top w:val="single" w:sz="6" w:space="0" w:color="DDDDDD"/>
-              <w:left w:val="single" w:sz="6" w:space="0" w:color="DDDDDD"/>
-              <w:bottom w:val="single" w:sz="6" w:space="0" w:color="DDDDDD"/>
-              <w:right w:val="single" w:sz="6" w:space="0" w:color="DDDDDD"/>
-            </w:tcBorders>
-            <w:tcMar>
-              <w:top w:w="120" w:type="dxa"/>
-              <w:left w:w="120" w:type="dxa"/>
-              <w:bottom w:w="120" w:type="dxa"/>
-              <w:right w:w="120" w:type="dxa"/>
-            </w:tcMar>
-            <w:vAlign w:val="center"/>
-            <w:hideMark/>
-          </w:tcPr>
-          <w:p>
-            <w:pPr>
-              <w:spacing w:after="0" w:line="240" w:lineRule="auto"/>
-              <w:rPr>
-                <w:rFonts w:eastAsia="Times New Roman"/>
-                <w:sz w:val="24"/>
-                <w:szCs w:val="24"/>
-                <w:lang w:eastAsia="ro-RO"/>
-              </w:rPr>
-            </w:pPr>
-            <w:r>
-              <w:rPr>
-                <w:rFonts w:eastAsia="Times New Roman"/>
-                <w:sz w:val="24"/>
-                <w:szCs w:val="24"/>
-                <w:lang w:eastAsia="ro-RO"/>
-              </w:rPr>
-              <w:t>RF-10</w:t>
-            </w:r>
-          </w:p>
-        </w:tc>
-        <w:tc>
-          <w:tcPr>
-            <w:tcW w:w="0" w:type="auto"/>
+            <w:tcW w:w="435" w:type="pct"/>
+            <w:tcBorders>
+              <w:top w:val="single" w:sz="6" w:space="0" w:color="DDDDDD"/>
+              <w:left w:val="single" w:sz="6" w:space="0" w:color="DDDDDD"/>
+              <w:bottom w:val="single" w:sz="6" w:space="0" w:color="DDDDDD"/>
+              <w:right w:val="single" w:sz="6" w:space="0" w:color="DDDDDD"/>
+            </w:tcBorders>
+            <w:tcMar>
+              <w:top w:w="120" w:type="dxa"/>
+              <w:left w:w="120" w:type="dxa"/>
+              <w:bottom w:w="120" w:type="dxa"/>
+              <w:right w:w="120" w:type="dxa"/>
+            </w:tcMar>
+            <w:vAlign w:val="center"/>
+            <w:hideMark/>
+          </w:tcPr>
+          <w:p>
+            <w:pPr>
+              <w:spacing w:after="0" w:line="240" w:lineRule="auto"/>
+              <w:rPr>
+                <w:rFonts w:eastAsia="Times New Roman"/>
+                <w:sz w:val="24"/>
+                <w:szCs w:val="24"/>
+                <w:lang w:eastAsia="ro-RO"/>
+              </w:rPr>
+            </w:pPr>
+            <w:r>
+              <w:rPr>
+                <w:rFonts w:eastAsia="Times New Roman"/>
+                <w:sz w:val="24"/>
+                <w:szCs w:val="24"/>
+                <w:lang w:eastAsia="ro-RO"/>
+              </w:rPr>
+              <w:t>C</w:t>
+            </w:r>
+            <w:r>
+              <w:rPr>
+                <w:rFonts w:eastAsia="Times New Roman"/>
+                <w:sz w:val="24"/>
+                <w:szCs w:val="24"/>
+                <w:lang w:eastAsia="ro-RO"/>
+              </w:rPr>
+              <w:t>-10</w:t>
+            </w:r>
+          </w:p>
+        </w:tc>
+        <w:tc>
+          <w:tcPr>
+            <w:tcW w:w="1038" w:type="pct"/>
             <w:tcBorders>
               <w:top w:val="single" w:sz="6" w:space="0" w:color="DDDDDD"/>
               <w:left w:val="single" w:sz="6" w:space="0" w:color="DDDDDD"/>
@@ -3457,7 +1428,7 @@
         </w:tc>
         <w:tc>
           <w:tcPr>
-            <w:tcW w:w="0" w:type="auto"/>
+            <w:tcW w:w="3527" w:type="pct"/>
             <w:tcBorders>
               <w:top w:val="single" w:sz="6" w:space="0" w:color="DDDDDD"/>
               <w:left w:val="single" w:sz="6" w:space="0" w:color="DDDDDD"/>
@@ -3498,46 +1469,55 @@
       <w:tr>
         <w:tc>
           <w:tcPr>
-            <w:tcW w:w="0" w:type="auto"/>
-            <w:tcBorders>
-              <w:top w:val="single" w:sz="6" w:space="0" w:color="DDDDDD"/>
-              <w:left w:val="single" w:sz="6" w:space="0" w:color="DDDDDD"/>
-              <w:bottom w:val="single" w:sz="6" w:space="0" w:color="DDDDDD"/>
-              <w:right w:val="single" w:sz="6" w:space="0" w:color="DDDDDD"/>
-            </w:tcBorders>
-            <w:tcMar>
-              <w:top w:w="120" w:type="dxa"/>
-              <w:left w:w="120" w:type="dxa"/>
-              <w:bottom w:w="120" w:type="dxa"/>
-              <w:right w:w="120" w:type="dxa"/>
-            </w:tcMar>
-            <w:vAlign w:val="center"/>
-            <w:hideMark/>
-          </w:tcPr>
-          <w:p>
-            <w:pPr>
-              <w:spacing w:after="0" w:line="240" w:lineRule="auto"/>
-              <w:rPr>
-                <w:rFonts w:eastAsia="Times New Roman"/>
-                <w:sz w:val="24"/>
-                <w:szCs w:val="24"/>
-                <w:lang w:eastAsia="ro-RO"/>
-              </w:rPr>
-            </w:pPr>
-            <w:r>
-              <w:rPr>
-                <w:rFonts w:eastAsia="Times New Roman"/>
-                <w:sz w:val="24"/>
-                <w:szCs w:val="24"/>
-                <w:lang w:eastAsia="ro-RO"/>
-              </w:rPr>
-              <w:t>RF-11</w:t>
-            </w:r>
-          </w:p>
-        </w:tc>
-        <w:tc>
-          <w:tcPr>
-            <w:tcW w:w="0" w:type="auto"/>
+            <w:tcW w:w="435" w:type="pct"/>
+            <w:tcBorders>
+              <w:top w:val="single" w:sz="6" w:space="0" w:color="DDDDDD"/>
+              <w:left w:val="single" w:sz="6" w:space="0" w:color="DDDDDD"/>
+              <w:bottom w:val="single" w:sz="6" w:space="0" w:color="DDDDDD"/>
+              <w:right w:val="single" w:sz="6" w:space="0" w:color="DDDDDD"/>
+            </w:tcBorders>
+            <w:tcMar>
+              <w:top w:w="120" w:type="dxa"/>
+              <w:left w:w="120" w:type="dxa"/>
+              <w:bottom w:w="120" w:type="dxa"/>
+              <w:right w:w="120" w:type="dxa"/>
+            </w:tcMar>
+            <w:vAlign w:val="center"/>
+            <w:hideMark/>
+          </w:tcPr>
+          <w:p>
+            <w:pPr>
+              <w:spacing w:after="0" w:line="240" w:lineRule="auto"/>
+              <w:rPr>
+                <w:rFonts w:eastAsia="Times New Roman"/>
+                <w:sz w:val="24"/>
+                <w:szCs w:val="24"/>
+                <w:lang w:eastAsia="ro-RO"/>
+              </w:rPr>
+            </w:pPr>
+            <w:r>
+              <w:rPr>
+                <w:rFonts w:eastAsia="Times New Roman"/>
+                <w:sz w:val="24"/>
+                <w:szCs w:val="24"/>
+                <w:lang w:eastAsia="ro-RO"/>
+              </w:rPr>
+              <w:t>C</w:t>
+            </w:r>
+            <w:r>
+              <w:rPr>
+                <w:rFonts w:eastAsia="Times New Roman"/>
+                <w:sz w:val="24"/>
+                <w:szCs w:val="24"/>
+                <w:lang w:eastAsia="ro-RO"/>
+              </w:rPr>
+              <w:t>-11</w:t>
+            </w:r>
+          </w:p>
+        </w:tc>
+        <w:tc>
+          <w:tcPr>
+            <w:tcW w:w="1038" w:type="pct"/>
             <w:tcBorders>
               <w:top w:val="single" w:sz="6" w:space="0" w:color="DDDDDD"/>
               <w:left w:val="single" w:sz="6" w:space="0" w:color="DDDDDD"/>
@@ -3576,7 +1556,7 @@
         </w:tc>
         <w:tc>
           <w:tcPr>
-            <w:tcW w:w="0" w:type="auto"/>
+            <w:tcW w:w="3527" w:type="pct"/>
             <w:tcBorders>
               <w:top w:val="single" w:sz="6" w:space="0" w:color="DDDDDD"/>
               <w:left w:val="single" w:sz="6" w:space="0" w:color="DDDDDD"/>
@@ -3617,46 +1597,55 @@
       <w:tr>
         <w:tc>
           <w:tcPr>
-            <w:tcW w:w="0" w:type="auto"/>
-            <w:tcBorders>
-              <w:top w:val="single" w:sz="6" w:space="0" w:color="DDDDDD"/>
-              <w:left w:val="single" w:sz="6" w:space="0" w:color="DDDDDD"/>
-              <w:bottom w:val="single" w:sz="6" w:space="0" w:color="DDDDDD"/>
-              <w:right w:val="single" w:sz="6" w:space="0" w:color="DDDDDD"/>
-            </w:tcBorders>
-            <w:tcMar>
-              <w:top w:w="120" w:type="dxa"/>
-              <w:left w:w="120" w:type="dxa"/>
-              <w:bottom w:w="120" w:type="dxa"/>
-              <w:right w:w="120" w:type="dxa"/>
-            </w:tcMar>
-            <w:vAlign w:val="center"/>
-            <w:hideMark/>
-          </w:tcPr>
-          <w:p>
-            <w:pPr>
-              <w:spacing w:after="0" w:line="240" w:lineRule="auto"/>
-              <w:rPr>
-                <w:rFonts w:eastAsia="Times New Roman"/>
-                <w:sz w:val="24"/>
-                <w:szCs w:val="24"/>
-                <w:lang w:eastAsia="ro-RO"/>
-              </w:rPr>
-            </w:pPr>
-            <w:r>
-              <w:rPr>
-                <w:rFonts w:eastAsia="Times New Roman"/>
-                <w:sz w:val="24"/>
-                <w:szCs w:val="24"/>
-                <w:lang w:eastAsia="ro-RO"/>
-              </w:rPr>
-              <w:t>RF-12</w:t>
-            </w:r>
-          </w:p>
-        </w:tc>
-        <w:tc>
-          <w:tcPr>
-            <w:tcW w:w="0" w:type="auto"/>
+            <w:tcW w:w="435" w:type="pct"/>
+            <w:tcBorders>
+              <w:top w:val="single" w:sz="6" w:space="0" w:color="DDDDDD"/>
+              <w:left w:val="single" w:sz="6" w:space="0" w:color="DDDDDD"/>
+              <w:bottom w:val="single" w:sz="6" w:space="0" w:color="DDDDDD"/>
+              <w:right w:val="single" w:sz="6" w:space="0" w:color="DDDDDD"/>
+            </w:tcBorders>
+            <w:tcMar>
+              <w:top w:w="120" w:type="dxa"/>
+              <w:left w:w="120" w:type="dxa"/>
+              <w:bottom w:w="120" w:type="dxa"/>
+              <w:right w:w="120" w:type="dxa"/>
+            </w:tcMar>
+            <w:vAlign w:val="center"/>
+            <w:hideMark/>
+          </w:tcPr>
+          <w:p>
+            <w:pPr>
+              <w:spacing w:after="0" w:line="240" w:lineRule="auto"/>
+              <w:rPr>
+                <w:rFonts w:eastAsia="Times New Roman"/>
+                <w:sz w:val="24"/>
+                <w:szCs w:val="24"/>
+                <w:lang w:eastAsia="ro-RO"/>
+              </w:rPr>
+            </w:pPr>
+            <w:r>
+              <w:rPr>
+                <w:rFonts w:eastAsia="Times New Roman"/>
+                <w:sz w:val="24"/>
+                <w:szCs w:val="24"/>
+                <w:lang w:eastAsia="ro-RO"/>
+              </w:rPr>
+              <w:t>C</w:t>
+            </w:r>
+            <w:r>
+              <w:rPr>
+                <w:rFonts w:eastAsia="Times New Roman"/>
+                <w:sz w:val="24"/>
+                <w:szCs w:val="24"/>
+                <w:lang w:eastAsia="ro-RO"/>
+              </w:rPr>
+              <w:t>-12</w:t>
+            </w:r>
+          </w:p>
+        </w:tc>
+        <w:tc>
+          <w:tcPr>
+            <w:tcW w:w="1038" w:type="pct"/>
             <w:tcBorders>
               <w:top w:val="single" w:sz="6" w:space="0" w:color="DDDDDD"/>
               <w:left w:val="single" w:sz="6" w:space="0" w:color="DDDDDD"/>
@@ -3695,7 +1684,7 @@
         </w:tc>
         <w:tc>
           <w:tcPr>
-            <w:tcW w:w="0" w:type="auto"/>
+            <w:tcW w:w="3527" w:type="pct"/>
             <w:tcBorders>
               <w:top w:val="single" w:sz="6" w:space="0" w:color="DDDDDD"/>
               <w:left w:val="single" w:sz="6" w:space="0" w:color="DDDDDD"/>
@@ -3736,7 +1725,7 @@
       <w:tr>
         <w:tc>
           <w:tcPr>
-            <w:tcW w:w="0" w:type="auto"/>
+            <w:tcW w:w="435" w:type="pct"/>
             <w:tcBorders>
               <w:top w:val="single" w:sz="6" w:space="0" w:color="DDDDDD"/>
               <w:left w:val="single" w:sz="6" w:space="0" w:color="DDDDDD"/>
@@ -3770,13 +1759,22 @@
                 <w:lang w:eastAsia="ro-RO"/>
               </w:rPr>
               <w:lastRenderedPageBreak/>
-              <w:t>RF-13</w:t>
-            </w:r>
-          </w:p>
-        </w:tc>
-        <w:tc>
-          <w:tcPr>
-            <w:tcW w:w="0" w:type="auto"/>
+              <w:t>C</w:t>
+            </w:r>
+            <w:r>
+              <w:rPr>
+                <w:rFonts w:eastAsia="Times New Roman"/>
+                <w:sz w:val="24"/>
+                <w:szCs w:val="24"/>
+                <w:lang w:eastAsia="ro-RO"/>
+              </w:rPr>
+              <w:t>-13</w:t>
+            </w:r>
+          </w:p>
+        </w:tc>
+        <w:tc>
+          <w:tcPr>
+            <w:tcW w:w="1038" w:type="pct"/>
             <w:tcBorders>
               <w:top w:val="single" w:sz="6" w:space="0" w:color="DDDDDD"/>
               <w:left w:val="single" w:sz="6" w:space="0" w:color="DDDDDD"/>
@@ -3815,7 +1813,7 @@
         </w:tc>
         <w:tc>
           <w:tcPr>
-            <w:tcW w:w="0" w:type="auto"/>
+            <w:tcW w:w="3527" w:type="pct"/>
             <w:tcBorders>
               <w:top w:val="single" w:sz="6" w:space="0" w:color="DDDDDD"/>
               <w:left w:val="single" w:sz="6" w:space="0" w:color="DDDDDD"/>
@@ -3856,46 +1854,55 @@
       <w:tr>
         <w:tc>
           <w:tcPr>
-            <w:tcW w:w="0" w:type="auto"/>
-            <w:tcBorders>
-              <w:top w:val="single" w:sz="6" w:space="0" w:color="DDDDDD"/>
-              <w:left w:val="single" w:sz="6" w:space="0" w:color="DDDDDD"/>
-              <w:bottom w:val="single" w:sz="6" w:space="0" w:color="DDDDDD"/>
-              <w:right w:val="single" w:sz="6" w:space="0" w:color="DDDDDD"/>
-            </w:tcBorders>
-            <w:tcMar>
-              <w:top w:w="120" w:type="dxa"/>
-              <w:left w:w="120" w:type="dxa"/>
-              <w:bottom w:w="120" w:type="dxa"/>
-              <w:right w:w="120" w:type="dxa"/>
-            </w:tcMar>
-            <w:vAlign w:val="center"/>
-            <w:hideMark/>
-          </w:tcPr>
-          <w:p>
-            <w:pPr>
-              <w:spacing w:after="0" w:line="240" w:lineRule="auto"/>
-              <w:rPr>
-                <w:rFonts w:eastAsia="Times New Roman"/>
-                <w:sz w:val="24"/>
-                <w:szCs w:val="24"/>
-                <w:lang w:eastAsia="ro-RO"/>
-              </w:rPr>
-            </w:pPr>
-            <w:r>
-              <w:rPr>
-                <w:rFonts w:eastAsia="Times New Roman"/>
-                <w:sz w:val="24"/>
-                <w:szCs w:val="24"/>
-                <w:lang w:eastAsia="ro-RO"/>
-              </w:rPr>
-              <w:t>RF-14</w:t>
-            </w:r>
-          </w:p>
-        </w:tc>
-        <w:tc>
-          <w:tcPr>
-            <w:tcW w:w="0" w:type="auto"/>
+            <w:tcW w:w="435" w:type="pct"/>
+            <w:tcBorders>
+              <w:top w:val="single" w:sz="6" w:space="0" w:color="DDDDDD"/>
+              <w:left w:val="single" w:sz="6" w:space="0" w:color="DDDDDD"/>
+              <w:bottom w:val="single" w:sz="6" w:space="0" w:color="DDDDDD"/>
+              <w:right w:val="single" w:sz="6" w:space="0" w:color="DDDDDD"/>
+            </w:tcBorders>
+            <w:tcMar>
+              <w:top w:w="120" w:type="dxa"/>
+              <w:left w:w="120" w:type="dxa"/>
+              <w:bottom w:w="120" w:type="dxa"/>
+              <w:right w:w="120" w:type="dxa"/>
+            </w:tcMar>
+            <w:vAlign w:val="center"/>
+            <w:hideMark/>
+          </w:tcPr>
+          <w:p>
+            <w:pPr>
+              <w:spacing w:after="0" w:line="240" w:lineRule="auto"/>
+              <w:rPr>
+                <w:rFonts w:eastAsia="Times New Roman"/>
+                <w:sz w:val="24"/>
+                <w:szCs w:val="24"/>
+                <w:lang w:eastAsia="ro-RO"/>
+              </w:rPr>
+            </w:pPr>
+            <w:r>
+              <w:rPr>
+                <w:rFonts w:eastAsia="Times New Roman"/>
+                <w:sz w:val="24"/>
+                <w:szCs w:val="24"/>
+                <w:lang w:eastAsia="ro-RO"/>
+              </w:rPr>
+              <w:t>C</w:t>
+            </w:r>
+            <w:r>
+              <w:rPr>
+                <w:rFonts w:eastAsia="Times New Roman"/>
+                <w:sz w:val="24"/>
+                <w:szCs w:val="24"/>
+                <w:lang w:eastAsia="ro-RO"/>
+              </w:rPr>
+              <w:t>-14</w:t>
+            </w:r>
+          </w:p>
+        </w:tc>
+        <w:tc>
+          <w:tcPr>
+            <w:tcW w:w="1038" w:type="pct"/>
             <w:tcBorders>
               <w:top w:val="single" w:sz="6" w:space="0" w:color="DDDDDD"/>
               <w:left w:val="single" w:sz="6" w:space="0" w:color="DDDDDD"/>
@@ -3934,7 +1941,7 @@
         </w:tc>
         <w:tc>
           <w:tcPr>
-            <w:tcW w:w="0" w:type="auto"/>
+            <w:tcW w:w="3527" w:type="pct"/>
             <w:tcBorders>
               <w:top w:val="single" w:sz="6" w:space="0" w:color="DDDDDD"/>
               <w:left w:val="single" w:sz="6" w:space="0" w:color="DDDDDD"/>
@@ -3975,46 +1982,55 @@
       <w:tr>
         <w:tc>
           <w:tcPr>
-            <w:tcW w:w="0" w:type="auto"/>
-            <w:tcBorders>
-              <w:top w:val="single" w:sz="6" w:space="0" w:color="DDDDDD"/>
-              <w:left w:val="single" w:sz="6" w:space="0" w:color="DDDDDD"/>
-              <w:bottom w:val="single" w:sz="6" w:space="0" w:color="DDDDDD"/>
-              <w:right w:val="single" w:sz="6" w:space="0" w:color="DDDDDD"/>
-            </w:tcBorders>
-            <w:tcMar>
-              <w:top w:w="120" w:type="dxa"/>
-              <w:left w:w="120" w:type="dxa"/>
-              <w:bottom w:w="120" w:type="dxa"/>
-              <w:right w:w="120" w:type="dxa"/>
-            </w:tcMar>
-            <w:vAlign w:val="center"/>
-            <w:hideMark/>
-          </w:tcPr>
-          <w:p>
-            <w:pPr>
-              <w:spacing w:after="0" w:line="240" w:lineRule="auto"/>
-              <w:rPr>
-                <w:rFonts w:eastAsia="Times New Roman"/>
-                <w:sz w:val="24"/>
-                <w:szCs w:val="24"/>
-                <w:lang w:eastAsia="ro-RO"/>
-              </w:rPr>
-            </w:pPr>
-            <w:r>
-              <w:rPr>
-                <w:rFonts w:eastAsia="Times New Roman"/>
-                <w:sz w:val="24"/>
-                <w:szCs w:val="24"/>
-                <w:lang w:eastAsia="ro-RO"/>
-              </w:rPr>
-              <w:t>RF-15</w:t>
-            </w:r>
-          </w:p>
-        </w:tc>
-        <w:tc>
-          <w:tcPr>
-            <w:tcW w:w="0" w:type="auto"/>
+            <w:tcW w:w="435" w:type="pct"/>
+            <w:tcBorders>
+              <w:top w:val="single" w:sz="6" w:space="0" w:color="DDDDDD"/>
+              <w:left w:val="single" w:sz="6" w:space="0" w:color="DDDDDD"/>
+              <w:bottom w:val="single" w:sz="6" w:space="0" w:color="DDDDDD"/>
+              <w:right w:val="single" w:sz="6" w:space="0" w:color="DDDDDD"/>
+            </w:tcBorders>
+            <w:tcMar>
+              <w:top w:w="120" w:type="dxa"/>
+              <w:left w:w="120" w:type="dxa"/>
+              <w:bottom w:w="120" w:type="dxa"/>
+              <w:right w:w="120" w:type="dxa"/>
+            </w:tcMar>
+            <w:vAlign w:val="center"/>
+            <w:hideMark/>
+          </w:tcPr>
+          <w:p>
+            <w:pPr>
+              <w:spacing w:after="0" w:line="240" w:lineRule="auto"/>
+              <w:rPr>
+                <w:rFonts w:eastAsia="Times New Roman"/>
+                <w:sz w:val="24"/>
+                <w:szCs w:val="24"/>
+                <w:lang w:eastAsia="ro-RO"/>
+              </w:rPr>
+            </w:pPr>
+            <w:r>
+              <w:rPr>
+                <w:rFonts w:eastAsia="Times New Roman"/>
+                <w:sz w:val="24"/>
+                <w:szCs w:val="24"/>
+                <w:lang w:eastAsia="ro-RO"/>
+              </w:rPr>
+              <w:t>C</w:t>
+            </w:r>
+            <w:r>
+              <w:rPr>
+                <w:rFonts w:eastAsia="Times New Roman"/>
+                <w:sz w:val="24"/>
+                <w:szCs w:val="24"/>
+                <w:lang w:eastAsia="ro-RO"/>
+              </w:rPr>
+              <w:t>-15</w:t>
+            </w:r>
+          </w:p>
+        </w:tc>
+        <w:tc>
+          <w:tcPr>
+            <w:tcW w:w="1038" w:type="pct"/>
             <w:tcBorders>
               <w:top w:val="single" w:sz="6" w:space="0" w:color="DDDDDD"/>
               <w:left w:val="single" w:sz="6" w:space="0" w:color="DDDDDD"/>
@@ -4053,7 +2069,7 @@
         </w:tc>
         <w:tc>
           <w:tcPr>
-            <w:tcW w:w="0" w:type="auto"/>
+            <w:tcW w:w="3527" w:type="pct"/>
             <w:tcBorders>
               <w:top w:val="single" w:sz="6" w:space="0" w:color="DDDDDD"/>
               <w:left w:val="single" w:sz="6" w:space="0" w:color="DDDDDD"/>
@@ -4094,46 +2110,55 @@
       <w:tr>
         <w:tc>
           <w:tcPr>
-            <w:tcW w:w="0" w:type="auto"/>
-            <w:tcBorders>
-              <w:top w:val="single" w:sz="6" w:space="0" w:color="DDDDDD"/>
-              <w:left w:val="single" w:sz="6" w:space="0" w:color="DDDDDD"/>
-              <w:bottom w:val="single" w:sz="6" w:space="0" w:color="DDDDDD"/>
-              <w:right w:val="single" w:sz="6" w:space="0" w:color="DDDDDD"/>
-            </w:tcBorders>
-            <w:tcMar>
-              <w:top w:w="120" w:type="dxa"/>
-              <w:left w:w="120" w:type="dxa"/>
-              <w:bottom w:w="120" w:type="dxa"/>
-              <w:right w:w="120" w:type="dxa"/>
-            </w:tcMar>
-            <w:vAlign w:val="center"/>
-            <w:hideMark/>
-          </w:tcPr>
-          <w:p>
-            <w:pPr>
-              <w:spacing w:after="0" w:line="240" w:lineRule="auto"/>
-              <w:rPr>
-                <w:rFonts w:eastAsia="Times New Roman"/>
-                <w:sz w:val="24"/>
-                <w:szCs w:val="24"/>
-                <w:lang w:eastAsia="ro-RO"/>
-              </w:rPr>
-            </w:pPr>
-            <w:r>
-              <w:rPr>
-                <w:rFonts w:eastAsia="Times New Roman"/>
-                <w:sz w:val="24"/>
-                <w:szCs w:val="24"/>
-                <w:lang w:eastAsia="ro-RO"/>
-              </w:rPr>
-              <w:t>RF-16</w:t>
-            </w:r>
-          </w:p>
-        </w:tc>
-        <w:tc>
-          <w:tcPr>
-            <w:tcW w:w="0" w:type="auto"/>
+            <w:tcW w:w="435" w:type="pct"/>
+            <w:tcBorders>
+              <w:top w:val="single" w:sz="6" w:space="0" w:color="DDDDDD"/>
+              <w:left w:val="single" w:sz="6" w:space="0" w:color="DDDDDD"/>
+              <w:bottom w:val="single" w:sz="6" w:space="0" w:color="DDDDDD"/>
+              <w:right w:val="single" w:sz="6" w:space="0" w:color="DDDDDD"/>
+            </w:tcBorders>
+            <w:tcMar>
+              <w:top w:w="120" w:type="dxa"/>
+              <w:left w:w="120" w:type="dxa"/>
+              <w:bottom w:w="120" w:type="dxa"/>
+              <w:right w:w="120" w:type="dxa"/>
+            </w:tcMar>
+            <w:vAlign w:val="center"/>
+            <w:hideMark/>
+          </w:tcPr>
+          <w:p>
+            <w:pPr>
+              <w:spacing w:after="0" w:line="240" w:lineRule="auto"/>
+              <w:rPr>
+                <w:rFonts w:eastAsia="Times New Roman"/>
+                <w:sz w:val="24"/>
+                <w:szCs w:val="24"/>
+                <w:lang w:eastAsia="ro-RO"/>
+              </w:rPr>
+            </w:pPr>
+            <w:r>
+              <w:rPr>
+                <w:rFonts w:eastAsia="Times New Roman"/>
+                <w:sz w:val="24"/>
+                <w:szCs w:val="24"/>
+                <w:lang w:eastAsia="ro-RO"/>
+              </w:rPr>
+              <w:t>C</w:t>
+            </w:r>
+            <w:r>
+              <w:rPr>
+                <w:rFonts w:eastAsia="Times New Roman"/>
+                <w:sz w:val="24"/>
+                <w:szCs w:val="24"/>
+                <w:lang w:eastAsia="ro-RO"/>
+              </w:rPr>
+              <w:t>-16</w:t>
+            </w:r>
+          </w:p>
+        </w:tc>
+        <w:tc>
+          <w:tcPr>
+            <w:tcW w:w="1038" w:type="pct"/>
             <w:tcBorders>
               <w:top w:val="single" w:sz="6" w:space="0" w:color="DDDDDD"/>
               <w:left w:val="single" w:sz="6" w:space="0" w:color="DDDDDD"/>
@@ -4172,60 +2197,40 @@
         </w:tc>
         <w:tc>
           <w:tcPr>
-            <w:tcW w:w="0" w:type="auto"/>
-            <w:tcBorders>
-              <w:top w:val="single" w:sz="6" w:space="0" w:color="DDDDDD"/>
-              <w:left w:val="single" w:sz="6" w:space="0" w:color="DDDDDD"/>
-              <w:bottom w:val="single" w:sz="6" w:space="0" w:color="DDDDDD"/>
-              <w:right w:val="single" w:sz="6" w:space="0" w:color="DDDDDD"/>
-            </w:tcBorders>
-            <w:tcMar>
-              <w:top w:w="120" w:type="dxa"/>
-              <w:left w:w="120" w:type="dxa"/>
-              <w:bottom w:w="120" w:type="dxa"/>
-              <w:right w:w="120" w:type="dxa"/>
-            </w:tcMar>
-            <w:vAlign w:val="center"/>
-            <w:hideMark/>
-          </w:tcPr>
-          <w:p>
-            <w:pPr>
-              <w:spacing w:after="0" w:line="240" w:lineRule="auto"/>
-              <w:rPr>
-                <w:rFonts w:eastAsia="Times New Roman"/>
-                <w:sz w:val="24"/>
-                <w:szCs w:val="24"/>
-                <w:lang w:eastAsia="ro-RO"/>
-              </w:rPr>
-            </w:pPr>
-            <w:r>
-              <w:rPr>
-                <w:rFonts w:eastAsia="Times New Roman"/>
-                <w:sz w:val="24"/>
-                <w:szCs w:val="24"/>
-                <w:lang w:eastAsia="ro-RO"/>
-              </w:rPr>
-              <w:t>Înregistrarea și consultarea echipamentelor, cu identificator, denumire sau tip, hală și stație</w:t>
-            </w:r>
-            <w:r>
-              <w:rPr>
-                <w:rFonts w:eastAsia="Times New Roman"/>
-                <w:sz w:val="24"/>
-                <w:szCs w:val="24"/>
-                <w:lang w:eastAsia="ro-RO"/>
-              </w:rPr>
-              <w:t>.</w:t>
-            </w:r>
-            <w:bookmarkStart w:id="0" w:name="_GoBack"/>
-            <w:bookmarkEnd w:id="0"/>
-            <w:r>
-              <w:rPr>
-                <w:rFonts w:eastAsia="Times New Roman"/>
-                <w:sz w:val="24"/>
-                <w:szCs w:val="24"/>
-                <w:lang w:eastAsia="ro-RO"/>
-              </w:rPr>
-              <w:t>.</w:t>
+            <w:tcW w:w="3527" w:type="pct"/>
+            <w:tcBorders>
+              <w:top w:val="single" w:sz="6" w:space="0" w:color="DDDDDD"/>
+              <w:left w:val="single" w:sz="6" w:space="0" w:color="DDDDDD"/>
+              <w:bottom w:val="single" w:sz="6" w:space="0" w:color="DDDDDD"/>
+              <w:right w:val="single" w:sz="6" w:space="0" w:color="DDDDDD"/>
+            </w:tcBorders>
+            <w:tcMar>
+              <w:top w:w="120" w:type="dxa"/>
+              <w:left w:w="120" w:type="dxa"/>
+              <w:bottom w:w="120" w:type="dxa"/>
+              <w:right w:w="120" w:type="dxa"/>
+            </w:tcMar>
+            <w:vAlign w:val="center"/>
+            <w:hideMark/>
+          </w:tcPr>
+          <w:p>
+            <w:pPr>
+              <w:spacing w:after="0" w:line="240" w:lineRule="auto"/>
+              <w:rPr>
+                <w:rFonts w:eastAsia="Times New Roman"/>
+                <w:sz w:val="24"/>
+                <w:szCs w:val="24"/>
+                <w:lang w:eastAsia="ro-RO"/>
+              </w:rPr>
+            </w:pPr>
+            <w:r>
+              <w:rPr>
+                <w:rFonts w:eastAsia="Times New Roman"/>
+                <w:sz w:val="24"/>
+                <w:szCs w:val="24"/>
+                <w:lang w:eastAsia="ro-RO"/>
+              </w:rPr>
+              <w:t>Înregistrarea și consultarea echipamentelor, cu identificator, denumire sau tip, hală și stație..</w:t>
             </w:r>
           </w:p>
         </w:tc>
@@ -4233,46 +2238,55 @@
       <w:tr>
         <w:tc>
           <w:tcPr>
-            <w:tcW w:w="0" w:type="auto"/>
-            <w:tcBorders>
-              <w:top w:val="single" w:sz="6" w:space="0" w:color="DDDDDD"/>
-              <w:left w:val="single" w:sz="6" w:space="0" w:color="DDDDDD"/>
-              <w:bottom w:val="single" w:sz="6" w:space="0" w:color="DDDDDD"/>
-              <w:right w:val="single" w:sz="6" w:space="0" w:color="DDDDDD"/>
-            </w:tcBorders>
-            <w:tcMar>
-              <w:top w:w="120" w:type="dxa"/>
-              <w:left w:w="120" w:type="dxa"/>
-              <w:bottom w:w="120" w:type="dxa"/>
-              <w:right w:w="120" w:type="dxa"/>
-            </w:tcMar>
-            <w:vAlign w:val="center"/>
-            <w:hideMark/>
-          </w:tcPr>
-          <w:p>
-            <w:pPr>
-              <w:spacing w:after="0" w:line="240" w:lineRule="auto"/>
-              <w:rPr>
-                <w:rFonts w:eastAsia="Times New Roman"/>
-                <w:sz w:val="24"/>
-                <w:szCs w:val="24"/>
-                <w:lang w:eastAsia="ro-RO"/>
-              </w:rPr>
-            </w:pPr>
-            <w:r>
-              <w:rPr>
-                <w:rFonts w:eastAsia="Times New Roman"/>
-                <w:sz w:val="24"/>
-                <w:szCs w:val="24"/>
-                <w:lang w:eastAsia="ro-RO"/>
-              </w:rPr>
-              <w:t>RF-17</w:t>
-            </w:r>
-          </w:p>
-        </w:tc>
-        <w:tc>
-          <w:tcPr>
-            <w:tcW w:w="0" w:type="auto"/>
+            <w:tcW w:w="435" w:type="pct"/>
+            <w:tcBorders>
+              <w:top w:val="single" w:sz="6" w:space="0" w:color="DDDDDD"/>
+              <w:left w:val="single" w:sz="6" w:space="0" w:color="DDDDDD"/>
+              <w:bottom w:val="single" w:sz="6" w:space="0" w:color="DDDDDD"/>
+              <w:right w:val="single" w:sz="6" w:space="0" w:color="DDDDDD"/>
+            </w:tcBorders>
+            <w:tcMar>
+              <w:top w:w="120" w:type="dxa"/>
+              <w:left w:w="120" w:type="dxa"/>
+              <w:bottom w:w="120" w:type="dxa"/>
+              <w:right w:w="120" w:type="dxa"/>
+            </w:tcMar>
+            <w:vAlign w:val="center"/>
+            <w:hideMark/>
+          </w:tcPr>
+          <w:p>
+            <w:pPr>
+              <w:spacing w:after="0" w:line="240" w:lineRule="auto"/>
+              <w:rPr>
+                <w:rFonts w:eastAsia="Times New Roman"/>
+                <w:sz w:val="24"/>
+                <w:szCs w:val="24"/>
+                <w:lang w:eastAsia="ro-RO"/>
+              </w:rPr>
+            </w:pPr>
+            <w:r>
+              <w:rPr>
+                <w:rFonts w:eastAsia="Times New Roman"/>
+                <w:sz w:val="24"/>
+                <w:szCs w:val="24"/>
+                <w:lang w:eastAsia="ro-RO"/>
+              </w:rPr>
+              <w:t>C</w:t>
+            </w:r>
+            <w:r>
+              <w:rPr>
+                <w:rFonts w:eastAsia="Times New Roman"/>
+                <w:sz w:val="24"/>
+                <w:szCs w:val="24"/>
+                <w:lang w:eastAsia="ro-RO"/>
+              </w:rPr>
+              <w:t>-17</w:t>
+            </w:r>
+          </w:p>
+        </w:tc>
+        <w:tc>
+          <w:tcPr>
+            <w:tcW w:w="1038" w:type="pct"/>
             <w:tcBorders>
               <w:top w:val="single" w:sz="6" w:space="0" w:color="DDDDDD"/>
               <w:left w:val="single" w:sz="6" w:space="0" w:color="DDDDDD"/>
@@ -4311,7 +2325,7 @@
         </w:tc>
         <w:tc>
           <w:tcPr>
-            <w:tcW w:w="0" w:type="auto"/>
+            <w:tcW w:w="3527" w:type="pct"/>
             <w:tcBorders>
               <w:top w:val="single" w:sz="6" w:space="0" w:color="DDDDDD"/>
               <w:left w:val="single" w:sz="6" w:space="0" w:color="DDDDDD"/>
@@ -4352,46 +2366,55 @@
       <w:tr>
         <w:tc>
           <w:tcPr>
-            <w:tcW w:w="0" w:type="auto"/>
-            <w:tcBorders>
-              <w:top w:val="single" w:sz="6" w:space="0" w:color="DDDDDD"/>
-              <w:left w:val="single" w:sz="6" w:space="0" w:color="DDDDDD"/>
-              <w:bottom w:val="single" w:sz="6" w:space="0" w:color="DDDDDD"/>
-              <w:right w:val="single" w:sz="6" w:space="0" w:color="DDDDDD"/>
-            </w:tcBorders>
-            <w:tcMar>
-              <w:top w:w="120" w:type="dxa"/>
-              <w:left w:w="120" w:type="dxa"/>
-              <w:bottom w:w="120" w:type="dxa"/>
-              <w:right w:w="120" w:type="dxa"/>
-            </w:tcMar>
-            <w:vAlign w:val="center"/>
-            <w:hideMark/>
-          </w:tcPr>
-          <w:p>
-            <w:pPr>
-              <w:spacing w:after="0" w:line="240" w:lineRule="auto"/>
-              <w:rPr>
-                <w:rFonts w:eastAsia="Times New Roman"/>
-                <w:sz w:val="24"/>
-                <w:szCs w:val="24"/>
-                <w:lang w:eastAsia="ro-RO"/>
-              </w:rPr>
-            </w:pPr>
-            <w:r>
-              <w:rPr>
-                <w:rFonts w:eastAsia="Times New Roman"/>
-                <w:sz w:val="24"/>
-                <w:szCs w:val="24"/>
-                <w:lang w:eastAsia="ro-RO"/>
-              </w:rPr>
-              <w:t>RF-18</w:t>
-            </w:r>
-          </w:p>
-        </w:tc>
-        <w:tc>
-          <w:tcPr>
-            <w:tcW w:w="0" w:type="auto"/>
+            <w:tcW w:w="435" w:type="pct"/>
+            <w:tcBorders>
+              <w:top w:val="single" w:sz="6" w:space="0" w:color="DDDDDD"/>
+              <w:left w:val="single" w:sz="6" w:space="0" w:color="DDDDDD"/>
+              <w:bottom w:val="single" w:sz="6" w:space="0" w:color="DDDDDD"/>
+              <w:right w:val="single" w:sz="6" w:space="0" w:color="DDDDDD"/>
+            </w:tcBorders>
+            <w:tcMar>
+              <w:top w:w="120" w:type="dxa"/>
+              <w:left w:w="120" w:type="dxa"/>
+              <w:bottom w:w="120" w:type="dxa"/>
+              <w:right w:w="120" w:type="dxa"/>
+            </w:tcMar>
+            <w:vAlign w:val="center"/>
+            <w:hideMark/>
+          </w:tcPr>
+          <w:p>
+            <w:pPr>
+              <w:spacing w:after="0" w:line="240" w:lineRule="auto"/>
+              <w:rPr>
+                <w:rFonts w:eastAsia="Times New Roman"/>
+                <w:sz w:val="24"/>
+                <w:szCs w:val="24"/>
+                <w:lang w:eastAsia="ro-RO"/>
+              </w:rPr>
+            </w:pPr>
+            <w:r>
+              <w:rPr>
+                <w:rFonts w:eastAsia="Times New Roman"/>
+                <w:sz w:val="24"/>
+                <w:szCs w:val="24"/>
+                <w:lang w:eastAsia="ro-RO"/>
+              </w:rPr>
+              <w:t>C</w:t>
+            </w:r>
+            <w:r>
+              <w:rPr>
+                <w:rFonts w:eastAsia="Times New Roman"/>
+                <w:sz w:val="24"/>
+                <w:szCs w:val="24"/>
+                <w:lang w:eastAsia="ro-RO"/>
+              </w:rPr>
+              <w:t>-18</w:t>
+            </w:r>
+          </w:p>
+        </w:tc>
+        <w:tc>
+          <w:tcPr>
+            <w:tcW w:w="1038" w:type="pct"/>
             <w:tcBorders>
               <w:top w:val="single" w:sz="6" w:space="0" w:color="DDDDDD"/>
               <w:left w:val="single" w:sz="6" w:space="0" w:color="DDDDDD"/>
@@ -4430,7 +2453,7 @@
         </w:tc>
         <w:tc>
           <w:tcPr>
-            <w:tcW w:w="0" w:type="auto"/>
+            <w:tcW w:w="3527" w:type="pct"/>
             <w:tcBorders>
               <w:top w:val="single" w:sz="6" w:space="0" w:color="DDDDDD"/>
               <w:left w:val="single" w:sz="6" w:space="0" w:color="DDDDDD"/>
@@ -4471,46 +2494,55 @@
       <w:tr>
         <w:tc>
           <w:tcPr>
-            <w:tcW w:w="0" w:type="auto"/>
-            <w:tcBorders>
-              <w:top w:val="single" w:sz="6" w:space="0" w:color="DDDDDD"/>
-              <w:left w:val="single" w:sz="6" w:space="0" w:color="DDDDDD"/>
-              <w:bottom w:val="single" w:sz="6" w:space="0" w:color="DDDDDD"/>
-              <w:right w:val="single" w:sz="6" w:space="0" w:color="DDDDDD"/>
-            </w:tcBorders>
-            <w:tcMar>
-              <w:top w:w="120" w:type="dxa"/>
-              <w:left w:w="120" w:type="dxa"/>
-              <w:bottom w:w="120" w:type="dxa"/>
-              <w:right w:w="120" w:type="dxa"/>
-            </w:tcMar>
-            <w:vAlign w:val="center"/>
-            <w:hideMark/>
-          </w:tcPr>
-          <w:p>
-            <w:pPr>
-              <w:spacing w:after="0" w:line="240" w:lineRule="auto"/>
-              <w:rPr>
-                <w:rFonts w:eastAsia="Times New Roman"/>
-                <w:sz w:val="24"/>
-                <w:szCs w:val="24"/>
-                <w:lang w:eastAsia="ro-RO"/>
-              </w:rPr>
-            </w:pPr>
-            <w:r>
-              <w:rPr>
-                <w:rFonts w:eastAsia="Times New Roman"/>
-                <w:sz w:val="24"/>
-                <w:szCs w:val="24"/>
-                <w:lang w:eastAsia="ro-RO"/>
-              </w:rPr>
-              <w:t>RF-19</w:t>
-            </w:r>
-          </w:p>
-        </w:tc>
-        <w:tc>
-          <w:tcPr>
-            <w:tcW w:w="0" w:type="auto"/>
+            <w:tcW w:w="435" w:type="pct"/>
+            <w:tcBorders>
+              <w:top w:val="single" w:sz="6" w:space="0" w:color="DDDDDD"/>
+              <w:left w:val="single" w:sz="6" w:space="0" w:color="DDDDDD"/>
+              <w:bottom w:val="single" w:sz="6" w:space="0" w:color="DDDDDD"/>
+              <w:right w:val="single" w:sz="6" w:space="0" w:color="DDDDDD"/>
+            </w:tcBorders>
+            <w:tcMar>
+              <w:top w:w="120" w:type="dxa"/>
+              <w:left w:w="120" w:type="dxa"/>
+              <w:bottom w:w="120" w:type="dxa"/>
+              <w:right w:w="120" w:type="dxa"/>
+            </w:tcMar>
+            <w:vAlign w:val="center"/>
+            <w:hideMark/>
+          </w:tcPr>
+          <w:p>
+            <w:pPr>
+              <w:spacing w:after="0" w:line="240" w:lineRule="auto"/>
+              <w:rPr>
+                <w:rFonts w:eastAsia="Times New Roman"/>
+                <w:sz w:val="24"/>
+                <w:szCs w:val="24"/>
+                <w:lang w:eastAsia="ro-RO"/>
+              </w:rPr>
+            </w:pPr>
+            <w:r>
+              <w:rPr>
+                <w:rFonts w:eastAsia="Times New Roman"/>
+                <w:sz w:val="24"/>
+                <w:szCs w:val="24"/>
+                <w:lang w:eastAsia="ro-RO"/>
+              </w:rPr>
+              <w:t>C</w:t>
+            </w:r>
+            <w:r>
+              <w:rPr>
+                <w:rFonts w:eastAsia="Times New Roman"/>
+                <w:sz w:val="24"/>
+                <w:szCs w:val="24"/>
+                <w:lang w:eastAsia="ro-RO"/>
+              </w:rPr>
+              <w:t>-19</w:t>
+            </w:r>
+          </w:p>
+        </w:tc>
+        <w:tc>
+          <w:tcPr>
+            <w:tcW w:w="1038" w:type="pct"/>
             <w:tcBorders>
               <w:top w:val="single" w:sz="6" w:space="0" w:color="DDDDDD"/>
               <w:left w:val="single" w:sz="6" w:space="0" w:color="DDDDDD"/>
@@ -4549,7 +2581,7 @@
         </w:tc>
         <w:tc>
           <w:tcPr>
-            <w:tcW w:w="0" w:type="auto"/>
+            <w:tcW w:w="3527" w:type="pct"/>
             <w:tcBorders>
               <w:top w:val="single" w:sz="6" w:space="0" w:color="DDDDDD"/>
               <w:left w:val="single" w:sz="6" w:space="0" w:color="DDDDDD"/>
@@ -4590,46 +2622,55 @@
       <w:tr>
         <w:tc>
           <w:tcPr>
-            <w:tcW w:w="0" w:type="auto"/>
-            <w:tcBorders>
-              <w:top w:val="single" w:sz="6" w:space="0" w:color="DDDDDD"/>
-              <w:left w:val="single" w:sz="6" w:space="0" w:color="DDDDDD"/>
-              <w:bottom w:val="single" w:sz="6" w:space="0" w:color="DDDDDD"/>
-              <w:right w:val="single" w:sz="6" w:space="0" w:color="DDDDDD"/>
-            </w:tcBorders>
-            <w:tcMar>
-              <w:top w:w="120" w:type="dxa"/>
-              <w:left w:w="120" w:type="dxa"/>
-              <w:bottom w:w="120" w:type="dxa"/>
-              <w:right w:w="120" w:type="dxa"/>
-            </w:tcMar>
-            <w:vAlign w:val="center"/>
-            <w:hideMark/>
-          </w:tcPr>
-          <w:p>
-            <w:pPr>
-              <w:spacing w:after="0" w:line="240" w:lineRule="auto"/>
-              <w:rPr>
-                <w:rFonts w:eastAsia="Times New Roman"/>
-                <w:sz w:val="24"/>
-                <w:szCs w:val="24"/>
-                <w:lang w:eastAsia="ro-RO"/>
-              </w:rPr>
-            </w:pPr>
-            <w:r>
-              <w:rPr>
-                <w:rFonts w:eastAsia="Times New Roman"/>
-                <w:sz w:val="24"/>
-                <w:szCs w:val="24"/>
-                <w:lang w:eastAsia="ro-RO"/>
-              </w:rPr>
-              <w:t>RF-20</w:t>
-            </w:r>
-          </w:p>
-        </w:tc>
-        <w:tc>
-          <w:tcPr>
-            <w:tcW w:w="0" w:type="auto"/>
+            <w:tcW w:w="435" w:type="pct"/>
+            <w:tcBorders>
+              <w:top w:val="single" w:sz="6" w:space="0" w:color="DDDDDD"/>
+              <w:left w:val="single" w:sz="6" w:space="0" w:color="DDDDDD"/>
+              <w:bottom w:val="single" w:sz="6" w:space="0" w:color="DDDDDD"/>
+              <w:right w:val="single" w:sz="6" w:space="0" w:color="DDDDDD"/>
+            </w:tcBorders>
+            <w:tcMar>
+              <w:top w:w="120" w:type="dxa"/>
+              <w:left w:w="120" w:type="dxa"/>
+              <w:bottom w:w="120" w:type="dxa"/>
+              <w:right w:w="120" w:type="dxa"/>
+            </w:tcMar>
+            <w:vAlign w:val="center"/>
+            <w:hideMark/>
+          </w:tcPr>
+          <w:p>
+            <w:pPr>
+              <w:spacing w:after="0" w:line="240" w:lineRule="auto"/>
+              <w:rPr>
+                <w:rFonts w:eastAsia="Times New Roman"/>
+                <w:sz w:val="24"/>
+                <w:szCs w:val="24"/>
+                <w:lang w:eastAsia="ro-RO"/>
+              </w:rPr>
+            </w:pPr>
+            <w:r>
+              <w:rPr>
+                <w:rFonts w:eastAsia="Times New Roman"/>
+                <w:sz w:val="24"/>
+                <w:szCs w:val="24"/>
+                <w:lang w:eastAsia="ro-RO"/>
+              </w:rPr>
+              <w:t>C</w:t>
+            </w:r>
+            <w:r>
+              <w:rPr>
+                <w:rFonts w:eastAsia="Times New Roman"/>
+                <w:sz w:val="24"/>
+                <w:szCs w:val="24"/>
+                <w:lang w:eastAsia="ro-RO"/>
+              </w:rPr>
+              <w:t>-20</w:t>
+            </w:r>
+          </w:p>
+        </w:tc>
+        <w:tc>
+          <w:tcPr>
+            <w:tcW w:w="1038" w:type="pct"/>
             <w:tcBorders>
               <w:top w:val="single" w:sz="6" w:space="0" w:color="DDDDDD"/>
               <w:left w:val="single" w:sz="6" w:space="0" w:color="DDDDDD"/>
@@ -4668,7 +2709,7 @@
         </w:tc>
         <w:tc>
           <w:tcPr>
-            <w:tcW w:w="0" w:type="auto"/>
+            <w:tcW w:w="3527" w:type="pct"/>
             <w:tcBorders>
               <w:top w:val="single" w:sz="6" w:space="0" w:color="DDDDDD"/>
               <w:left w:val="single" w:sz="6" w:space="0" w:color="DDDDDD"/>
@@ -4709,46 +2750,55 @@
       <w:tr>
         <w:tc>
           <w:tcPr>
-            <w:tcW w:w="0" w:type="auto"/>
-            <w:tcBorders>
-              <w:top w:val="single" w:sz="6" w:space="0" w:color="DDDDDD"/>
-              <w:left w:val="single" w:sz="6" w:space="0" w:color="DDDDDD"/>
-              <w:bottom w:val="single" w:sz="6" w:space="0" w:color="DDDDDD"/>
-              <w:right w:val="single" w:sz="6" w:space="0" w:color="DDDDDD"/>
-            </w:tcBorders>
-            <w:tcMar>
-              <w:top w:w="120" w:type="dxa"/>
-              <w:left w:w="120" w:type="dxa"/>
-              <w:bottom w:w="120" w:type="dxa"/>
-              <w:right w:w="120" w:type="dxa"/>
-            </w:tcMar>
-            <w:vAlign w:val="center"/>
-            <w:hideMark/>
-          </w:tcPr>
-          <w:p>
-            <w:pPr>
-              <w:spacing w:after="0" w:line="240" w:lineRule="auto"/>
-              <w:rPr>
-                <w:rFonts w:eastAsia="Times New Roman"/>
-                <w:sz w:val="24"/>
-                <w:szCs w:val="24"/>
-                <w:lang w:eastAsia="ro-RO"/>
-              </w:rPr>
-            </w:pPr>
-            <w:r>
-              <w:rPr>
-                <w:rFonts w:eastAsia="Times New Roman"/>
-                <w:sz w:val="24"/>
-                <w:szCs w:val="24"/>
-                <w:lang w:eastAsia="ro-RO"/>
-              </w:rPr>
-              <w:t>RF-21</w:t>
-            </w:r>
-          </w:p>
-        </w:tc>
-        <w:tc>
-          <w:tcPr>
-            <w:tcW w:w="0" w:type="auto"/>
+            <w:tcW w:w="435" w:type="pct"/>
+            <w:tcBorders>
+              <w:top w:val="single" w:sz="6" w:space="0" w:color="DDDDDD"/>
+              <w:left w:val="single" w:sz="6" w:space="0" w:color="DDDDDD"/>
+              <w:bottom w:val="single" w:sz="6" w:space="0" w:color="DDDDDD"/>
+              <w:right w:val="single" w:sz="6" w:space="0" w:color="DDDDDD"/>
+            </w:tcBorders>
+            <w:tcMar>
+              <w:top w:w="120" w:type="dxa"/>
+              <w:left w:w="120" w:type="dxa"/>
+              <w:bottom w:w="120" w:type="dxa"/>
+              <w:right w:w="120" w:type="dxa"/>
+            </w:tcMar>
+            <w:vAlign w:val="center"/>
+            <w:hideMark/>
+          </w:tcPr>
+          <w:p>
+            <w:pPr>
+              <w:spacing w:after="0" w:line="240" w:lineRule="auto"/>
+              <w:rPr>
+                <w:rFonts w:eastAsia="Times New Roman"/>
+                <w:sz w:val="24"/>
+                <w:szCs w:val="24"/>
+                <w:lang w:eastAsia="ro-RO"/>
+              </w:rPr>
+            </w:pPr>
+            <w:r>
+              <w:rPr>
+                <w:rFonts w:eastAsia="Times New Roman"/>
+                <w:sz w:val="24"/>
+                <w:szCs w:val="24"/>
+                <w:lang w:eastAsia="ro-RO"/>
+              </w:rPr>
+              <w:t>C</w:t>
+            </w:r>
+            <w:r>
+              <w:rPr>
+                <w:rFonts w:eastAsia="Times New Roman"/>
+                <w:sz w:val="24"/>
+                <w:szCs w:val="24"/>
+                <w:lang w:eastAsia="ro-RO"/>
+              </w:rPr>
+              <w:t>-21</w:t>
+            </w:r>
+          </w:p>
+        </w:tc>
+        <w:tc>
+          <w:tcPr>
+            <w:tcW w:w="1038" w:type="pct"/>
             <w:tcBorders>
               <w:top w:val="single" w:sz="6" w:space="0" w:color="DDDDDD"/>
               <w:left w:val="single" w:sz="6" w:space="0" w:color="DDDDDD"/>
@@ -4787,7 +2837,7 @@
         </w:tc>
         <w:tc>
           <w:tcPr>
-            <w:tcW w:w="0" w:type="auto"/>
+            <w:tcW w:w="3527" w:type="pct"/>
             <w:tcBorders>
               <w:top w:val="single" w:sz="6" w:space="0" w:color="DDDDDD"/>
               <w:left w:val="single" w:sz="6" w:space="0" w:color="DDDDDD"/>
@@ -4828,46 +2878,55 @@
       <w:tr>
         <w:tc>
           <w:tcPr>
-            <w:tcW w:w="0" w:type="auto"/>
-            <w:tcBorders>
-              <w:top w:val="single" w:sz="6" w:space="0" w:color="DDDDDD"/>
-              <w:left w:val="single" w:sz="6" w:space="0" w:color="DDDDDD"/>
-              <w:bottom w:val="single" w:sz="6" w:space="0" w:color="DDDDDD"/>
-              <w:right w:val="single" w:sz="6" w:space="0" w:color="DDDDDD"/>
-            </w:tcBorders>
-            <w:tcMar>
-              <w:top w:w="120" w:type="dxa"/>
-              <w:left w:w="120" w:type="dxa"/>
-              <w:bottom w:w="120" w:type="dxa"/>
-              <w:right w:w="120" w:type="dxa"/>
-            </w:tcMar>
-            <w:vAlign w:val="center"/>
-            <w:hideMark/>
-          </w:tcPr>
-          <w:p>
-            <w:pPr>
-              <w:spacing w:after="0" w:line="240" w:lineRule="auto"/>
-              <w:rPr>
-                <w:rFonts w:eastAsia="Times New Roman"/>
-                <w:sz w:val="24"/>
-                <w:szCs w:val="24"/>
-                <w:lang w:eastAsia="ro-RO"/>
-              </w:rPr>
-            </w:pPr>
-            <w:r>
-              <w:rPr>
-                <w:rFonts w:eastAsia="Times New Roman"/>
-                <w:sz w:val="24"/>
-                <w:szCs w:val="24"/>
-                <w:lang w:eastAsia="ro-RO"/>
-              </w:rPr>
-              <w:t>RF-22</w:t>
-            </w:r>
-          </w:p>
-        </w:tc>
-        <w:tc>
-          <w:tcPr>
-            <w:tcW w:w="0" w:type="auto"/>
+            <w:tcW w:w="435" w:type="pct"/>
+            <w:tcBorders>
+              <w:top w:val="single" w:sz="6" w:space="0" w:color="DDDDDD"/>
+              <w:left w:val="single" w:sz="6" w:space="0" w:color="DDDDDD"/>
+              <w:bottom w:val="single" w:sz="6" w:space="0" w:color="DDDDDD"/>
+              <w:right w:val="single" w:sz="6" w:space="0" w:color="DDDDDD"/>
+            </w:tcBorders>
+            <w:tcMar>
+              <w:top w:w="120" w:type="dxa"/>
+              <w:left w:w="120" w:type="dxa"/>
+              <w:bottom w:w="120" w:type="dxa"/>
+              <w:right w:w="120" w:type="dxa"/>
+            </w:tcMar>
+            <w:vAlign w:val="center"/>
+            <w:hideMark/>
+          </w:tcPr>
+          <w:p>
+            <w:pPr>
+              <w:spacing w:after="0" w:line="240" w:lineRule="auto"/>
+              <w:rPr>
+                <w:rFonts w:eastAsia="Times New Roman"/>
+                <w:sz w:val="24"/>
+                <w:szCs w:val="24"/>
+                <w:lang w:eastAsia="ro-RO"/>
+              </w:rPr>
+            </w:pPr>
+            <w:r>
+              <w:rPr>
+                <w:rFonts w:eastAsia="Times New Roman"/>
+                <w:sz w:val="24"/>
+                <w:szCs w:val="24"/>
+                <w:lang w:eastAsia="ro-RO"/>
+              </w:rPr>
+              <w:t>C</w:t>
+            </w:r>
+            <w:r>
+              <w:rPr>
+                <w:rFonts w:eastAsia="Times New Roman"/>
+                <w:sz w:val="24"/>
+                <w:szCs w:val="24"/>
+                <w:lang w:eastAsia="ro-RO"/>
+              </w:rPr>
+              <w:t>-22</w:t>
+            </w:r>
+          </w:p>
+        </w:tc>
+        <w:tc>
+          <w:tcPr>
+            <w:tcW w:w="1038" w:type="pct"/>
             <w:tcBorders>
               <w:top w:val="single" w:sz="6" w:space="0" w:color="DDDDDD"/>
               <w:left w:val="single" w:sz="6" w:space="0" w:color="DDDDDD"/>
@@ -4906,7 +2965,7 @@
         </w:tc>
         <w:tc>
           <w:tcPr>
-            <w:tcW w:w="0" w:type="auto"/>
+            <w:tcW w:w="3527" w:type="pct"/>
             <w:tcBorders>
               <w:top w:val="single" w:sz="6" w:space="0" w:color="DDDDDD"/>
               <w:left w:val="single" w:sz="6" w:space="0" w:color="DDDDDD"/>
@@ -4947,46 +3006,55 @@
       <w:tr>
         <w:tc>
           <w:tcPr>
-            <w:tcW w:w="0" w:type="auto"/>
-            <w:tcBorders>
-              <w:top w:val="single" w:sz="6" w:space="0" w:color="DDDDDD"/>
-              <w:left w:val="single" w:sz="6" w:space="0" w:color="DDDDDD"/>
-              <w:bottom w:val="single" w:sz="6" w:space="0" w:color="DDDDDD"/>
-              <w:right w:val="single" w:sz="6" w:space="0" w:color="DDDDDD"/>
-            </w:tcBorders>
-            <w:tcMar>
-              <w:top w:w="120" w:type="dxa"/>
-              <w:left w:w="120" w:type="dxa"/>
-              <w:bottom w:w="120" w:type="dxa"/>
-              <w:right w:w="120" w:type="dxa"/>
-            </w:tcMar>
-            <w:vAlign w:val="center"/>
-            <w:hideMark/>
-          </w:tcPr>
-          <w:p>
-            <w:pPr>
-              <w:spacing w:after="0" w:line="240" w:lineRule="auto"/>
-              <w:rPr>
-                <w:rFonts w:eastAsia="Times New Roman"/>
-                <w:sz w:val="24"/>
-                <w:szCs w:val="24"/>
-                <w:lang w:eastAsia="ro-RO"/>
-              </w:rPr>
-            </w:pPr>
-            <w:r>
-              <w:rPr>
-                <w:rFonts w:eastAsia="Times New Roman"/>
-                <w:sz w:val="24"/>
-                <w:szCs w:val="24"/>
-                <w:lang w:eastAsia="ro-RO"/>
-              </w:rPr>
-              <w:t>RF-23</w:t>
-            </w:r>
-          </w:p>
-        </w:tc>
-        <w:tc>
-          <w:tcPr>
-            <w:tcW w:w="0" w:type="auto"/>
+            <w:tcW w:w="435" w:type="pct"/>
+            <w:tcBorders>
+              <w:top w:val="single" w:sz="6" w:space="0" w:color="DDDDDD"/>
+              <w:left w:val="single" w:sz="6" w:space="0" w:color="DDDDDD"/>
+              <w:bottom w:val="single" w:sz="6" w:space="0" w:color="DDDDDD"/>
+              <w:right w:val="single" w:sz="6" w:space="0" w:color="DDDDDD"/>
+            </w:tcBorders>
+            <w:tcMar>
+              <w:top w:w="120" w:type="dxa"/>
+              <w:left w:w="120" w:type="dxa"/>
+              <w:bottom w:w="120" w:type="dxa"/>
+              <w:right w:w="120" w:type="dxa"/>
+            </w:tcMar>
+            <w:vAlign w:val="center"/>
+            <w:hideMark/>
+          </w:tcPr>
+          <w:p>
+            <w:pPr>
+              <w:spacing w:after="0" w:line="240" w:lineRule="auto"/>
+              <w:rPr>
+                <w:rFonts w:eastAsia="Times New Roman"/>
+                <w:sz w:val="24"/>
+                <w:szCs w:val="24"/>
+                <w:lang w:eastAsia="ro-RO"/>
+              </w:rPr>
+            </w:pPr>
+            <w:r>
+              <w:rPr>
+                <w:rFonts w:eastAsia="Times New Roman"/>
+                <w:sz w:val="24"/>
+                <w:szCs w:val="24"/>
+                <w:lang w:eastAsia="ro-RO"/>
+              </w:rPr>
+              <w:t>C</w:t>
+            </w:r>
+            <w:r>
+              <w:rPr>
+                <w:rFonts w:eastAsia="Times New Roman"/>
+                <w:sz w:val="24"/>
+                <w:szCs w:val="24"/>
+                <w:lang w:eastAsia="ro-RO"/>
+              </w:rPr>
+              <w:t>-23</w:t>
+            </w:r>
+          </w:p>
+        </w:tc>
+        <w:tc>
+          <w:tcPr>
+            <w:tcW w:w="1038" w:type="pct"/>
             <w:tcBorders>
               <w:top w:val="single" w:sz="6" w:space="0" w:color="DDDDDD"/>
               <w:left w:val="single" w:sz="6" w:space="0" w:color="DDDDDD"/>
@@ -5025,7 +3093,7 @@
         </w:tc>
         <w:tc>
           <w:tcPr>
-            <w:tcW w:w="0" w:type="auto"/>
+            <w:tcW w:w="3527" w:type="pct"/>
             <w:tcBorders>
               <w:top w:val="single" w:sz="6" w:space="0" w:color="DDDDDD"/>
               <w:left w:val="single" w:sz="6" w:space="0" w:color="DDDDDD"/>
@@ -5066,46 +3134,55 @@
       <w:tr>
         <w:tc>
           <w:tcPr>
-            <w:tcW w:w="0" w:type="auto"/>
-            <w:tcBorders>
-              <w:top w:val="single" w:sz="6" w:space="0" w:color="DDDDDD"/>
-              <w:left w:val="single" w:sz="6" w:space="0" w:color="DDDDDD"/>
-              <w:bottom w:val="single" w:sz="6" w:space="0" w:color="DDDDDD"/>
-              <w:right w:val="single" w:sz="6" w:space="0" w:color="DDDDDD"/>
-            </w:tcBorders>
-            <w:tcMar>
-              <w:top w:w="120" w:type="dxa"/>
-              <w:left w:w="120" w:type="dxa"/>
-              <w:bottom w:w="120" w:type="dxa"/>
-              <w:right w:w="120" w:type="dxa"/>
-            </w:tcMar>
-            <w:vAlign w:val="center"/>
-            <w:hideMark/>
-          </w:tcPr>
-          <w:p>
-            <w:pPr>
-              <w:spacing w:after="0" w:line="240" w:lineRule="auto"/>
-              <w:rPr>
-                <w:rFonts w:eastAsia="Times New Roman"/>
-                <w:sz w:val="24"/>
-                <w:szCs w:val="24"/>
-                <w:lang w:eastAsia="ro-RO"/>
-              </w:rPr>
-            </w:pPr>
-            <w:r>
-              <w:rPr>
-                <w:rFonts w:eastAsia="Times New Roman"/>
-                <w:sz w:val="24"/>
-                <w:szCs w:val="24"/>
-                <w:lang w:eastAsia="ro-RO"/>
-              </w:rPr>
-              <w:t>RF-24</w:t>
-            </w:r>
-          </w:p>
-        </w:tc>
-        <w:tc>
-          <w:tcPr>
-            <w:tcW w:w="0" w:type="auto"/>
+            <w:tcW w:w="435" w:type="pct"/>
+            <w:tcBorders>
+              <w:top w:val="single" w:sz="6" w:space="0" w:color="DDDDDD"/>
+              <w:left w:val="single" w:sz="6" w:space="0" w:color="DDDDDD"/>
+              <w:bottom w:val="single" w:sz="6" w:space="0" w:color="DDDDDD"/>
+              <w:right w:val="single" w:sz="6" w:space="0" w:color="DDDDDD"/>
+            </w:tcBorders>
+            <w:tcMar>
+              <w:top w:w="120" w:type="dxa"/>
+              <w:left w:w="120" w:type="dxa"/>
+              <w:bottom w:w="120" w:type="dxa"/>
+              <w:right w:w="120" w:type="dxa"/>
+            </w:tcMar>
+            <w:vAlign w:val="center"/>
+            <w:hideMark/>
+          </w:tcPr>
+          <w:p>
+            <w:pPr>
+              <w:spacing w:after="0" w:line="240" w:lineRule="auto"/>
+              <w:rPr>
+                <w:rFonts w:eastAsia="Times New Roman"/>
+                <w:sz w:val="24"/>
+                <w:szCs w:val="24"/>
+                <w:lang w:eastAsia="ro-RO"/>
+              </w:rPr>
+            </w:pPr>
+            <w:r>
+              <w:rPr>
+                <w:rFonts w:eastAsia="Times New Roman"/>
+                <w:sz w:val="24"/>
+                <w:szCs w:val="24"/>
+                <w:lang w:eastAsia="ro-RO"/>
+              </w:rPr>
+              <w:t>C</w:t>
+            </w:r>
+            <w:r>
+              <w:rPr>
+                <w:rFonts w:eastAsia="Times New Roman"/>
+                <w:sz w:val="24"/>
+                <w:szCs w:val="24"/>
+                <w:lang w:eastAsia="ro-RO"/>
+              </w:rPr>
+              <w:t>-24</w:t>
+            </w:r>
+          </w:p>
+        </w:tc>
+        <w:tc>
+          <w:tcPr>
+            <w:tcW w:w="1038" w:type="pct"/>
             <w:tcBorders>
               <w:top w:val="single" w:sz="6" w:space="0" w:color="DDDDDD"/>
               <w:left w:val="single" w:sz="6" w:space="0" w:color="DDDDDD"/>
@@ -5144,7 +3221,7 @@
         </w:tc>
         <w:tc>
           <w:tcPr>
-            <w:tcW w:w="0" w:type="auto"/>
+            <w:tcW w:w="3527" w:type="pct"/>
             <w:tcBorders>
               <w:top w:val="single" w:sz="6" w:space="0" w:color="DDDDDD"/>
               <w:left w:val="single" w:sz="6" w:space="0" w:color="DDDDDD"/>
@@ -5185,46 +3262,55 @@
       <w:tr>
         <w:tc>
           <w:tcPr>
-            <w:tcW w:w="0" w:type="auto"/>
-            <w:tcBorders>
-              <w:top w:val="single" w:sz="6" w:space="0" w:color="DDDDDD"/>
-              <w:left w:val="single" w:sz="6" w:space="0" w:color="DDDDDD"/>
-              <w:bottom w:val="single" w:sz="6" w:space="0" w:color="DDDDDD"/>
-              <w:right w:val="single" w:sz="6" w:space="0" w:color="DDDDDD"/>
-            </w:tcBorders>
-            <w:tcMar>
-              <w:top w:w="120" w:type="dxa"/>
-              <w:left w:w="120" w:type="dxa"/>
-              <w:bottom w:w="120" w:type="dxa"/>
-              <w:right w:w="120" w:type="dxa"/>
-            </w:tcMar>
-            <w:vAlign w:val="center"/>
-            <w:hideMark/>
-          </w:tcPr>
-          <w:p>
-            <w:pPr>
-              <w:spacing w:after="0" w:line="240" w:lineRule="auto"/>
-              <w:rPr>
-                <w:rFonts w:eastAsia="Times New Roman"/>
-                <w:sz w:val="24"/>
-                <w:szCs w:val="24"/>
-                <w:lang w:eastAsia="ro-RO"/>
-              </w:rPr>
-            </w:pPr>
-            <w:r>
-              <w:rPr>
-                <w:rFonts w:eastAsia="Times New Roman"/>
-                <w:sz w:val="24"/>
-                <w:szCs w:val="24"/>
-                <w:lang w:eastAsia="ro-RO"/>
-              </w:rPr>
-              <w:t>RF-25</w:t>
-            </w:r>
-          </w:p>
-        </w:tc>
-        <w:tc>
-          <w:tcPr>
-            <w:tcW w:w="0" w:type="auto"/>
+            <w:tcW w:w="435" w:type="pct"/>
+            <w:tcBorders>
+              <w:top w:val="single" w:sz="6" w:space="0" w:color="DDDDDD"/>
+              <w:left w:val="single" w:sz="6" w:space="0" w:color="DDDDDD"/>
+              <w:bottom w:val="single" w:sz="6" w:space="0" w:color="DDDDDD"/>
+              <w:right w:val="single" w:sz="6" w:space="0" w:color="DDDDDD"/>
+            </w:tcBorders>
+            <w:tcMar>
+              <w:top w:w="120" w:type="dxa"/>
+              <w:left w:w="120" w:type="dxa"/>
+              <w:bottom w:w="120" w:type="dxa"/>
+              <w:right w:w="120" w:type="dxa"/>
+            </w:tcMar>
+            <w:vAlign w:val="center"/>
+            <w:hideMark/>
+          </w:tcPr>
+          <w:p>
+            <w:pPr>
+              <w:spacing w:after="0" w:line="240" w:lineRule="auto"/>
+              <w:rPr>
+                <w:rFonts w:eastAsia="Times New Roman"/>
+                <w:sz w:val="24"/>
+                <w:szCs w:val="24"/>
+                <w:lang w:eastAsia="ro-RO"/>
+              </w:rPr>
+            </w:pPr>
+            <w:r>
+              <w:rPr>
+                <w:rFonts w:eastAsia="Times New Roman"/>
+                <w:sz w:val="24"/>
+                <w:szCs w:val="24"/>
+                <w:lang w:eastAsia="ro-RO"/>
+              </w:rPr>
+              <w:t>C</w:t>
+            </w:r>
+            <w:r>
+              <w:rPr>
+                <w:rFonts w:eastAsia="Times New Roman"/>
+                <w:sz w:val="24"/>
+                <w:szCs w:val="24"/>
+                <w:lang w:eastAsia="ro-RO"/>
+              </w:rPr>
+              <w:t>-25</w:t>
+            </w:r>
+          </w:p>
+        </w:tc>
+        <w:tc>
+          <w:tcPr>
+            <w:tcW w:w="1038" w:type="pct"/>
             <w:tcBorders>
               <w:top w:val="single" w:sz="6" w:space="0" w:color="DDDDDD"/>
               <w:left w:val="single" w:sz="6" w:space="0" w:color="DDDDDD"/>
@@ -5263,7 +3349,7 @@
         </w:tc>
         <w:tc>
           <w:tcPr>
-            <w:tcW w:w="0" w:type="auto"/>
+            <w:tcW w:w="3527" w:type="pct"/>
             <w:tcBorders>
               <w:top w:val="single" w:sz="6" w:space="0" w:color="DDDDDD"/>
               <w:left w:val="single" w:sz="6" w:space="0" w:color="DDDDDD"/>
@@ -5304,47 +3390,55 @@
       <w:tr>
         <w:tc>
           <w:tcPr>
-            <w:tcW w:w="0" w:type="auto"/>
-            <w:tcBorders>
-              <w:top w:val="single" w:sz="6" w:space="0" w:color="DDDDDD"/>
-              <w:left w:val="single" w:sz="6" w:space="0" w:color="DDDDDD"/>
-              <w:bottom w:val="single" w:sz="6" w:space="0" w:color="DDDDDD"/>
-              <w:right w:val="single" w:sz="6" w:space="0" w:color="DDDDDD"/>
-            </w:tcBorders>
-            <w:tcMar>
-              <w:top w:w="120" w:type="dxa"/>
-              <w:left w:w="120" w:type="dxa"/>
-              <w:bottom w:w="120" w:type="dxa"/>
-              <w:right w:w="120" w:type="dxa"/>
-            </w:tcMar>
-            <w:vAlign w:val="center"/>
-            <w:hideMark/>
-          </w:tcPr>
-          <w:p>
-            <w:pPr>
-              <w:spacing w:after="0" w:line="240" w:lineRule="auto"/>
-              <w:rPr>
-                <w:rFonts w:eastAsia="Times New Roman"/>
-                <w:sz w:val="24"/>
-                <w:szCs w:val="24"/>
-                <w:lang w:eastAsia="ro-RO"/>
-              </w:rPr>
-            </w:pPr>
-            <w:r>
-              <w:rPr>
-                <w:rFonts w:eastAsia="Times New Roman"/>
-                <w:sz w:val="24"/>
-                <w:szCs w:val="24"/>
-                <w:lang w:eastAsia="ro-RO"/>
-              </w:rPr>
-              <w:lastRenderedPageBreak/>
-              <w:t>RF-26</w:t>
-            </w:r>
-          </w:p>
-        </w:tc>
-        <w:tc>
-          <w:tcPr>
-            <w:tcW w:w="0" w:type="auto"/>
+            <w:tcW w:w="435" w:type="pct"/>
+            <w:tcBorders>
+              <w:top w:val="single" w:sz="6" w:space="0" w:color="DDDDDD"/>
+              <w:left w:val="single" w:sz="6" w:space="0" w:color="DDDDDD"/>
+              <w:bottom w:val="single" w:sz="6" w:space="0" w:color="DDDDDD"/>
+              <w:right w:val="single" w:sz="6" w:space="0" w:color="DDDDDD"/>
+            </w:tcBorders>
+            <w:tcMar>
+              <w:top w:w="120" w:type="dxa"/>
+              <w:left w:w="120" w:type="dxa"/>
+              <w:bottom w:w="120" w:type="dxa"/>
+              <w:right w:w="120" w:type="dxa"/>
+            </w:tcMar>
+            <w:vAlign w:val="center"/>
+            <w:hideMark/>
+          </w:tcPr>
+          <w:p>
+            <w:pPr>
+              <w:spacing w:after="0" w:line="240" w:lineRule="auto"/>
+              <w:rPr>
+                <w:rFonts w:eastAsia="Times New Roman"/>
+                <w:sz w:val="24"/>
+                <w:szCs w:val="24"/>
+                <w:lang w:eastAsia="ro-RO"/>
+              </w:rPr>
+            </w:pPr>
+            <w:r>
+              <w:rPr>
+                <w:rFonts w:eastAsia="Times New Roman"/>
+                <w:sz w:val="24"/>
+                <w:szCs w:val="24"/>
+                <w:lang w:eastAsia="ro-RO"/>
+              </w:rPr>
+              <w:t>C</w:t>
+            </w:r>
+            <w:r>
+              <w:rPr>
+                <w:rFonts w:eastAsia="Times New Roman"/>
+                <w:sz w:val="24"/>
+                <w:szCs w:val="24"/>
+                <w:lang w:eastAsia="ro-RO"/>
+              </w:rPr>
+              <w:t>-26</w:t>
+            </w:r>
+          </w:p>
+        </w:tc>
+        <w:tc>
+          <w:tcPr>
+            <w:tcW w:w="1038" w:type="pct"/>
             <w:tcBorders>
               <w:top w:val="single" w:sz="6" w:space="0" w:color="DDDDDD"/>
               <w:left w:val="single" w:sz="6" w:space="0" w:color="DDDDDD"/>
@@ -5383,7 +3477,7 @@
         </w:tc>
         <w:tc>
           <w:tcPr>
-            <w:tcW w:w="0" w:type="auto"/>
+            <w:tcW w:w="3527" w:type="pct"/>
             <w:tcBorders>
               <w:top w:val="single" w:sz="6" w:space="0" w:color="DDDDDD"/>
               <w:left w:val="single" w:sz="6" w:space="0" w:color="DDDDDD"/>
@@ -5424,46 +3518,56 @@
       <w:tr>
         <w:tc>
           <w:tcPr>
-            <w:tcW w:w="0" w:type="auto"/>
-            <w:tcBorders>
-              <w:top w:val="single" w:sz="6" w:space="0" w:color="DDDDDD"/>
-              <w:left w:val="single" w:sz="6" w:space="0" w:color="DDDDDD"/>
-              <w:bottom w:val="single" w:sz="6" w:space="0" w:color="DDDDDD"/>
-              <w:right w:val="single" w:sz="6" w:space="0" w:color="DDDDDD"/>
-            </w:tcBorders>
-            <w:tcMar>
-              <w:top w:w="120" w:type="dxa"/>
-              <w:left w:w="120" w:type="dxa"/>
-              <w:bottom w:w="120" w:type="dxa"/>
-              <w:right w:w="120" w:type="dxa"/>
-            </w:tcMar>
-            <w:vAlign w:val="center"/>
-            <w:hideMark/>
-          </w:tcPr>
-          <w:p>
-            <w:pPr>
-              <w:spacing w:after="0" w:line="240" w:lineRule="auto"/>
-              <w:rPr>
-                <w:rFonts w:eastAsia="Times New Roman"/>
-                <w:sz w:val="24"/>
-                <w:szCs w:val="24"/>
-                <w:lang w:eastAsia="ro-RO"/>
-              </w:rPr>
-            </w:pPr>
-            <w:r>
-              <w:rPr>
-                <w:rFonts w:eastAsia="Times New Roman"/>
-                <w:sz w:val="24"/>
-                <w:szCs w:val="24"/>
-                <w:lang w:eastAsia="ro-RO"/>
-              </w:rPr>
-              <w:t>RF-27</w:t>
-            </w:r>
-          </w:p>
-        </w:tc>
-        <w:tc>
-          <w:tcPr>
-            <w:tcW w:w="0" w:type="auto"/>
+            <w:tcW w:w="435" w:type="pct"/>
+            <w:tcBorders>
+              <w:top w:val="single" w:sz="6" w:space="0" w:color="DDDDDD"/>
+              <w:left w:val="single" w:sz="6" w:space="0" w:color="DDDDDD"/>
+              <w:bottom w:val="single" w:sz="6" w:space="0" w:color="DDDDDD"/>
+              <w:right w:val="single" w:sz="6" w:space="0" w:color="DDDDDD"/>
+            </w:tcBorders>
+            <w:tcMar>
+              <w:top w:w="120" w:type="dxa"/>
+              <w:left w:w="120" w:type="dxa"/>
+              <w:bottom w:w="120" w:type="dxa"/>
+              <w:right w:w="120" w:type="dxa"/>
+            </w:tcMar>
+            <w:vAlign w:val="center"/>
+            <w:hideMark/>
+          </w:tcPr>
+          <w:p>
+            <w:pPr>
+              <w:spacing w:after="0" w:line="240" w:lineRule="auto"/>
+              <w:rPr>
+                <w:rFonts w:eastAsia="Times New Roman"/>
+                <w:sz w:val="24"/>
+                <w:szCs w:val="24"/>
+                <w:lang w:eastAsia="ro-RO"/>
+              </w:rPr>
+            </w:pPr>
+            <w:r>
+              <w:rPr>
+                <w:rFonts w:eastAsia="Times New Roman"/>
+                <w:sz w:val="24"/>
+                <w:szCs w:val="24"/>
+                <w:lang w:eastAsia="ro-RO"/>
+              </w:rPr>
+              <w:lastRenderedPageBreak/>
+              <w:t>C</w:t>
+            </w:r>
+            <w:r>
+              <w:rPr>
+                <w:rFonts w:eastAsia="Times New Roman"/>
+                <w:sz w:val="24"/>
+                <w:szCs w:val="24"/>
+                <w:lang w:eastAsia="ro-RO"/>
+              </w:rPr>
+              <w:t>-27</w:t>
+            </w:r>
+          </w:p>
+        </w:tc>
+        <w:tc>
+          <w:tcPr>
+            <w:tcW w:w="1038" w:type="pct"/>
             <w:tcBorders>
               <w:top w:val="single" w:sz="6" w:space="0" w:color="DDDDDD"/>
               <w:left w:val="single" w:sz="6" w:space="0" w:color="DDDDDD"/>
@@ -5502,7 +3606,7 @@
         </w:tc>
         <w:tc>
           <w:tcPr>
-            <w:tcW w:w="0" w:type="auto"/>
+            <w:tcW w:w="3527" w:type="pct"/>
             <w:tcBorders>
               <w:top w:val="single" w:sz="6" w:space="0" w:color="DDDDDD"/>
               <w:left w:val="single" w:sz="6" w:space="0" w:color="DDDDDD"/>
@@ -5543,46 +3647,55 @@
       <w:tr>
         <w:tc>
           <w:tcPr>
-            <w:tcW w:w="0" w:type="auto"/>
-            <w:tcBorders>
-              <w:top w:val="single" w:sz="6" w:space="0" w:color="DDDDDD"/>
-              <w:left w:val="single" w:sz="6" w:space="0" w:color="DDDDDD"/>
-              <w:bottom w:val="single" w:sz="6" w:space="0" w:color="DDDDDD"/>
-              <w:right w:val="single" w:sz="6" w:space="0" w:color="DDDDDD"/>
-            </w:tcBorders>
-            <w:tcMar>
-              <w:top w:w="120" w:type="dxa"/>
-              <w:left w:w="120" w:type="dxa"/>
-              <w:bottom w:w="120" w:type="dxa"/>
-              <w:right w:w="120" w:type="dxa"/>
-            </w:tcMar>
-            <w:vAlign w:val="center"/>
-            <w:hideMark/>
-          </w:tcPr>
-          <w:p>
-            <w:pPr>
-              <w:spacing w:after="0" w:line="240" w:lineRule="auto"/>
-              <w:rPr>
-                <w:rFonts w:eastAsia="Times New Roman"/>
-                <w:sz w:val="24"/>
-                <w:szCs w:val="24"/>
-                <w:lang w:eastAsia="ro-RO"/>
-              </w:rPr>
-            </w:pPr>
-            <w:r>
-              <w:rPr>
-                <w:rFonts w:eastAsia="Times New Roman"/>
-                <w:sz w:val="24"/>
-                <w:szCs w:val="24"/>
-                <w:lang w:eastAsia="ro-RO"/>
-              </w:rPr>
-              <w:t>RF-28</w:t>
-            </w:r>
-          </w:p>
-        </w:tc>
-        <w:tc>
-          <w:tcPr>
-            <w:tcW w:w="0" w:type="auto"/>
+            <w:tcW w:w="435" w:type="pct"/>
+            <w:tcBorders>
+              <w:top w:val="single" w:sz="6" w:space="0" w:color="DDDDDD"/>
+              <w:left w:val="single" w:sz="6" w:space="0" w:color="DDDDDD"/>
+              <w:bottom w:val="single" w:sz="6" w:space="0" w:color="DDDDDD"/>
+              <w:right w:val="single" w:sz="6" w:space="0" w:color="DDDDDD"/>
+            </w:tcBorders>
+            <w:tcMar>
+              <w:top w:w="120" w:type="dxa"/>
+              <w:left w:w="120" w:type="dxa"/>
+              <w:bottom w:w="120" w:type="dxa"/>
+              <w:right w:w="120" w:type="dxa"/>
+            </w:tcMar>
+            <w:vAlign w:val="center"/>
+            <w:hideMark/>
+          </w:tcPr>
+          <w:p>
+            <w:pPr>
+              <w:spacing w:after="0" w:line="240" w:lineRule="auto"/>
+              <w:rPr>
+                <w:rFonts w:eastAsia="Times New Roman"/>
+                <w:sz w:val="24"/>
+                <w:szCs w:val="24"/>
+                <w:lang w:eastAsia="ro-RO"/>
+              </w:rPr>
+            </w:pPr>
+            <w:r>
+              <w:rPr>
+                <w:rFonts w:eastAsia="Times New Roman"/>
+                <w:sz w:val="24"/>
+                <w:szCs w:val="24"/>
+                <w:lang w:eastAsia="ro-RO"/>
+              </w:rPr>
+              <w:t>C</w:t>
+            </w:r>
+            <w:r>
+              <w:rPr>
+                <w:rFonts w:eastAsia="Times New Roman"/>
+                <w:sz w:val="24"/>
+                <w:szCs w:val="24"/>
+                <w:lang w:eastAsia="ro-RO"/>
+              </w:rPr>
+              <w:t>-28</w:t>
+            </w:r>
+          </w:p>
+        </w:tc>
+        <w:tc>
+          <w:tcPr>
+            <w:tcW w:w="1038" w:type="pct"/>
             <w:tcBorders>
               <w:top w:val="single" w:sz="6" w:space="0" w:color="DDDDDD"/>
               <w:left w:val="single" w:sz="6" w:space="0" w:color="DDDDDD"/>
@@ -5621,7 +3734,7 @@
         </w:tc>
         <w:tc>
           <w:tcPr>
-            <w:tcW w:w="0" w:type="auto"/>
+            <w:tcW w:w="3527" w:type="pct"/>
             <w:tcBorders>
               <w:top w:val="single" w:sz="6" w:space="0" w:color="DDDDDD"/>
               <w:left w:val="single" w:sz="6" w:space="0" w:color="DDDDDD"/>
@@ -5662,46 +3775,55 @@
       <w:tr>
         <w:tc>
           <w:tcPr>
-            <w:tcW w:w="0" w:type="auto"/>
-            <w:tcBorders>
-              <w:top w:val="single" w:sz="6" w:space="0" w:color="DDDDDD"/>
-              <w:left w:val="single" w:sz="6" w:space="0" w:color="DDDDDD"/>
-              <w:bottom w:val="single" w:sz="6" w:space="0" w:color="DDDDDD"/>
-              <w:right w:val="single" w:sz="6" w:space="0" w:color="DDDDDD"/>
-            </w:tcBorders>
-            <w:tcMar>
-              <w:top w:w="120" w:type="dxa"/>
-              <w:left w:w="120" w:type="dxa"/>
-              <w:bottom w:w="120" w:type="dxa"/>
-              <w:right w:w="120" w:type="dxa"/>
-            </w:tcMar>
-            <w:vAlign w:val="center"/>
-            <w:hideMark/>
-          </w:tcPr>
-          <w:p>
-            <w:pPr>
-              <w:spacing w:after="0" w:line="240" w:lineRule="auto"/>
-              <w:rPr>
-                <w:rFonts w:eastAsia="Times New Roman"/>
-                <w:sz w:val="24"/>
-                <w:szCs w:val="24"/>
-                <w:lang w:eastAsia="ro-RO"/>
-              </w:rPr>
-            </w:pPr>
-            <w:r>
-              <w:rPr>
-                <w:rFonts w:eastAsia="Times New Roman"/>
-                <w:sz w:val="24"/>
-                <w:szCs w:val="24"/>
-                <w:lang w:eastAsia="ro-RO"/>
-              </w:rPr>
-              <w:t>RF-29</w:t>
-            </w:r>
-          </w:p>
-        </w:tc>
-        <w:tc>
-          <w:tcPr>
-            <w:tcW w:w="0" w:type="auto"/>
+            <w:tcW w:w="435" w:type="pct"/>
+            <w:tcBorders>
+              <w:top w:val="single" w:sz="6" w:space="0" w:color="DDDDDD"/>
+              <w:left w:val="single" w:sz="6" w:space="0" w:color="DDDDDD"/>
+              <w:bottom w:val="single" w:sz="6" w:space="0" w:color="DDDDDD"/>
+              <w:right w:val="single" w:sz="6" w:space="0" w:color="DDDDDD"/>
+            </w:tcBorders>
+            <w:tcMar>
+              <w:top w:w="120" w:type="dxa"/>
+              <w:left w:w="120" w:type="dxa"/>
+              <w:bottom w:w="120" w:type="dxa"/>
+              <w:right w:w="120" w:type="dxa"/>
+            </w:tcMar>
+            <w:vAlign w:val="center"/>
+            <w:hideMark/>
+          </w:tcPr>
+          <w:p>
+            <w:pPr>
+              <w:spacing w:after="0" w:line="240" w:lineRule="auto"/>
+              <w:rPr>
+                <w:rFonts w:eastAsia="Times New Roman"/>
+                <w:sz w:val="24"/>
+                <w:szCs w:val="24"/>
+                <w:lang w:eastAsia="ro-RO"/>
+              </w:rPr>
+            </w:pPr>
+            <w:r>
+              <w:rPr>
+                <w:rFonts w:eastAsia="Times New Roman"/>
+                <w:sz w:val="24"/>
+                <w:szCs w:val="24"/>
+                <w:lang w:eastAsia="ro-RO"/>
+              </w:rPr>
+              <w:t>C</w:t>
+            </w:r>
+            <w:r>
+              <w:rPr>
+                <w:rFonts w:eastAsia="Times New Roman"/>
+                <w:sz w:val="24"/>
+                <w:szCs w:val="24"/>
+                <w:lang w:eastAsia="ro-RO"/>
+              </w:rPr>
+              <w:t>-29</w:t>
+            </w:r>
+          </w:p>
+        </w:tc>
+        <w:tc>
+          <w:tcPr>
+            <w:tcW w:w="1038" w:type="pct"/>
             <w:tcBorders>
               <w:top w:val="single" w:sz="6" w:space="0" w:color="DDDDDD"/>
               <w:left w:val="single" w:sz="6" w:space="0" w:color="DDDDDD"/>
@@ -5740,7 +3862,7 @@
         </w:tc>
         <w:tc>
           <w:tcPr>
-            <w:tcW w:w="0" w:type="auto"/>
+            <w:tcW w:w="3527" w:type="pct"/>
             <w:tcBorders>
               <w:top w:val="single" w:sz="6" w:space="0" w:color="DDDDDD"/>
               <w:left w:val="single" w:sz="6" w:space="0" w:color="DDDDDD"/>
@@ -5781,46 +3903,55 @@
       <w:tr>
         <w:tc>
           <w:tcPr>
-            <w:tcW w:w="0" w:type="auto"/>
-            <w:tcBorders>
-              <w:top w:val="single" w:sz="6" w:space="0" w:color="DDDDDD"/>
-              <w:left w:val="single" w:sz="6" w:space="0" w:color="DDDDDD"/>
-              <w:bottom w:val="single" w:sz="6" w:space="0" w:color="DDDDDD"/>
-              <w:right w:val="single" w:sz="6" w:space="0" w:color="DDDDDD"/>
-            </w:tcBorders>
-            <w:tcMar>
-              <w:top w:w="120" w:type="dxa"/>
-              <w:left w:w="120" w:type="dxa"/>
-              <w:bottom w:w="120" w:type="dxa"/>
-              <w:right w:w="120" w:type="dxa"/>
-            </w:tcMar>
-            <w:vAlign w:val="center"/>
-            <w:hideMark/>
-          </w:tcPr>
-          <w:p>
-            <w:pPr>
-              <w:spacing w:after="0" w:line="240" w:lineRule="auto"/>
-              <w:rPr>
-                <w:rFonts w:eastAsia="Times New Roman"/>
-                <w:sz w:val="24"/>
-                <w:szCs w:val="24"/>
-                <w:lang w:eastAsia="ro-RO"/>
-              </w:rPr>
-            </w:pPr>
-            <w:r>
-              <w:rPr>
-                <w:rFonts w:eastAsia="Times New Roman"/>
-                <w:sz w:val="24"/>
-                <w:szCs w:val="24"/>
-                <w:lang w:eastAsia="ro-RO"/>
-              </w:rPr>
-              <w:t>RF-30</w:t>
-            </w:r>
-          </w:p>
-        </w:tc>
-        <w:tc>
-          <w:tcPr>
-            <w:tcW w:w="0" w:type="auto"/>
+            <w:tcW w:w="435" w:type="pct"/>
+            <w:tcBorders>
+              <w:top w:val="single" w:sz="6" w:space="0" w:color="DDDDDD"/>
+              <w:left w:val="single" w:sz="6" w:space="0" w:color="DDDDDD"/>
+              <w:bottom w:val="single" w:sz="6" w:space="0" w:color="DDDDDD"/>
+              <w:right w:val="single" w:sz="6" w:space="0" w:color="DDDDDD"/>
+            </w:tcBorders>
+            <w:tcMar>
+              <w:top w:w="120" w:type="dxa"/>
+              <w:left w:w="120" w:type="dxa"/>
+              <w:bottom w:w="120" w:type="dxa"/>
+              <w:right w:w="120" w:type="dxa"/>
+            </w:tcMar>
+            <w:vAlign w:val="center"/>
+            <w:hideMark/>
+          </w:tcPr>
+          <w:p>
+            <w:pPr>
+              <w:spacing w:after="0" w:line="240" w:lineRule="auto"/>
+              <w:rPr>
+                <w:rFonts w:eastAsia="Times New Roman"/>
+                <w:sz w:val="24"/>
+                <w:szCs w:val="24"/>
+                <w:lang w:eastAsia="ro-RO"/>
+              </w:rPr>
+            </w:pPr>
+            <w:r>
+              <w:rPr>
+                <w:rFonts w:eastAsia="Times New Roman"/>
+                <w:sz w:val="24"/>
+                <w:szCs w:val="24"/>
+                <w:lang w:eastAsia="ro-RO"/>
+              </w:rPr>
+              <w:t>C</w:t>
+            </w:r>
+            <w:r>
+              <w:rPr>
+                <w:rFonts w:eastAsia="Times New Roman"/>
+                <w:sz w:val="24"/>
+                <w:szCs w:val="24"/>
+                <w:lang w:eastAsia="ro-RO"/>
+              </w:rPr>
+              <w:t>-30</w:t>
+            </w:r>
+          </w:p>
+        </w:tc>
+        <w:tc>
+          <w:tcPr>
+            <w:tcW w:w="1038" w:type="pct"/>
             <w:tcBorders>
               <w:top w:val="single" w:sz="6" w:space="0" w:color="DDDDDD"/>
               <w:left w:val="single" w:sz="6" w:space="0" w:color="DDDDDD"/>
@@ -5859,7 +3990,7 @@
         </w:tc>
         <w:tc>
           <w:tcPr>
-            <w:tcW w:w="0" w:type="auto"/>
+            <w:tcW w:w="3527" w:type="pct"/>
             <w:tcBorders>
               <w:top w:val="single" w:sz="6" w:space="0" w:color="DDDDDD"/>
               <w:left w:val="single" w:sz="6" w:space="0" w:color="DDDDDD"/>
@@ -5900,46 +4031,55 @@
       <w:tr>
         <w:tc>
           <w:tcPr>
-            <w:tcW w:w="0" w:type="auto"/>
-            <w:tcBorders>
-              <w:top w:val="single" w:sz="6" w:space="0" w:color="DDDDDD"/>
-              <w:left w:val="single" w:sz="6" w:space="0" w:color="DDDDDD"/>
-              <w:bottom w:val="single" w:sz="6" w:space="0" w:color="DDDDDD"/>
-              <w:right w:val="single" w:sz="6" w:space="0" w:color="DDDDDD"/>
-            </w:tcBorders>
-            <w:tcMar>
-              <w:top w:w="120" w:type="dxa"/>
-              <w:left w:w="120" w:type="dxa"/>
-              <w:bottom w:w="120" w:type="dxa"/>
-              <w:right w:w="120" w:type="dxa"/>
-            </w:tcMar>
-            <w:vAlign w:val="center"/>
-            <w:hideMark/>
-          </w:tcPr>
-          <w:p>
-            <w:pPr>
-              <w:spacing w:after="0" w:line="240" w:lineRule="auto"/>
-              <w:rPr>
-                <w:rFonts w:eastAsia="Times New Roman"/>
-                <w:sz w:val="24"/>
-                <w:szCs w:val="24"/>
-                <w:lang w:eastAsia="ro-RO"/>
-              </w:rPr>
-            </w:pPr>
-            <w:r>
-              <w:rPr>
-                <w:rFonts w:eastAsia="Times New Roman"/>
-                <w:sz w:val="24"/>
-                <w:szCs w:val="24"/>
-                <w:lang w:eastAsia="ro-RO"/>
-              </w:rPr>
-              <w:t>RF-31</w:t>
-            </w:r>
-          </w:p>
-        </w:tc>
-        <w:tc>
-          <w:tcPr>
-            <w:tcW w:w="0" w:type="auto"/>
+            <w:tcW w:w="435" w:type="pct"/>
+            <w:tcBorders>
+              <w:top w:val="single" w:sz="6" w:space="0" w:color="DDDDDD"/>
+              <w:left w:val="single" w:sz="6" w:space="0" w:color="DDDDDD"/>
+              <w:bottom w:val="single" w:sz="6" w:space="0" w:color="DDDDDD"/>
+              <w:right w:val="single" w:sz="6" w:space="0" w:color="DDDDDD"/>
+            </w:tcBorders>
+            <w:tcMar>
+              <w:top w:w="120" w:type="dxa"/>
+              <w:left w:w="120" w:type="dxa"/>
+              <w:bottom w:w="120" w:type="dxa"/>
+              <w:right w:w="120" w:type="dxa"/>
+            </w:tcMar>
+            <w:vAlign w:val="center"/>
+            <w:hideMark/>
+          </w:tcPr>
+          <w:p>
+            <w:pPr>
+              <w:spacing w:after="0" w:line="240" w:lineRule="auto"/>
+              <w:rPr>
+                <w:rFonts w:eastAsia="Times New Roman"/>
+                <w:sz w:val="24"/>
+                <w:szCs w:val="24"/>
+                <w:lang w:eastAsia="ro-RO"/>
+              </w:rPr>
+            </w:pPr>
+            <w:r>
+              <w:rPr>
+                <w:rFonts w:eastAsia="Times New Roman"/>
+                <w:sz w:val="24"/>
+                <w:szCs w:val="24"/>
+                <w:lang w:eastAsia="ro-RO"/>
+              </w:rPr>
+              <w:t>C</w:t>
+            </w:r>
+            <w:r>
+              <w:rPr>
+                <w:rFonts w:eastAsia="Times New Roman"/>
+                <w:sz w:val="24"/>
+                <w:szCs w:val="24"/>
+                <w:lang w:eastAsia="ro-RO"/>
+              </w:rPr>
+              <w:t>-31</w:t>
+            </w:r>
+          </w:p>
+        </w:tc>
+        <w:tc>
+          <w:tcPr>
+            <w:tcW w:w="1038" w:type="pct"/>
             <w:tcBorders>
               <w:top w:val="single" w:sz="6" w:space="0" w:color="DDDDDD"/>
               <w:left w:val="single" w:sz="6" w:space="0" w:color="DDDDDD"/>
@@ -5978,7 +4118,7 @@
         </w:tc>
         <w:tc>
           <w:tcPr>
-            <w:tcW w:w="0" w:type="auto"/>
+            <w:tcW w:w="3527" w:type="pct"/>
             <w:tcBorders>
               <w:top w:val="single" w:sz="6" w:space="0" w:color="DDDDDD"/>
               <w:left w:val="single" w:sz="6" w:space="0" w:color="DDDDDD"/>
@@ -6019,46 +4159,55 @@
       <w:tr>
         <w:tc>
           <w:tcPr>
-            <w:tcW w:w="0" w:type="auto"/>
-            <w:tcBorders>
-              <w:top w:val="single" w:sz="6" w:space="0" w:color="DDDDDD"/>
-              <w:left w:val="single" w:sz="6" w:space="0" w:color="DDDDDD"/>
-              <w:bottom w:val="single" w:sz="6" w:space="0" w:color="DDDDDD"/>
-              <w:right w:val="single" w:sz="6" w:space="0" w:color="DDDDDD"/>
-            </w:tcBorders>
-            <w:tcMar>
-              <w:top w:w="120" w:type="dxa"/>
-              <w:left w:w="120" w:type="dxa"/>
-              <w:bottom w:w="120" w:type="dxa"/>
-              <w:right w:w="120" w:type="dxa"/>
-            </w:tcMar>
-            <w:vAlign w:val="center"/>
-            <w:hideMark/>
-          </w:tcPr>
-          <w:p>
-            <w:pPr>
-              <w:spacing w:after="0" w:line="240" w:lineRule="auto"/>
-              <w:rPr>
-                <w:rFonts w:eastAsia="Times New Roman"/>
-                <w:sz w:val="24"/>
-                <w:szCs w:val="24"/>
-                <w:lang w:eastAsia="ro-RO"/>
-              </w:rPr>
-            </w:pPr>
-            <w:r>
-              <w:rPr>
-                <w:rFonts w:eastAsia="Times New Roman"/>
-                <w:sz w:val="24"/>
-                <w:szCs w:val="24"/>
-                <w:lang w:eastAsia="ro-RO"/>
-              </w:rPr>
-              <w:t>RF-32</w:t>
-            </w:r>
-          </w:p>
-        </w:tc>
-        <w:tc>
-          <w:tcPr>
-            <w:tcW w:w="0" w:type="auto"/>
+            <w:tcW w:w="435" w:type="pct"/>
+            <w:tcBorders>
+              <w:top w:val="single" w:sz="6" w:space="0" w:color="DDDDDD"/>
+              <w:left w:val="single" w:sz="6" w:space="0" w:color="DDDDDD"/>
+              <w:bottom w:val="single" w:sz="6" w:space="0" w:color="DDDDDD"/>
+              <w:right w:val="single" w:sz="6" w:space="0" w:color="DDDDDD"/>
+            </w:tcBorders>
+            <w:tcMar>
+              <w:top w:w="120" w:type="dxa"/>
+              <w:left w:w="120" w:type="dxa"/>
+              <w:bottom w:w="120" w:type="dxa"/>
+              <w:right w:w="120" w:type="dxa"/>
+            </w:tcMar>
+            <w:vAlign w:val="center"/>
+            <w:hideMark/>
+          </w:tcPr>
+          <w:p>
+            <w:pPr>
+              <w:spacing w:after="0" w:line="240" w:lineRule="auto"/>
+              <w:rPr>
+                <w:rFonts w:eastAsia="Times New Roman"/>
+                <w:sz w:val="24"/>
+                <w:szCs w:val="24"/>
+                <w:lang w:eastAsia="ro-RO"/>
+              </w:rPr>
+            </w:pPr>
+            <w:r>
+              <w:rPr>
+                <w:rFonts w:eastAsia="Times New Roman"/>
+                <w:sz w:val="24"/>
+                <w:szCs w:val="24"/>
+                <w:lang w:eastAsia="ro-RO"/>
+              </w:rPr>
+              <w:t>C</w:t>
+            </w:r>
+            <w:r>
+              <w:rPr>
+                <w:rFonts w:eastAsia="Times New Roman"/>
+                <w:sz w:val="24"/>
+                <w:szCs w:val="24"/>
+                <w:lang w:eastAsia="ro-RO"/>
+              </w:rPr>
+              <w:t>-32</w:t>
+            </w:r>
+          </w:p>
+        </w:tc>
+        <w:tc>
+          <w:tcPr>
+            <w:tcW w:w="1038" w:type="pct"/>
             <w:tcBorders>
               <w:top w:val="single" w:sz="6" w:space="0" w:color="DDDDDD"/>
               <w:left w:val="single" w:sz="6" w:space="0" w:color="DDDDDD"/>
@@ -6097,7 +4246,7 @@
         </w:tc>
         <w:tc>
           <w:tcPr>
-            <w:tcW w:w="0" w:type="auto"/>
+            <w:tcW w:w="3527" w:type="pct"/>
             <w:tcBorders>
               <w:top w:val="single" w:sz="6" w:space="0" w:color="DDDDDD"/>
               <w:left w:val="single" w:sz="6" w:space="0" w:color="DDDDDD"/>
@@ -6138,46 +4287,55 @@
       <w:tr>
         <w:tc>
           <w:tcPr>
-            <w:tcW w:w="0" w:type="auto"/>
-            <w:tcBorders>
-              <w:top w:val="single" w:sz="6" w:space="0" w:color="DDDDDD"/>
-              <w:left w:val="single" w:sz="6" w:space="0" w:color="DDDDDD"/>
-              <w:bottom w:val="single" w:sz="6" w:space="0" w:color="DDDDDD"/>
-              <w:right w:val="single" w:sz="6" w:space="0" w:color="DDDDDD"/>
-            </w:tcBorders>
-            <w:tcMar>
-              <w:top w:w="120" w:type="dxa"/>
-              <w:left w:w="120" w:type="dxa"/>
-              <w:bottom w:w="120" w:type="dxa"/>
-              <w:right w:w="120" w:type="dxa"/>
-            </w:tcMar>
-            <w:vAlign w:val="center"/>
-            <w:hideMark/>
-          </w:tcPr>
-          <w:p>
-            <w:pPr>
-              <w:spacing w:after="0" w:line="240" w:lineRule="auto"/>
-              <w:rPr>
-                <w:rFonts w:eastAsia="Times New Roman"/>
-                <w:sz w:val="24"/>
-                <w:szCs w:val="24"/>
-                <w:lang w:eastAsia="ro-RO"/>
-              </w:rPr>
-            </w:pPr>
-            <w:r>
-              <w:rPr>
-                <w:rFonts w:eastAsia="Times New Roman"/>
-                <w:sz w:val="24"/>
-                <w:szCs w:val="24"/>
-                <w:lang w:eastAsia="ro-RO"/>
-              </w:rPr>
-              <w:t>RF-33</w:t>
-            </w:r>
-          </w:p>
-        </w:tc>
-        <w:tc>
-          <w:tcPr>
-            <w:tcW w:w="0" w:type="auto"/>
+            <w:tcW w:w="435" w:type="pct"/>
+            <w:tcBorders>
+              <w:top w:val="single" w:sz="6" w:space="0" w:color="DDDDDD"/>
+              <w:left w:val="single" w:sz="6" w:space="0" w:color="DDDDDD"/>
+              <w:bottom w:val="single" w:sz="6" w:space="0" w:color="DDDDDD"/>
+              <w:right w:val="single" w:sz="6" w:space="0" w:color="DDDDDD"/>
+            </w:tcBorders>
+            <w:tcMar>
+              <w:top w:w="120" w:type="dxa"/>
+              <w:left w:w="120" w:type="dxa"/>
+              <w:bottom w:w="120" w:type="dxa"/>
+              <w:right w:w="120" w:type="dxa"/>
+            </w:tcMar>
+            <w:vAlign w:val="center"/>
+            <w:hideMark/>
+          </w:tcPr>
+          <w:p>
+            <w:pPr>
+              <w:spacing w:after="0" w:line="240" w:lineRule="auto"/>
+              <w:rPr>
+                <w:rFonts w:eastAsia="Times New Roman"/>
+                <w:sz w:val="24"/>
+                <w:szCs w:val="24"/>
+                <w:lang w:eastAsia="ro-RO"/>
+              </w:rPr>
+            </w:pPr>
+            <w:r>
+              <w:rPr>
+                <w:rFonts w:eastAsia="Times New Roman"/>
+                <w:sz w:val="24"/>
+                <w:szCs w:val="24"/>
+                <w:lang w:eastAsia="ro-RO"/>
+              </w:rPr>
+              <w:t>C</w:t>
+            </w:r>
+            <w:r>
+              <w:rPr>
+                <w:rFonts w:eastAsia="Times New Roman"/>
+                <w:sz w:val="24"/>
+                <w:szCs w:val="24"/>
+                <w:lang w:eastAsia="ro-RO"/>
+              </w:rPr>
+              <w:t>-33</w:t>
+            </w:r>
+          </w:p>
+        </w:tc>
+        <w:tc>
+          <w:tcPr>
+            <w:tcW w:w="1038" w:type="pct"/>
             <w:tcBorders>
               <w:top w:val="single" w:sz="6" w:space="0" w:color="DDDDDD"/>
               <w:left w:val="single" w:sz="6" w:space="0" w:color="DDDDDD"/>
@@ -6216,7 +4374,7 @@
         </w:tc>
         <w:tc>
           <w:tcPr>
-            <w:tcW w:w="0" w:type="auto"/>
+            <w:tcW w:w="3527" w:type="pct"/>
             <w:tcBorders>
               <w:top w:val="single" w:sz="6" w:space="0" w:color="DDDDDD"/>
               <w:left w:val="single" w:sz="6" w:space="0" w:color="DDDDDD"/>
@@ -6257,46 +4415,55 @@
       <w:tr>
         <w:tc>
           <w:tcPr>
-            <w:tcW w:w="0" w:type="auto"/>
-            <w:tcBorders>
-              <w:top w:val="single" w:sz="6" w:space="0" w:color="DDDDDD"/>
-              <w:left w:val="single" w:sz="6" w:space="0" w:color="DDDDDD"/>
-              <w:bottom w:val="single" w:sz="6" w:space="0" w:color="DDDDDD"/>
-              <w:right w:val="single" w:sz="6" w:space="0" w:color="DDDDDD"/>
-            </w:tcBorders>
-            <w:tcMar>
-              <w:top w:w="120" w:type="dxa"/>
-              <w:left w:w="120" w:type="dxa"/>
-              <w:bottom w:w="120" w:type="dxa"/>
-              <w:right w:w="120" w:type="dxa"/>
-            </w:tcMar>
-            <w:vAlign w:val="center"/>
-            <w:hideMark/>
-          </w:tcPr>
-          <w:p>
-            <w:pPr>
-              <w:spacing w:after="0" w:line="240" w:lineRule="auto"/>
-              <w:rPr>
-                <w:rFonts w:eastAsia="Times New Roman"/>
-                <w:sz w:val="24"/>
-                <w:szCs w:val="24"/>
-                <w:lang w:eastAsia="ro-RO"/>
-              </w:rPr>
-            </w:pPr>
-            <w:r>
-              <w:rPr>
-                <w:rFonts w:eastAsia="Times New Roman"/>
-                <w:sz w:val="24"/>
-                <w:szCs w:val="24"/>
-                <w:lang w:eastAsia="ro-RO"/>
-              </w:rPr>
-              <w:t>RF-34</w:t>
-            </w:r>
-          </w:p>
-        </w:tc>
-        <w:tc>
-          <w:tcPr>
-            <w:tcW w:w="0" w:type="auto"/>
+            <w:tcW w:w="435" w:type="pct"/>
+            <w:tcBorders>
+              <w:top w:val="single" w:sz="6" w:space="0" w:color="DDDDDD"/>
+              <w:left w:val="single" w:sz="6" w:space="0" w:color="DDDDDD"/>
+              <w:bottom w:val="single" w:sz="6" w:space="0" w:color="DDDDDD"/>
+              <w:right w:val="single" w:sz="6" w:space="0" w:color="DDDDDD"/>
+            </w:tcBorders>
+            <w:tcMar>
+              <w:top w:w="120" w:type="dxa"/>
+              <w:left w:w="120" w:type="dxa"/>
+              <w:bottom w:w="120" w:type="dxa"/>
+              <w:right w:w="120" w:type="dxa"/>
+            </w:tcMar>
+            <w:vAlign w:val="center"/>
+            <w:hideMark/>
+          </w:tcPr>
+          <w:p>
+            <w:pPr>
+              <w:spacing w:after="0" w:line="240" w:lineRule="auto"/>
+              <w:rPr>
+                <w:rFonts w:eastAsia="Times New Roman"/>
+                <w:sz w:val="24"/>
+                <w:szCs w:val="24"/>
+                <w:lang w:eastAsia="ro-RO"/>
+              </w:rPr>
+            </w:pPr>
+            <w:r>
+              <w:rPr>
+                <w:rFonts w:eastAsia="Times New Roman"/>
+                <w:sz w:val="24"/>
+                <w:szCs w:val="24"/>
+                <w:lang w:eastAsia="ro-RO"/>
+              </w:rPr>
+              <w:t>C</w:t>
+            </w:r>
+            <w:r>
+              <w:rPr>
+                <w:rFonts w:eastAsia="Times New Roman"/>
+                <w:sz w:val="24"/>
+                <w:szCs w:val="24"/>
+                <w:lang w:eastAsia="ro-RO"/>
+              </w:rPr>
+              <w:t>-34</w:t>
+            </w:r>
+          </w:p>
+        </w:tc>
+        <w:tc>
+          <w:tcPr>
+            <w:tcW w:w="1038" w:type="pct"/>
             <w:tcBorders>
               <w:top w:val="single" w:sz="6" w:space="0" w:color="DDDDDD"/>
               <w:left w:val="single" w:sz="6" w:space="0" w:color="DDDDDD"/>
@@ -6335,7 +4502,7 @@
         </w:tc>
         <w:tc>
           <w:tcPr>
-            <w:tcW w:w="0" w:type="auto"/>
+            <w:tcW w:w="3527" w:type="pct"/>
             <w:tcBorders>
               <w:top w:val="single" w:sz="6" w:space="0" w:color="DDDDDD"/>
               <w:left w:val="single" w:sz="6" w:space="0" w:color="DDDDDD"/>
@@ -6376,46 +4543,55 @@
       <w:tr>
         <w:tc>
           <w:tcPr>
-            <w:tcW w:w="0" w:type="auto"/>
-            <w:tcBorders>
-              <w:top w:val="single" w:sz="6" w:space="0" w:color="DDDDDD"/>
-              <w:left w:val="single" w:sz="6" w:space="0" w:color="DDDDDD"/>
-              <w:bottom w:val="single" w:sz="6" w:space="0" w:color="DDDDDD"/>
-              <w:right w:val="single" w:sz="6" w:space="0" w:color="DDDDDD"/>
-            </w:tcBorders>
-            <w:tcMar>
-              <w:top w:w="120" w:type="dxa"/>
-              <w:left w:w="120" w:type="dxa"/>
-              <w:bottom w:w="120" w:type="dxa"/>
-              <w:right w:w="120" w:type="dxa"/>
-            </w:tcMar>
-            <w:vAlign w:val="center"/>
-            <w:hideMark/>
-          </w:tcPr>
-          <w:p>
-            <w:pPr>
-              <w:spacing w:after="0" w:line="240" w:lineRule="auto"/>
-              <w:rPr>
-                <w:rFonts w:eastAsia="Times New Roman"/>
-                <w:sz w:val="24"/>
-                <w:szCs w:val="24"/>
-                <w:lang w:eastAsia="ro-RO"/>
-              </w:rPr>
-            </w:pPr>
-            <w:r>
-              <w:rPr>
-                <w:rFonts w:eastAsia="Times New Roman"/>
-                <w:sz w:val="24"/>
-                <w:szCs w:val="24"/>
-                <w:lang w:eastAsia="ro-RO"/>
-              </w:rPr>
-              <w:t>RF-35</w:t>
-            </w:r>
-          </w:p>
-        </w:tc>
-        <w:tc>
-          <w:tcPr>
-            <w:tcW w:w="0" w:type="auto"/>
+            <w:tcW w:w="435" w:type="pct"/>
+            <w:tcBorders>
+              <w:top w:val="single" w:sz="6" w:space="0" w:color="DDDDDD"/>
+              <w:left w:val="single" w:sz="6" w:space="0" w:color="DDDDDD"/>
+              <w:bottom w:val="single" w:sz="6" w:space="0" w:color="DDDDDD"/>
+              <w:right w:val="single" w:sz="6" w:space="0" w:color="DDDDDD"/>
+            </w:tcBorders>
+            <w:tcMar>
+              <w:top w:w="120" w:type="dxa"/>
+              <w:left w:w="120" w:type="dxa"/>
+              <w:bottom w:w="120" w:type="dxa"/>
+              <w:right w:w="120" w:type="dxa"/>
+            </w:tcMar>
+            <w:vAlign w:val="center"/>
+            <w:hideMark/>
+          </w:tcPr>
+          <w:p>
+            <w:pPr>
+              <w:spacing w:after="0" w:line="240" w:lineRule="auto"/>
+              <w:rPr>
+                <w:rFonts w:eastAsia="Times New Roman"/>
+                <w:sz w:val="24"/>
+                <w:szCs w:val="24"/>
+                <w:lang w:eastAsia="ro-RO"/>
+              </w:rPr>
+            </w:pPr>
+            <w:r>
+              <w:rPr>
+                <w:rFonts w:eastAsia="Times New Roman"/>
+                <w:sz w:val="24"/>
+                <w:szCs w:val="24"/>
+                <w:lang w:eastAsia="ro-RO"/>
+              </w:rPr>
+              <w:t>C</w:t>
+            </w:r>
+            <w:r>
+              <w:rPr>
+                <w:rFonts w:eastAsia="Times New Roman"/>
+                <w:sz w:val="24"/>
+                <w:szCs w:val="24"/>
+                <w:lang w:eastAsia="ro-RO"/>
+              </w:rPr>
+              <w:t>-35</w:t>
+            </w:r>
+          </w:p>
+        </w:tc>
+        <w:tc>
+          <w:tcPr>
+            <w:tcW w:w="1038" w:type="pct"/>
             <w:tcBorders>
               <w:top w:val="single" w:sz="6" w:space="0" w:color="DDDDDD"/>
               <w:left w:val="single" w:sz="6" w:space="0" w:color="DDDDDD"/>
@@ -6454,7 +4630,7 @@
         </w:tc>
         <w:tc>
           <w:tcPr>
-            <w:tcW w:w="0" w:type="auto"/>
+            <w:tcW w:w="3527" w:type="pct"/>
             <w:tcBorders>
               <w:top w:val="single" w:sz="6" w:space="0" w:color="DDDDDD"/>
               <w:left w:val="single" w:sz="6" w:space="0" w:color="DDDDDD"/>
@@ -6495,46 +4671,55 @@
       <w:tr>
         <w:tc>
           <w:tcPr>
-            <w:tcW w:w="0" w:type="auto"/>
-            <w:tcBorders>
-              <w:top w:val="single" w:sz="6" w:space="0" w:color="DDDDDD"/>
-              <w:left w:val="single" w:sz="6" w:space="0" w:color="DDDDDD"/>
-              <w:bottom w:val="single" w:sz="6" w:space="0" w:color="DDDDDD"/>
-              <w:right w:val="single" w:sz="6" w:space="0" w:color="DDDDDD"/>
-            </w:tcBorders>
-            <w:tcMar>
-              <w:top w:w="120" w:type="dxa"/>
-              <w:left w:w="120" w:type="dxa"/>
-              <w:bottom w:w="120" w:type="dxa"/>
-              <w:right w:w="120" w:type="dxa"/>
-            </w:tcMar>
-            <w:vAlign w:val="center"/>
-            <w:hideMark/>
-          </w:tcPr>
-          <w:p>
-            <w:pPr>
-              <w:spacing w:after="0" w:line="240" w:lineRule="auto"/>
-              <w:rPr>
-                <w:rFonts w:eastAsia="Times New Roman"/>
-                <w:sz w:val="24"/>
-                <w:szCs w:val="24"/>
-                <w:lang w:eastAsia="ro-RO"/>
-              </w:rPr>
-            </w:pPr>
-            <w:r>
-              <w:rPr>
-                <w:rFonts w:eastAsia="Times New Roman"/>
-                <w:sz w:val="24"/>
-                <w:szCs w:val="24"/>
-                <w:lang w:eastAsia="ro-RO"/>
-              </w:rPr>
-              <w:t>RF-36</w:t>
-            </w:r>
-          </w:p>
-        </w:tc>
-        <w:tc>
-          <w:tcPr>
-            <w:tcW w:w="0" w:type="auto"/>
+            <w:tcW w:w="435" w:type="pct"/>
+            <w:tcBorders>
+              <w:top w:val="single" w:sz="6" w:space="0" w:color="DDDDDD"/>
+              <w:left w:val="single" w:sz="6" w:space="0" w:color="DDDDDD"/>
+              <w:bottom w:val="single" w:sz="6" w:space="0" w:color="DDDDDD"/>
+              <w:right w:val="single" w:sz="6" w:space="0" w:color="DDDDDD"/>
+            </w:tcBorders>
+            <w:tcMar>
+              <w:top w:w="120" w:type="dxa"/>
+              <w:left w:w="120" w:type="dxa"/>
+              <w:bottom w:w="120" w:type="dxa"/>
+              <w:right w:w="120" w:type="dxa"/>
+            </w:tcMar>
+            <w:vAlign w:val="center"/>
+            <w:hideMark/>
+          </w:tcPr>
+          <w:p>
+            <w:pPr>
+              <w:spacing w:after="0" w:line="240" w:lineRule="auto"/>
+              <w:rPr>
+                <w:rFonts w:eastAsia="Times New Roman"/>
+                <w:sz w:val="24"/>
+                <w:szCs w:val="24"/>
+                <w:lang w:eastAsia="ro-RO"/>
+              </w:rPr>
+            </w:pPr>
+            <w:r>
+              <w:rPr>
+                <w:rFonts w:eastAsia="Times New Roman"/>
+                <w:sz w:val="24"/>
+                <w:szCs w:val="24"/>
+                <w:lang w:eastAsia="ro-RO"/>
+              </w:rPr>
+              <w:t>C</w:t>
+            </w:r>
+            <w:r>
+              <w:rPr>
+                <w:rFonts w:eastAsia="Times New Roman"/>
+                <w:sz w:val="24"/>
+                <w:szCs w:val="24"/>
+                <w:lang w:eastAsia="ro-RO"/>
+              </w:rPr>
+              <w:t>-36</w:t>
+            </w:r>
+          </w:p>
+        </w:tc>
+        <w:tc>
+          <w:tcPr>
+            <w:tcW w:w="1038" w:type="pct"/>
             <w:tcBorders>
               <w:top w:val="single" w:sz="6" w:space="0" w:color="DDDDDD"/>
               <w:left w:val="single" w:sz="6" w:space="0" w:color="DDDDDD"/>
@@ -6573,7 +4758,7 @@
         </w:tc>
         <w:tc>
           <w:tcPr>
-            <w:tcW w:w="0" w:type="auto"/>
+            <w:tcW w:w="3527" w:type="pct"/>
             <w:tcBorders>
               <w:top w:val="single" w:sz="6" w:space="0" w:color="DDDDDD"/>
               <w:left w:val="single" w:sz="6" w:space="0" w:color="DDDDDD"/>
@@ -6614,46 +4799,55 @@
       <w:tr>
         <w:tc>
           <w:tcPr>
-            <w:tcW w:w="0" w:type="auto"/>
-            <w:tcBorders>
-              <w:top w:val="single" w:sz="6" w:space="0" w:color="DDDDDD"/>
-              <w:left w:val="single" w:sz="6" w:space="0" w:color="DDDDDD"/>
-              <w:bottom w:val="single" w:sz="6" w:space="0" w:color="DDDDDD"/>
-              <w:right w:val="single" w:sz="6" w:space="0" w:color="DDDDDD"/>
-            </w:tcBorders>
-            <w:tcMar>
-              <w:top w:w="120" w:type="dxa"/>
-              <w:left w:w="120" w:type="dxa"/>
-              <w:bottom w:w="120" w:type="dxa"/>
-              <w:right w:w="120" w:type="dxa"/>
-            </w:tcMar>
-            <w:vAlign w:val="center"/>
-            <w:hideMark/>
-          </w:tcPr>
-          <w:p>
-            <w:pPr>
-              <w:spacing w:after="0" w:line="240" w:lineRule="auto"/>
-              <w:rPr>
-                <w:rFonts w:eastAsia="Times New Roman"/>
-                <w:sz w:val="24"/>
-                <w:szCs w:val="24"/>
-                <w:lang w:eastAsia="ro-RO"/>
-              </w:rPr>
-            </w:pPr>
-            <w:r>
-              <w:rPr>
-                <w:rFonts w:eastAsia="Times New Roman"/>
-                <w:sz w:val="24"/>
-                <w:szCs w:val="24"/>
-                <w:lang w:eastAsia="ro-RO"/>
-              </w:rPr>
-              <w:t>RF-37</w:t>
-            </w:r>
-          </w:p>
-        </w:tc>
-        <w:tc>
-          <w:tcPr>
-            <w:tcW w:w="0" w:type="auto"/>
+            <w:tcW w:w="435" w:type="pct"/>
+            <w:tcBorders>
+              <w:top w:val="single" w:sz="6" w:space="0" w:color="DDDDDD"/>
+              <w:left w:val="single" w:sz="6" w:space="0" w:color="DDDDDD"/>
+              <w:bottom w:val="single" w:sz="6" w:space="0" w:color="DDDDDD"/>
+              <w:right w:val="single" w:sz="6" w:space="0" w:color="DDDDDD"/>
+            </w:tcBorders>
+            <w:tcMar>
+              <w:top w:w="120" w:type="dxa"/>
+              <w:left w:w="120" w:type="dxa"/>
+              <w:bottom w:w="120" w:type="dxa"/>
+              <w:right w:w="120" w:type="dxa"/>
+            </w:tcMar>
+            <w:vAlign w:val="center"/>
+            <w:hideMark/>
+          </w:tcPr>
+          <w:p>
+            <w:pPr>
+              <w:spacing w:after="0" w:line="240" w:lineRule="auto"/>
+              <w:rPr>
+                <w:rFonts w:eastAsia="Times New Roman"/>
+                <w:sz w:val="24"/>
+                <w:szCs w:val="24"/>
+                <w:lang w:eastAsia="ro-RO"/>
+              </w:rPr>
+            </w:pPr>
+            <w:r>
+              <w:rPr>
+                <w:rFonts w:eastAsia="Times New Roman"/>
+                <w:sz w:val="24"/>
+                <w:szCs w:val="24"/>
+                <w:lang w:eastAsia="ro-RO"/>
+              </w:rPr>
+              <w:t>C</w:t>
+            </w:r>
+            <w:r>
+              <w:rPr>
+                <w:rFonts w:eastAsia="Times New Roman"/>
+                <w:sz w:val="24"/>
+                <w:szCs w:val="24"/>
+                <w:lang w:eastAsia="ro-RO"/>
+              </w:rPr>
+              <w:t>-37</w:t>
+            </w:r>
+          </w:p>
+        </w:tc>
+        <w:tc>
+          <w:tcPr>
+            <w:tcW w:w="1038" w:type="pct"/>
             <w:tcBorders>
               <w:top w:val="single" w:sz="6" w:space="0" w:color="DDDDDD"/>
               <w:left w:val="single" w:sz="6" w:space="0" w:color="DDDDDD"/>
@@ -6692,7 +4886,7 @@
         </w:tc>
         <w:tc>
           <w:tcPr>
-            <w:tcW w:w="0" w:type="auto"/>
+            <w:tcW w:w="3527" w:type="pct"/>
             <w:tcBorders>
               <w:top w:val="single" w:sz="6" w:space="0" w:color="DDDDDD"/>
               <w:left w:val="single" w:sz="6" w:space="0" w:color="DDDDDD"/>
@@ -6733,46 +4927,55 @@
       <w:tr>
         <w:tc>
           <w:tcPr>
-            <w:tcW w:w="0" w:type="auto"/>
-            <w:tcBorders>
-              <w:top w:val="single" w:sz="6" w:space="0" w:color="DDDDDD"/>
-              <w:left w:val="single" w:sz="6" w:space="0" w:color="DDDDDD"/>
-              <w:bottom w:val="single" w:sz="6" w:space="0" w:color="DDDDDD"/>
-              <w:right w:val="single" w:sz="6" w:space="0" w:color="DDDDDD"/>
-            </w:tcBorders>
-            <w:tcMar>
-              <w:top w:w="120" w:type="dxa"/>
-              <w:left w:w="120" w:type="dxa"/>
-              <w:bottom w:w="120" w:type="dxa"/>
-              <w:right w:w="120" w:type="dxa"/>
-            </w:tcMar>
-            <w:vAlign w:val="center"/>
-            <w:hideMark/>
-          </w:tcPr>
-          <w:p>
-            <w:pPr>
-              <w:spacing w:after="0" w:line="240" w:lineRule="auto"/>
-              <w:rPr>
-                <w:rFonts w:eastAsia="Times New Roman"/>
-                <w:sz w:val="24"/>
-                <w:szCs w:val="24"/>
-                <w:lang w:eastAsia="ro-RO"/>
-              </w:rPr>
-            </w:pPr>
-            <w:r>
-              <w:rPr>
-                <w:rFonts w:eastAsia="Times New Roman"/>
-                <w:sz w:val="24"/>
-                <w:szCs w:val="24"/>
-                <w:lang w:eastAsia="ro-RO"/>
-              </w:rPr>
-              <w:t>RF-38</w:t>
-            </w:r>
-          </w:p>
-        </w:tc>
-        <w:tc>
-          <w:tcPr>
-            <w:tcW w:w="0" w:type="auto"/>
+            <w:tcW w:w="435" w:type="pct"/>
+            <w:tcBorders>
+              <w:top w:val="single" w:sz="6" w:space="0" w:color="DDDDDD"/>
+              <w:left w:val="single" w:sz="6" w:space="0" w:color="DDDDDD"/>
+              <w:bottom w:val="single" w:sz="6" w:space="0" w:color="DDDDDD"/>
+              <w:right w:val="single" w:sz="6" w:space="0" w:color="DDDDDD"/>
+            </w:tcBorders>
+            <w:tcMar>
+              <w:top w:w="120" w:type="dxa"/>
+              <w:left w:w="120" w:type="dxa"/>
+              <w:bottom w:w="120" w:type="dxa"/>
+              <w:right w:w="120" w:type="dxa"/>
+            </w:tcMar>
+            <w:vAlign w:val="center"/>
+            <w:hideMark/>
+          </w:tcPr>
+          <w:p>
+            <w:pPr>
+              <w:spacing w:after="0" w:line="240" w:lineRule="auto"/>
+              <w:rPr>
+                <w:rFonts w:eastAsia="Times New Roman"/>
+                <w:sz w:val="24"/>
+                <w:szCs w:val="24"/>
+                <w:lang w:eastAsia="ro-RO"/>
+              </w:rPr>
+            </w:pPr>
+            <w:r>
+              <w:rPr>
+                <w:rFonts w:eastAsia="Times New Roman"/>
+                <w:sz w:val="24"/>
+                <w:szCs w:val="24"/>
+                <w:lang w:eastAsia="ro-RO"/>
+              </w:rPr>
+              <w:t>C</w:t>
+            </w:r>
+            <w:r>
+              <w:rPr>
+                <w:rFonts w:eastAsia="Times New Roman"/>
+                <w:sz w:val="24"/>
+                <w:szCs w:val="24"/>
+                <w:lang w:eastAsia="ro-RO"/>
+              </w:rPr>
+              <w:t>-38</w:t>
+            </w:r>
+          </w:p>
+        </w:tc>
+        <w:tc>
+          <w:tcPr>
+            <w:tcW w:w="1038" w:type="pct"/>
             <w:tcBorders>
               <w:top w:val="single" w:sz="6" w:space="0" w:color="DDDDDD"/>
               <w:left w:val="single" w:sz="6" w:space="0" w:color="DDDDDD"/>
@@ -6811,7 +5014,7 @@
         </w:tc>
         <w:tc>
           <w:tcPr>
-            <w:tcW w:w="0" w:type="auto"/>
+            <w:tcW w:w="3527" w:type="pct"/>
             <w:tcBorders>
               <w:top w:val="single" w:sz="6" w:space="0" w:color="DDDDDD"/>
               <w:left w:val="single" w:sz="6" w:space="0" w:color="DDDDDD"/>
@@ -6852,47 +5055,55 @@
       <w:tr>
         <w:tc>
           <w:tcPr>
-            <w:tcW w:w="0" w:type="auto"/>
-            <w:tcBorders>
-              <w:top w:val="single" w:sz="6" w:space="0" w:color="DDDDDD"/>
-              <w:left w:val="single" w:sz="6" w:space="0" w:color="DDDDDD"/>
-              <w:bottom w:val="single" w:sz="6" w:space="0" w:color="DDDDDD"/>
-              <w:right w:val="single" w:sz="6" w:space="0" w:color="DDDDDD"/>
-            </w:tcBorders>
-            <w:tcMar>
-              <w:top w:w="120" w:type="dxa"/>
-              <w:left w:w="120" w:type="dxa"/>
-              <w:bottom w:w="120" w:type="dxa"/>
-              <w:right w:w="120" w:type="dxa"/>
-            </w:tcMar>
-            <w:vAlign w:val="center"/>
-            <w:hideMark/>
-          </w:tcPr>
-          <w:p>
-            <w:pPr>
-              <w:spacing w:after="0" w:line="240" w:lineRule="auto"/>
-              <w:rPr>
-                <w:rFonts w:eastAsia="Times New Roman"/>
-                <w:sz w:val="24"/>
-                <w:szCs w:val="24"/>
-                <w:lang w:eastAsia="ro-RO"/>
-              </w:rPr>
-            </w:pPr>
-            <w:r>
-              <w:rPr>
-                <w:rFonts w:eastAsia="Times New Roman"/>
-                <w:sz w:val="24"/>
-                <w:szCs w:val="24"/>
-                <w:lang w:eastAsia="ro-RO"/>
-              </w:rPr>
-              <w:lastRenderedPageBreak/>
-              <w:t>RF-39</w:t>
-            </w:r>
-          </w:p>
-        </w:tc>
-        <w:tc>
-          <w:tcPr>
-            <w:tcW w:w="0" w:type="auto"/>
+            <w:tcW w:w="435" w:type="pct"/>
+            <w:tcBorders>
+              <w:top w:val="single" w:sz="6" w:space="0" w:color="DDDDDD"/>
+              <w:left w:val="single" w:sz="6" w:space="0" w:color="DDDDDD"/>
+              <w:bottom w:val="single" w:sz="6" w:space="0" w:color="DDDDDD"/>
+              <w:right w:val="single" w:sz="6" w:space="0" w:color="DDDDDD"/>
+            </w:tcBorders>
+            <w:tcMar>
+              <w:top w:w="120" w:type="dxa"/>
+              <w:left w:w="120" w:type="dxa"/>
+              <w:bottom w:w="120" w:type="dxa"/>
+              <w:right w:w="120" w:type="dxa"/>
+            </w:tcMar>
+            <w:vAlign w:val="center"/>
+            <w:hideMark/>
+          </w:tcPr>
+          <w:p>
+            <w:pPr>
+              <w:spacing w:after="0" w:line="240" w:lineRule="auto"/>
+              <w:rPr>
+                <w:rFonts w:eastAsia="Times New Roman"/>
+                <w:sz w:val="24"/>
+                <w:szCs w:val="24"/>
+                <w:lang w:eastAsia="ro-RO"/>
+              </w:rPr>
+            </w:pPr>
+            <w:r>
+              <w:rPr>
+                <w:rFonts w:eastAsia="Times New Roman"/>
+                <w:sz w:val="24"/>
+                <w:szCs w:val="24"/>
+                <w:lang w:eastAsia="ro-RO"/>
+              </w:rPr>
+              <w:t>C</w:t>
+            </w:r>
+            <w:r>
+              <w:rPr>
+                <w:rFonts w:eastAsia="Times New Roman"/>
+                <w:sz w:val="24"/>
+                <w:szCs w:val="24"/>
+                <w:lang w:eastAsia="ro-RO"/>
+              </w:rPr>
+              <w:t>-39</w:t>
+            </w:r>
+          </w:p>
+        </w:tc>
+        <w:tc>
+          <w:tcPr>
+            <w:tcW w:w="1038" w:type="pct"/>
             <w:tcBorders>
               <w:top w:val="single" w:sz="6" w:space="0" w:color="DDDDDD"/>
               <w:left w:val="single" w:sz="6" w:space="0" w:color="DDDDDD"/>
@@ -6931,7 +5142,7 @@
         </w:tc>
         <w:tc>
           <w:tcPr>
-            <w:tcW w:w="0" w:type="auto"/>
+            <w:tcW w:w="3527" w:type="pct"/>
             <w:tcBorders>
               <w:top w:val="single" w:sz="6" w:space="0" w:color="DDDDDD"/>
               <w:left w:val="single" w:sz="6" w:space="0" w:color="DDDDDD"/>
@@ -6977,30 +5188,8 @@
           <w:szCs w:val="24"/>
         </w:rPr>
       </w:pPr>
-    </w:p>
-    <w:p>
-      <w:pPr>
-        <w:rPr>
-          <w:sz w:val="24"/>
-          <w:szCs w:val="24"/>
-        </w:rPr>
-      </w:pPr>
-    </w:p>
-    <w:p>
-      <w:pPr>
-        <w:rPr>
-          <w:sz w:val="24"/>
-          <w:szCs w:val="24"/>
-        </w:rPr>
-      </w:pPr>
-    </w:p>
-    <w:p>
-      <w:pPr>
-        <w:rPr>
-          <w:sz w:val="24"/>
-          <w:szCs w:val="24"/>
-        </w:rPr>
-      </w:pPr>
+      <w:bookmarkStart w:id="0" w:name="_GoBack"/>
+      <w:bookmarkEnd w:id="0"/>
     </w:p>
     <w:sectPr>
       <w:pgSz w:w="11906" w:h="16838"/>

--- a/docs/cerinte/Formulare_Cerinte_Nerea.docx
+++ b/docs/cerinte/Formulare_Cerinte_Nerea.docx
@@ -137,7 +137,7 @@
                 <w:szCs w:val="24"/>
                 <w:lang w:eastAsia="ro-RO"/>
               </w:rPr>
-              <w:t>Modul</w:t>
+              <w:t>Cerinta</w:t>
             </w:r>
           </w:p>
         </w:tc>
@@ -181,7 +181,7 @@
                 <w:szCs w:val="24"/>
                 <w:lang w:eastAsia="ro-RO"/>
               </w:rPr>
-              <w:t>Cerință</w:t>
+              <w:t>Descriere</w:t>
             </w:r>
           </w:p>
         </w:tc>
@@ -304,12 +304,10 @@
             </w:pPr>
             <w:r>
               <w:rPr>
-                <w:rFonts w:eastAsia="Times New Roman"/>
-                <w:sz w:val="24"/>
-                <w:szCs w:val="24"/>
-                <w:lang w:eastAsia="ro-RO"/>
-              </w:rPr>
-              <w:t>Autentificarea utilizatorilor și acordarea drepturilor de consultare sau modificare în funcție de rol: operator de producție, personal de mentenanță, personal de logistică și administrator — șeful mentenanței.</w:t>
+                <w:sz w:val="24"/>
+                <w:szCs w:val="24"/>
+              </w:rPr>
+              <w:t>Autentificarea prin conturi asociate adreselor de e-mail și acordarea drepturilor de consultare sau modificare în funcție de rolul atribuit: operator de producție, personal de mentenanță, personal de logistică, personal de inventar sau administrator.</w:t>
             </w:r>
           </w:p>
         </w:tc>
@@ -2225,12 +2223,10 @@
             </w:pPr>
             <w:r>
               <w:rPr>
-                <w:rFonts w:eastAsia="Times New Roman"/>
-                <w:sz w:val="24"/>
-                <w:szCs w:val="24"/>
-                <w:lang w:eastAsia="ro-RO"/>
-              </w:rPr>
-              <w:t>Înregistrarea și consultarea echipamentelor, cu identificator, denumire sau tip, hală și stație..</w:t>
+                <w:sz w:val="24"/>
+                <w:szCs w:val="24"/>
+              </w:rPr>
+              <w:t>Înregistrarea și consultarea echipamentelor, cu identificator, denumire sau tip, hală și stație.</w:t>
             </w:r>
           </w:p>
         </w:tc>
@@ -2609,12 +2605,10 @@
             </w:pPr>
             <w:r>
               <w:rPr>
-                <w:rFonts w:eastAsia="Times New Roman"/>
-                <w:sz w:val="24"/>
-                <w:szCs w:val="24"/>
-                <w:lang w:eastAsia="ro-RO"/>
-              </w:rPr>
-              <w:t>Consultarea sesizării, a stadiului intervenției și a echipamentului de pe hartă.</w:t>
+                <w:sz w:val="24"/>
+                <w:szCs w:val="24"/>
+              </w:rPr>
+              <w:t>Consultarea informațiilor despre echipament, a sesizării, a stadiului intervenției și a responsabilului curent prin selectarea echipamentului de pe hartă.</w:t>
             </w:r>
           </w:p>
         </w:tc>
@@ -3505,12 +3499,18 @@
             </w:pPr>
             <w:r>
               <w:rPr>
-                <w:rFonts w:eastAsia="Times New Roman"/>
-                <w:sz w:val="24"/>
-                <w:szCs w:val="24"/>
-                <w:lang w:eastAsia="ro-RO"/>
-              </w:rPr>
-              <w:t>Participarea mai multor mecanici la aceeași intervenție și predarea responsabilității către un coleg, cu păstrarea istoricului participanților și al schimbărilor de responsabil.</w:t>
+                <w:sz w:val="24"/>
+                <w:szCs w:val="24"/>
+              </w:rPr>
+              <w:t xml:space="preserve">Gestionarea intervenției de către un singur responsabil curent, cu posibilitatea participării altor mecanici atunci când este necesar și a </w:t>
+            </w:r>
+            <w:r>
+              <w:rPr>
+                <w:sz w:val="24"/>
+                <w:szCs w:val="24"/>
+              </w:rPr>
+              <w:lastRenderedPageBreak/>
+              <w:t>predării responsabilității către un coleg. Participanții și schimbările de responsabil vor fi păstrate în istoric.</w:t>
             </w:r>
           </w:p>
         </w:tc>
@@ -3762,12 +3762,10 @@
             </w:pPr>
             <w:r>
               <w:rPr>
-                <w:rFonts w:eastAsia="Times New Roman"/>
-                <w:sz w:val="24"/>
-                <w:szCs w:val="24"/>
-                <w:lang w:eastAsia="ro-RO"/>
-              </w:rPr>
-              <w:t>Înregistrarea constatărilor, a lucrărilor efectuate, a pieselor înlocuite sau utilizate și a rezultatului intervenției de către personalul de mentenanță.</w:t>
+                <w:sz w:val="24"/>
+                <w:szCs w:val="24"/>
+              </w:rPr>
+              <w:t>Înregistrarea constatărilor, a lucrărilor efectuate, a pieselor înlocuite sau utilizate și a rezultatului intervenției de către personalul de mentenanță. Dacă intervenția nu poate continua din lipsa pieselor sau a personalului necesar, aceasta va putea fi marcată „în așteptare”, cu înregistrarea motivului și a momentului schimbării de stadiu. Istoricul schimbărilor de stadiu va fi păstrat.</w:t>
             </w:r>
           </w:p>
         </w:tc>
@@ -4441,6 +4439,7 @@
                 <w:lang w:eastAsia="ro-RO"/>
               </w:rPr>
             </w:pPr>
+            <w:bookmarkStart w:id="0" w:name="_GoBack" w:colFirst="3" w:colLast="3"/>
             <w:r>
               <w:rPr>
                 <w:rFonts w:eastAsia="Times New Roman"/>
@@ -4536,6 +4535,131 @@
                 <w:lang w:eastAsia="ro-RO"/>
               </w:rPr>
               <w:t>Asocierea comenzilor cu echipamentele sau stațiile de lucru și identificarea comenzii active pentru fiecare echipament.</w:t>
+            </w:r>
+          </w:p>
+        </w:tc>
+      </w:tr>
+      <w:bookmarkEnd w:id="0"/>
+      <w:tr>
+        <w:tc>
+          <w:tcPr>
+            <w:tcW w:w="435" w:type="pct"/>
+            <w:tcBorders>
+              <w:top w:val="single" w:sz="6" w:space="0" w:color="DDDDDD"/>
+              <w:left w:val="single" w:sz="6" w:space="0" w:color="DDDDDD"/>
+              <w:bottom w:val="single" w:sz="6" w:space="0" w:color="DDDDDD"/>
+              <w:right w:val="single" w:sz="6" w:space="0" w:color="DDDDDD"/>
+            </w:tcBorders>
+            <w:tcMar>
+              <w:top w:w="120" w:type="dxa"/>
+              <w:left w:w="120" w:type="dxa"/>
+              <w:bottom w:w="120" w:type="dxa"/>
+              <w:right w:w="120" w:type="dxa"/>
+            </w:tcMar>
+            <w:vAlign w:val="center"/>
+            <w:hideMark/>
+          </w:tcPr>
+          <w:p>
+            <w:pPr>
+              <w:spacing w:after="0" w:line="240" w:lineRule="auto"/>
+              <w:rPr>
+                <w:rFonts w:eastAsia="Times New Roman"/>
+                <w:sz w:val="24"/>
+                <w:szCs w:val="24"/>
+                <w:lang w:eastAsia="ro-RO"/>
+              </w:rPr>
+            </w:pPr>
+            <w:r>
+              <w:rPr>
+                <w:rFonts w:eastAsia="Times New Roman"/>
+                <w:sz w:val="24"/>
+                <w:szCs w:val="24"/>
+                <w:lang w:eastAsia="ro-RO"/>
+              </w:rPr>
+              <w:t>C</w:t>
+            </w:r>
+            <w:r>
+              <w:rPr>
+                <w:rFonts w:eastAsia="Times New Roman"/>
+                <w:sz w:val="24"/>
+                <w:szCs w:val="24"/>
+                <w:lang w:eastAsia="ro-RO"/>
+              </w:rPr>
+              <w:t>-35</w:t>
+            </w:r>
+          </w:p>
+        </w:tc>
+        <w:tc>
+          <w:tcPr>
+            <w:tcW w:w="1038" w:type="pct"/>
+            <w:tcBorders>
+              <w:top w:val="single" w:sz="6" w:space="0" w:color="DDDDDD"/>
+              <w:left w:val="single" w:sz="6" w:space="0" w:color="DDDDDD"/>
+              <w:bottom w:val="single" w:sz="6" w:space="0" w:color="DDDDDD"/>
+              <w:right w:val="single" w:sz="6" w:space="0" w:color="DDDDDD"/>
+            </w:tcBorders>
+            <w:tcMar>
+              <w:top w:w="120" w:type="dxa"/>
+              <w:left w:w="120" w:type="dxa"/>
+              <w:bottom w:w="120" w:type="dxa"/>
+              <w:right w:w="120" w:type="dxa"/>
+            </w:tcMar>
+            <w:vAlign w:val="center"/>
+            <w:hideMark/>
+          </w:tcPr>
+          <w:p>
+            <w:pPr>
+              <w:spacing w:after="0" w:line="240" w:lineRule="auto"/>
+              <w:rPr>
+                <w:rFonts w:eastAsia="Times New Roman"/>
+                <w:sz w:val="24"/>
+                <w:szCs w:val="24"/>
+                <w:lang w:eastAsia="ro-RO"/>
+              </w:rPr>
+            </w:pPr>
+            <w:r>
+              <w:rPr>
+                <w:sz w:val="24"/>
+                <w:szCs w:val="24"/>
+              </w:rPr>
+              <w:t>Identificarea echipamentului și consultarea comenzii</w:t>
+            </w:r>
+          </w:p>
+        </w:tc>
+        <w:tc>
+          <w:tcPr>
+            <w:tcW w:w="3527" w:type="pct"/>
+            <w:tcBorders>
+              <w:top w:val="single" w:sz="6" w:space="0" w:color="DDDDDD"/>
+              <w:left w:val="single" w:sz="6" w:space="0" w:color="DDDDDD"/>
+              <w:bottom w:val="single" w:sz="6" w:space="0" w:color="DDDDDD"/>
+              <w:right w:val="single" w:sz="6" w:space="0" w:color="DDDDDD"/>
+            </w:tcBorders>
+            <w:tcMar>
+              <w:top w:w="120" w:type="dxa"/>
+              <w:left w:w="120" w:type="dxa"/>
+              <w:bottom w:w="120" w:type="dxa"/>
+              <w:right w:w="120" w:type="dxa"/>
+            </w:tcMar>
+            <w:vAlign w:val="center"/>
+            <w:hideMark/>
+          </w:tcPr>
+          <w:p>
+            <w:pPr>
+              <w:spacing w:after="0" w:line="240" w:lineRule="auto"/>
+              <w:rPr>
+                <w:rFonts w:eastAsia="Times New Roman"/>
+                <w:sz w:val="24"/>
+                <w:szCs w:val="24"/>
+                <w:lang w:eastAsia="ro-RO"/>
+              </w:rPr>
+            </w:pPr>
+            <w:r>
+              <w:rPr>
+                <w:sz w:val="24"/>
+                <w:szCs w:val="24"/>
+              </w:rPr>
+              <w:t>Identificarea echipamentului prin scanarea codului asociat acestuia cu un cititor de coduri și afișarea parametrilor comenzii active, inclusiv numărul comenzii, produsul sau reperul, cantitatea planificată, materialul, culoarea necesară și lotul.</w:t>
             </w:r>
           </w:p>
         </w:tc>
@@ -4585,7 +4709,7 @@
                 <w:szCs w:val="24"/>
                 <w:lang w:eastAsia="ro-RO"/>
               </w:rPr>
-              <w:t>-35</w:t>
+              <w:t>-36</w:t>
             </w:r>
           </w:p>
         </w:tc>
@@ -4619,12 +4743,10 @@
             </w:pPr>
             <w:r>
               <w:rPr>
-                <w:rFonts w:eastAsia="Times New Roman"/>
-                <w:sz w:val="24"/>
-                <w:szCs w:val="24"/>
-                <w:lang w:eastAsia="ro-RO"/>
-              </w:rPr>
-              <w:t>Consultarea comenzii</w:t>
+                <w:sz w:val="24"/>
+                <w:szCs w:val="24"/>
+              </w:rPr>
+              <w:t>Confirmarea pregătirii și începerii producției</w:t>
             </w:r>
           </w:p>
         </w:tc>
@@ -4658,12 +4780,10 @@
             </w:pPr>
             <w:r>
               <w:rPr>
-                <w:rFonts w:eastAsia="Times New Roman"/>
-                <w:sz w:val="24"/>
-                <w:szCs w:val="24"/>
-                <w:lang w:eastAsia="ro-RO"/>
-              </w:rPr>
-              <w:t>Afișarea pentru operator a parametrilor comenzii asociate echipamentului, inclusiv numărul comenzii, produsul sau reperul, cantitatea planificată, materialul și culoarea necesară.</w:t>
+                <w:sz w:val="24"/>
+                <w:szCs w:val="24"/>
+              </w:rPr>
+              <w:t>Înregistrarea confirmării operatorului că echipamentul a fost golit și curățat, că a fost introdus materialul de culoarea corespunzătoare și că nu au rămas în interior materiale de altă culoare. Confirmarea va reprezenta și declararea începerii comenzii, cu păstrarea operatorului, echipamentului, comenzii, lotului, datei și orei.</w:t>
             </w:r>
           </w:p>
         </w:tc>
@@ -4713,7 +4833,7 @@
                 <w:szCs w:val="24"/>
                 <w:lang w:eastAsia="ro-RO"/>
               </w:rPr>
-              <w:t>-36</w:t>
+              <w:t>-37</w:t>
             </w:r>
           </w:p>
         </w:tc>
@@ -4752,7 +4872,7 @@
                 <w:szCs w:val="24"/>
                 <w:lang w:eastAsia="ro-RO"/>
               </w:rPr>
-              <w:t>Confirmarea pregătirii</w:t>
+              <w:t>Alerte de stoc</w:t>
             </w:r>
           </w:p>
         </w:tc>
@@ -4786,12 +4906,10 @@
             </w:pPr>
             <w:r>
               <w:rPr>
-                <w:rFonts w:eastAsia="Times New Roman"/>
-                <w:sz w:val="24"/>
-                <w:szCs w:val="24"/>
-                <w:lang w:eastAsia="ro-RO"/>
-              </w:rPr>
-              <w:t>Înregistrarea confirmării operatorului privind efectuarea verificărilor de pregătire pentru producție, cu păstrarea utilizatorului, echipamentului, comenzii și datei și orei confirmării. Lista exactă a verificărilor urmează să fie stabilită.</w:t>
+                <w:sz w:val="24"/>
+                <w:szCs w:val="24"/>
+              </w:rPr>
+              <w:t>Stabilirea unui prag minim pentru fiecare articol și semnalarea articolelor pentru care cantitatea utilizabilă disponibilă este egală cu pragul configurat sau mai mică decât acesta.</w:t>
             </w:r>
           </w:p>
         </w:tc>
@@ -4832,134 +4950,7 @@
                 <w:szCs w:val="24"/>
                 <w:lang w:eastAsia="ro-RO"/>
               </w:rPr>
-              <w:t>C</w:t>
-            </w:r>
-            <w:r>
-              <w:rPr>
-                <w:rFonts w:eastAsia="Times New Roman"/>
-                <w:sz w:val="24"/>
-                <w:szCs w:val="24"/>
-                <w:lang w:eastAsia="ro-RO"/>
-              </w:rPr>
-              <w:t>-37</w:t>
-            </w:r>
-          </w:p>
-        </w:tc>
-        <w:tc>
-          <w:tcPr>
-            <w:tcW w:w="1038" w:type="pct"/>
-            <w:tcBorders>
-              <w:top w:val="single" w:sz="6" w:space="0" w:color="DDDDDD"/>
-              <w:left w:val="single" w:sz="6" w:space="0" w:color="DDDDDD"/>
-              <w:bottom w:val="single" w:sz="6" w:space="0" w:color="DDDDDD"/>
-              <w:right w:val="single" w:sz="6" w:space="0" w:color="DDDDDD"/>
-            </w:tcBorders>
-            <w:tcMar>
-              <w:top w:w="120" w:type="dxa"/>
-              <w:left w:w="120" w:type="dxa"/>
-              <w:bottom w:w="120" w:type="dxa"/>
-              <w:right w:w="120" w:type="dxa"/>
-            </w:tcMar>
-            <w:vAlign w:val="center"/>
-            <w:hideMark/>
-          </w:tcPr>
-          <w:p>
-            <w:pPr>
-              <w:spacing w:after="0" w:line="240" w:lineRule="auto"/>
-              <w:rPr>
-                <w:rFonts w:eastAsia="Times New Roman"/>
-                <w:sz w:val="24"/>
-                <w:szCs w:val="24"/>
-                <w:lang w:eastAsia="ro-RO"/>
-              </w:rPr>
-            </w:pPr>
-            <w:r>
-              <w:rPr>
-                <w:rFonts w:eastAsia="Times New Roman"/>
-                <w:sz w:val="24"/>
-                <w:szCs w:val="24"/>
-                <w:lang w:eastAsia="ro-RO"/>
-              </w:rPr>
-              <w:t>Alerte de stoc</w:t>
-            </w:r>
-          </w:p>
-        </w:tc>
-        <w:tc>
-          <w:tcPr>
-            <w:tcW w:w="3527" w:type="pct"/>
-            <w:tcBorders>
-              <w:top w:val="single" w:sz="6" w:space="0" w:color="DDDDDD"/>
-              <w:left w:val="single" w:sz="6" w:space="0" w:color="DDDDDD"/>
-              <w:bottom w:val="single" w:sz="6" w:space="0" w:color="DDDDDD"/>
-              <w:right w:val="single" w:sz="6" w:space="0" w:color="DDDDDD"/>
-            </w:tcBorders>
-            <w:tcMar>
-              <w:top w:w="120" w:type="dxa"/>
-              <w:left w:w="120" w:type="dxa"/>
-              <w:bottom w:w="120" w:type="dxa"/>
-              <w:right w:w="120" w:type="dxa"/>
-            </w:tcMar>
-            <w:vAlign w:val="center"/>
-            <w:hideMark/>
-          </w:tcPr>
-          <w:p>
-            <w:pPr>
-              <w:spacing w:after="0" w:line="240" w:lineRule="auto"/>
-              <w:rPr>
-                <w:rFonts w:eastAsia="Times New Roman"/>
-                <w:sz w:val="24"/>
-                <w:szCs w:val="24"/>
-                <w:lang w:eastAsia="ro-RO"/>
-              </w:rPr>
-            </w:pPr>
-            <w:r>
-              <w:rPr>
-                <w:rFonts w:eastAsia="Times New Roman"/>
-                <w:sz w:val="24"/>
-                <w:szCs w:val="24"/>
-                <w:lang w:eastAsia="ro-RO"/>
-              </w:rPr>
-              <w:t>Stabilirea unui prag minim pentru fiecare articol și semnalarea pieselor ajunse la acest prag sau sub el.</w:t>
-            </w:r>
-          </w:p>
-        </w:tc>
-      </w:tr>
-      <w:tr>
-        <w:tc>
-          <w:tcPr>
-            <w:tcW w:w="435" w:type="pct"/>
-            <w:tcBorders>
-              <w:top w:val="single" w:sz="6" w:space="0" w:color="DDDDDD"/>
-              <w:left w:val="single" w:sz="6" w:space="0" w:color="DDDDDD"/>
-              <w:bottom w:val="single" w:sz="6" w:space="0" w:color="DDDDDD"/>
-              <w:right w:val="single" w:sz="6" w:space="0" w:color="DDDDDD"/>
-            </w:tcBorders>
-            <w:tcMar>
-              <w:top w:w="120" w:type="dxa"/>
-              <w:left w:w="120" w:type="dxa"/>
-              <w:bottom w:w="120" w:type="dxa"/>
-              <w:right w:w="120" w:type="dxa"/>
-            </w:tcMar>
-            <w:vAlign w:val="center"/>
-            <w:hideMark/>
-          </w:tcPr>
-          <w:p>
-            <w:pPr>
-              <w:spacing w:after="0" w:line="240" w:lineRule="auto"/>
-              <w:rPr>
-                <w:rFonts w:eastAsia="Times New Roman"/>
-                <w:sz w:val="24"/>
-                <w:szCs w:val="24"/>
-                <w:lang w:eastAsia="ro-RO"/>
-              </w:rPr>
-            </w:pPr>
-            <w:r>
-              <w:rPr>
-                <w:rFonts w:eastAsia="Times New Roman"/>
-                <w:sz w:val="24"/>
-                <w:szCs w:val="24"/>
-                <w:lang w:eastAsia="ro-RO"/>
-              </w:rPr>
+              <w:lastRenderedPageBreak/>
               <w:t>C</w:t>
             </w:r>
             <w:r>
@@ -5188,8 +5179,6 @@
           <w:szCs w:val="24"/>
         </w:rPr>
       </w:pPr>
-      <w:bookmarkStart w:id="0" w:name="_GoBack"/>
-      <w:bookmarkEnd w:id="0"/>
     </w:p>
     <w:sectPr>
       <w:pgSz w:w="11906" w:h="16838"/>
